--- a/swh/docx/009.content.docx
+++ b/swh/docx/009.content.docx
@@ -8438,13 +8438,1019 @@
         <w:rPr>
           <w:lang w:val="sw_KE" w:bidi="sw_KE"/>
         </w:rPr>
+        <w:t xml:space="preserve">, Maisha, </w:t>
+      </w:r>
+      <w:r>
+        <w:rPr>
+          <w:lang w:val="sw_KE" w:bidi="sw_KE"/>
+        </w:rPr>
+        <w:t>Shetani</w:t>
+      </w:r>
+      <w:r>
+        <w:rPr>
+          <w:lang w:val="sw_KE" w:bidi="sw_KE"/>
+        </w:rPr>
+        <w:t>)</w:t>
+      </w:r>
+    </w:p>
+    <w:p>
+      <w:pPr>
+        <w:pStyle w:val="Heading3"/>
+      </w:pPr>
+      <w:r>
+        <w:rPr>
+          <w:lang w:val="sw_KE" w:bidi="sw_KE"/>
+        </w:rPr>
+        <w:t>Marejeleo ya Biblia:</w:t>
+      </w:r>
+    </w:p>
+    <w:p>
+      <w:pPr>
+        <w:pStyle w:val="ListBullet"/>
+        <w:spacing w:line="240" w:lineRule="auto"/>
+        <w:ind w:left="720"/>
+      </w:pPr>
+      <w:r>
+        <w:rPr>
+          <w:lang w:val="sw_KE" w:bidi="sw_KE"/>
+        </w:rPr>
+      </w:r>
+      <w:r>
+        <w:rPr>
+          <w:lang w:val="sw_KE" w:bidi="sw_KE"/>
+        </w:rPr>
+        <w:t>1 Timotheo 2:13</w:t>
+      </w:r>
+    </w:p>
+    <w:p>
+      <w:pPr>
+        <w:pStyle w:val="ListBullet"/>
+        <w:spacing w:line="240" w:lineRule="auto"/>
+        <w:ind w:left="720"/>
+      </w:pPr>
+      <w:r>
+        <w:rPr>
+          <w:lang w:val="sw_KE" w:bidi="sw_KE"/>
+        </w:rPr>
+      </w:r>
+      <w:r>
+        <w:rPr>
+          <w:lang w:val="sw_KE" w:bidi="sw_KE"/>
+        </w:rPr>
+        <w:t>2 Wakorintho 11:3</w:t>
+      </w:r>
+    </w:p>
+    <w:p>
+      <w:pPr>
+        <w:pStyle w:val="ListBullet"/>
+        <w:spacing w:line="240" w:lineRule="auto"/>
+        <w:ind w:left="720"/>
+      </w:pPr>
+      <w:r>
+        <w:rPr>
+          <w:lang w:val="sw_KE" w:bidi="sw_KE"/>
+        </w:rPr>
+      </w:r>
+      <w:r>
+        <w:rPr>
+          <w:lang w:val="sw_KE" w:bidi="sw_KE"/>
+        </w:rPr>
+        <w:t>Mwanzo 3:20</w:t>
+      </w:r>
+    </w:p>
+    <w:p>
+      <w:pPr>
+        <w:pStyle w:val="ListBullet"/>
+        <w:spacing w:line="240" w:lineRule="auto"/>
+        <w:ind w:left="720"/>
+      </w:pPr>
+      <w:r>
+        <w:rPr>
+          <w:lang w:val="sw_KE" w:bidi="sw_KE"/>
+        </w:rPr>
+      </w:r>
+      <w:r>
+        <w:rPr>
+          <w:lang w:val="sw_KE" w:bidi="sw_KE"/>
+        </w:rPr>
+        <w:t>Mwanzo 4:2</w:t>
+      </w:r>
+    </w:p>
+    <w:p>
+      <w:pPr>
+        <w:pStyle w:val="Heading3"/>
+      </w:pPr>
+      <w:r>
+        <w:rPr>
+          <w:lang w:val="sw_KE" w:bidi="sw_KE"/>
+        </w:rPr>
+        <w:t>Mifano kutoka katika hadithi za Biblia:</w:t>
+      </w:r>
+    </w:p>
+    <w:p>
+      <w:pPr>
+        <w:pStyle w:val="ListBullet"/>
+        <w:spacing w:line="240" w:lineRule="auto"/>
+        <w:ind w:left="720"/>
+      </w:pPr>
+      <w:r>
+        <w:rPr>
+          <w:lang w:val="sw_KE" w:bidi="sw_KE"/>
+        </w:rPr>
+      </w:r>
+      <w:r>
+        <w:rPr>
+          <w:b/>
+          <w:lang w:val="sw_KE" w:bidi="sw_KE"/>
+        </w:rPr>
+        <w:t>1:13</w:t>
+      </w:r>
+      <w:r>
+        <w:rPr>
+          <w:lang w:val="sw_KE" w:bidi="sw_KE"/>
+        </w:rPr>
+        <w:t xml:space="preserve"> Kisha Mungu akachukua ubavu mmoja wa Adamu, akamfanya kuwa mwanamke, na kumleta kwake.</w:t>
+      </w:r>
+    </w:p>
+    <w:p>
+      <w:pPr>
+        <w:pStyle w:val="ListBullet"/>
+        <w:spacing w:line="240" w:lineRule="auto"/>
+        <w:ind w:left="720"/>
+      </w:pPr>
+      <w:r>
+        <w:rPr>
+          <w:lang w:val="sw_KE" w:bidi="sw_KE"/>
+        </w:rPr>
+      </w:r>
+      <w:r>
+        <w:rPr>
+          <w:b/>
+          <w:lang w:val="sw_KE" w:bidi="sw_KE"/>
+        </w:rPr>
+        <w:t>2:2</w:t>
+      </w:r>
+      <w:r>
+        <w:rPr>
+          <w:lang w:val="sw_KE" w:bidi="sw_KE"/>
+        </w:rPr>
+        <w:t xml:space="preserve"> Lakini kulikuwa na nyoka mjanja katika bustani. Akamuuliza mwanamke, “Je, Mungu alisema kweli kwamba msile matunda kutoka kwenye miti yoyote katika bustani?”</w:t>
+      </w:r>
+    </w:p>
+    <w:p>
+      <w:pPr>
+        <w:pStyle w:val="ListBullet"/>
+        <w:spacing w:line="240" w:lineRule="auto"/>
+        <w:ind w:left="720"/>
+      </w:pPr>
+      <w:r>
+        <w:rPr>
+          <w:lang w:val="sw_KE" w:bidi="sw_KE"/>
+        </w:rPr>
+      </w:r>
+      <w:r>
+        <w:rPr>
+          <w:b/>
+          <w:lang w:val="sw_KE" w:bidi="sw_KE"/>
+        </w:rPr>
+        <w:t>2:11</w:t>
+      </w:r>
+      <w:r>
+        <w:rPr>
+          <w:lang w:val="sw_KE" w:bidi="sw_KE"/>
+        </w:rPr>
+        <w:t xml:space="preserve"> Adamu alimwita mke wake </w:t>
+      </w:r>
+      <w:r>
+        <w:rPr>
+          <w:b/>
+          <w:lang w:val="sw_KE" w:bidi="sw_KE"/>
+        </w:rPr>
+        <w:t>Hawa</w:t>
+      </w:r>
+      <w:r>
+        <w:rPr>
+          <w:lang w:val="sw_KE" w:bidi="sw_KE"/>
+        </w:rPr>
+        <w:t>, jina linalomaanisha "mtoaji wa uhai," kwa sababu angekuwa mama wa wanadamu wote.</w:t>
+      </w:r>
+    </w:p>
+    <w:p>
+      <w:pPr>
+        <w:pStyle w:val="ListBullet"/>
+        <w:spacing w:line="240" w:lineRule="auto"/>
+        <w:ind w:left="720"/>
+      </w:pPr>
+      <w:r>
+        <w:rPr>
+          <w:lang w:val="sw_KE" w:bidi="sw_KE"/>
+        </w:rPr>
+      </w:r>
+      <w:r>
+        <w:rPr>
+          <w:b/>
+          <w:lang w:val="sw_KE" w:bidi="sw_KE"/>
+        </w:rPr>
+        <w:t>21:1</w:t>
+      </w:r>
+      <w:r>
+        <w:rPr>
+          <w:lang w:val="sw_KE" w:bidi="sw_KE"/>
+        </w:rPr>
+        <w:t xml:space="preserve"> Mungu aliahidi kwamba mzao wa </w:t>
+      </w:r>
+      <w:r>
+        <w:rPr>
+          <w:b/>
+          <w:lang w:val="sw_KE" w:bidi="sw_KE"/>
+        </w:rPr>
+        <w:t>Hawa</w:t>
+      </w:r>
+      <w:r>
+        <w:rPr>
+          <w:lang w:val="sw_KE" w:bidi="sw_KE"/>
+        </w:rPr>
+        <w:t xml:space="preserve"> angezaliwa na ataponda kichwa cha nyoka.</w:t>
+      </w:r>
+    </w:p>
+    <w:p>
+      <w:pPr>
+        <w:pStyle w:val="ListBullet"/>
+        <w:spacing w:line="240" w:lineRule="auto"/>
+        <w:ind w:left="720"/>
+      </w:pPr>
+      <w:r>
+        <w:rPr>
+          <w:lang w:val="sw_KE" w:bidi="sw_KE"/>
+        </w:rPr>
+      </w:r>
+      <w:r>
+        <w:rPr>
+          <w:b/>
+          <w:lang w:val="sw_KE" w:bidi="sw_KE"/>
+        </w:rPr>
+        <w:t>48:2</w:t>
+      </w:r>
+      <w:r>
+        <w:rPr>
+          <w:lang w:val="sw_KE" w:bidi="sw_KE"/>
+        </w:rPr>
+        <w:t xml:space="preserve"> Shetani alitumia nyoka katika bustani kumdanganya </w:t>
+      </w:r>
+      <w:r>
+        <w:rPr>
+          <w:b/>
+          <w:lang w:val="sw_KE" w:bidi="sw_KE"/>
+        </w:rPr>
+        <w:t>Hawa</w:t>
+      </w:r>
+      <w:r>
+        <w:rPr>
+          <w:lang w:val="sw_KE" w:bidi="sw_KE"/>
+        </w:rPr>
+        <w:t>.</w:t>
+      </w:r>
+    </w:p>
+    <w:p>
+      <w:pPr>
+        <w:pStyle w:val="ListBullet"/>
+        <w:spacing w:line="240" w:lineRule="auto"/>
+        <w:ind w:left="720"/>
+      </w:pPr>
+      <w:r>
+        <w:rPr>
+          <w:lang w:val="sw_KE" w:bidi="sw_KE"/>
+        </w:rPr>
+      </w:r>
+      <w:r>
+        <w:rPr>
+          <w:b/>
+          <w:lang w:val="sw_KE" w:bidi="sw_KE"/>
+        </w:rPr>
+        <w:t>49:8</w:t>
+      </w:r>
+      <w:r>
+        <w:rPr>
+          <w:lang w:val="sw_KE" w:bidi="sw_KE"/>
+        </w:rPr>
+        <w:t xml:space="preserve"> Wakati Adamu na </w:t>
+      </w:r>
+      <w:r>
+        <w:rPr>
+          <w:b/>
+          <w:lang w:val="sw_KE" w:bidi="sw_KE"/>
+        </w:rPr>
+        <w:t>Hawa</w:t>
+      </w:r>
+      <w:r>
+        <w:rPr>
+          <w:lang w:val="sw_KE" w:bidi="sw_KE"/>
+        </w:rPr>
+        <w:t xml:space="preserve"> walipotenda dhambi, iliwathiri kizazi chao chote.</w:t>
+      </w:r>
+    </w:p>
+    <w:p>
+      <w:pPr>
+        <w:pStyle w:val="ListBullet"/>
+        <w:spacing w:line="240" w:lineRule="auto"/>
+        <w:ind w:left="720"/>
+      </w:pPr>
+      <w:r>
+        <w:rPr>
+          <w:lang w:val="sw_KE" w:bidi="sw_KE"/>
+        </w:rPr>
+      </w:r>
+      <w:r>
+        <w:rPr>
+          <w:b/>
+          <w:lang w:val="sw_KE" w:bidi="sw_KE"/>
+        </w:rPr>
+        <w:t>50:16</w:t>
+      </w:r>
+      <w:r>
+        <w:rPr>
+          <w:lang w:val="sw_KE" w:bidi="sw_KE"/>
+        </w:rPr>
+        <w:t xml:space="preserve"> Kwa sababu Adamu na </w:t>
+      </w:r>
+      <w:r>
+        <w:rPr>
+          <w:b/>
+          <w:lang w:val="sw_KE" w:bidi="sw_KE"/>
+        </w:rPr>
+        <w:t>Hawa</w:t>
+      </w:r>
+      <w:r>
+        <w:rPr>
+          <w:lang w:val="sw_KE" w:bidi="sw_KE"/>
+        </w:rPr>
+        <w:t xml:space="preserve"> hawakumtii Mungu na walileta dhambi ulimwenguni, Mungu aliulaani na akaamua kuuangamiza.</w:t>
+      </w:r>
+    </w:p>
+    <w:p>
+      <w:pPr>
+        <w:pStyle w:val="Heading3"/>
+      </w:pPr>
+      <w:r>
+        <w:rPr>
+          <w:lang w:val="sw_KE" w:bidi="sw_KE"/>
+        </w:rPr>
+        <w:t>Data ya Neno:</w:t>
+      </w:r>
+    </w:p>
+    <w:p>
+      <w:pPr>
+        <w:pStyle w:val="ListBullet"/>
+        <w:spacing w:line="240" w:lineRule="auto"/>
+        <w:ind w:left="720"/>
+      </w:pPr>
+      <w:r>
+        <w:rPr>
+          <w:lang w:val="sw_KE" w:bidi="sw_KE"/>
+        </w:rPr>
+      </w:r>
+      <w:r>
+        <w:rPr>
+          <w:lang w:val="sw_KE" w:bidi="sw_KE"/>
+        </w:rPr>
+        <w:t>Strong's: H2332, G20960</w:t>
+      </w:r>
+      <w:r>
+        <w:rPr>
+          <w:lang w:val="sw_KE" w:bidi="sw_KE"/>
+        </w:rPr>
+      </w:r>
+      <w:r>
+        <w:rPr>
+          <w:lang w:val="sw_KE" w:bidi="sw_KE"/>
+        </w:rPr>
+      </w:r>
+    </w:p>
+    <w:p>
+      <w:pPr/>
+      <w:r>
+        <w:rPr>
+          <w:lang w:val="sw_KE" w:bidi="sw_KE"/>
+        </w:rPr>
+      </w:r>
+    </w:p>
+    <w:p>
+      <w:pPr>
+        <w:pStyle w:val="Heading2"/>
+      </w:pPr>
+      <w:r>
+        <w:rPr>
+          <w:lang w:val="sw_KE" w:bidi="sw_KE"/>
+        </w:rPr>
+        <w:t>Hebroni</w:t>
+      </w:r>
+      <w:r>
+        <w:rPr>
+          <w:lang w:val="sw_KE" w:bidi="sw_KE"/>
+        </w:rPr>
+      </w:r>
+    </w:p>
+    <w:p>
+      <w:pPr>
+        <w:pStyle w:val="Heading3"/>
+      </w:pPr>
+      <w:r>
+        <w:rPr>
+          <w:lang w:val="sw_KE" w:bidi="sw_KE"/>
+        </w:rPr>
+        <w:t>Uhalisia:</w:t>
+      </w:r>
+    </w:p>
+    <w:p>
+      <w:pPr/>
+      <w:r>
+        <w:rPr>
+          <w:lang w:val="sw_KE" w:bidi="sw_KE"/>
+        </w:rPr>
+      </w:r>
+      <w:r>
+        <w:rPr>
+          <w:lang w:val="sw_KE" w:bidi="sw_KE"/>
+        </w:rPr>
+        <w:t>Hebroni ni mji ulioko katika vilima vya juu vya miamba, takriban maili 20 kusini mwa Yerusalemu.</w:t>
+      </w:r>
+    </w:p>
+    <w:p>
+      <w:pPr>
+        <w:pStyle w:val="ListBullet"/>
+        <w:spacing w:line="240" w:lineRule="auto"/>
+        <w:ind w:left="720"/>
+      </w:pPr>
+      <w:r>
+        <w:rPr>
+          <w:lang w:val="sw_KE" w:bidi="sw_KE"/>
+        </w:rPr>
+      </w:r>
+      <w:r>
+        <w:rPr>
+          <w:lang w:val="sw_KE" w:bidi="sw_KE"/>
+        </w:rPr>
+        <w:t>Mji huo ulijengwa karibu mwaka 2000 KK (Kabla ya Kristo) wakati wa Abramu. Ulitajwa mara nyingi katika simulizi za kihistoria zilizotolewa katika Agano la Kale.</w:t>
+      </w:r>
+    </w:p>
+    <w:p>
+      <w:pPr>
+        <w:pStyle w:val="ListBullet"/>
+        <w:spacing w:line="240" w:lineRule="auto"/>
+        <w:ind w:left="720"/>
+      </w:pPr>
+      <w:r>
+        <w:rPr>
+          <w:lang w:val="sw_KE" w:bidi="sw_KE"/>
+        </w:rPr>
+      </w:r>
+      <w:r>
+        <w:rPr>
+          <w:lang w:val="sw_KE" w:bidi="sw_KE"/>
+        </w:rPr>
+        <w:t>Hebroni ilikuwa na jukumu muhimu sana katika maisha ya Mfalme Daudi. Watoto wake kadhaa, akiwemo Absalomu, walizaliwa huko.</w:t>
+      </w:r>
+    </w:p>
+    <w:p>
+      <w:pPr>
+        <w:pStyle w:val="ListBullet"/>
+        <w:spacing w:line="240" w:lineRule="auto"/>
+        <w:ind w:left="720"/>
+      </w:pPr>
+      <w:r>
+        <w:rPr>
+          <w:lang w:val="sw_KE" w:bidi="sw_KE"/>
+        </w:rPr>
+      </w:r>
+      <w:r>
+        <w:rPr>
+          <w:lang w:val="sw_KE" w:bidi="sw_KE"/>
+        </w:rPr>
+        <w:t>Mji uliharibiwa karibu na mwaka wa 70 BK (Baada ya Kristo) na Waroma.</w:t>
+      </w:r>
+    </w:p>
+    <w:p>
+      <w:pPr>
+        <w:pStyle w:val="ListBullet"/>
+        <w:spacing w:line="240" w:lineRule="auto"/>
+        <w:ind w:left="720"/>
+      </w:pPr>
+      <w:r>
+        <w:rPr>
+          <w:lang w:val="sw_KE" w:bidi="sw_KE"/>
+        </w:rPr>
+      </w:r>
+      <w:r>
+        <w:rPr>
+          <w:lang w:val="sw_KE" w:bidi="sw_KE"/>
+        </w:rPr>
+        <w:t>Mji wa Hebroni hapo awali ulijulikana kama Kiriath Arba (tazama Yoshua 14:15 na Yoshua 15:54).</w:t>
+      </w:r>
+    </w:p>
+    <w:p>
+      <w:pPr>
+        <w:pStyle w:val="ListBullet"/>
+        <w:spacing w:line="240" w:lineRule="auto"/>
+        <w:ind w:left="720"/>
+      </w:pPr>
+      <w:r>
+        <w:rPr>
+          <w:lang w:val="sw_KE" w:bidi="sw_KE"/>
+        </w:rPr>
+      </w:r>
+      <w:r>
+        <w:rPr>
+          <w:lang w:val="sw_KE" w:bidi="sw_KE"/>
+        </w:rPr>
+        <w:t>Mji wa Hebroni, ambao hapo awali uliitwa Kiriath Arba, huenda ulianzishwa na Arba, Baba wa Anaki, na pengine ulipewa jina la awali Kiriath Arba kumheshimu Arba kwa sababu Yoshua 14:15 inarekodi kwamba Arba "alikuwa mtu mashuhuri miongoni mwa Waanaaki."</w:t>
+      </w:r>
+    </w:p>
+    <w:p>
+      <w:pPr>
+        <w:pStyle w:val="ListBullet"/>
+        <w:spacing w:line="240" w:lineRule="auto"/>
+        <w:ind w:left="720"/>
+      </w:pPr>
+      <w:r>
+        <w:rPr>
+          <w:lang w:val="sw_KE" w:bidi="sw_KE"/>
+        </w:rPr>
+      </w:r>
+      <w:r>
+        <w:rPr>
+          <w:lang w:val="sw_KE" w:bidi="sw_KE"/>
+        </w:rPr>
+        <w:t>Jina "Hebroni" ni tafsiri ya neno la Kiebrania kwa Kiingereza, Hebroni.</w:t>
+      </w:r>
+    </w:p>
+    <w:p>
+      <w:pPr/>
+      <w:r>
+        <w:rPr>
+          <w:lang w:val="sw_KE" w:bidi="sw_KE"/>
+        </w:rPr>
+      </w:r>
+      <w:r>
+        <w:rPr>
+          <w:lang w:val="sw_KE" w:bidi="sw_KE"/>
+        </w:rPr>
+        <w:t>(Mapendekezo ya Tafsiri: Jinsi ya Kutafsiri Majina)</w:t>
+      </w:r>
+    </w:p>
+    <w:p>
+      <w:pPr/>
+      <w:r>
+        <w:rPr>
+          <w:lang w:val="sw_KE" w:bidi="sw_KE"/>
+        </w:rPr>
+      </w:r>
+      <w:r>
+        <w:rPr>
+          <w:lang w:val="sw_KE" w:bidi="sw_KE"/>
+        </w:rPr>
+        <w:t xml:space="preserve">(Tazama pia: </w:t>
+      </w:r>
+      <w:r>
+        <w:rPr>
+          <w:lang w:val="sw_KE" w:bidi="sw_KE"/>
+        </w:rPr>
+        <w:t>Anaki</w:t>
+      </w:r>
+      <w:r>
+        <w:rPr>
+          <w:lang w:val="sw_KE" w:bidi="sw_KE"/>
+        </w:rPr>
         <w:t xml:space="preserve">, </w:t>
       </w:r>
       <w:r>
         <w:rPr>
           <w:lang w:val="sw_KE" w:bidi="sw_KE"/>
         </w:rPr>
-        <w:t>Maisha</w:t>
+        <w:t>Absalomu</w:t>
+      </w:r>
+      <w:r>
+        <w:rPr>
+          <w:lang w:val="sw_KE" w:bidi="sw_KE"/>
+        </w:rPr>
+        <w:t>)</w:t>
+      </w:r>
+    </w:p>
+    <w:p>
+      <w:pPr>
+        <w:pStyle w:val="Heading3"/>
+      </w:pPr>
+      <w:r>
+        <w:rPr>
+          <w:lang w:val="sw_KE" w:bidi="sw_KE"/>
+        </w:rPr>
+        <w:t>Marejeleo ya Biblia:</w:t>
+      </w:r>
+    </w:p>
+    <w:p>
+      <w:pPr>
+        <w:pStyle w:val="ListBullet"/>
+        <w:spacing w:line="240" w:lineRule="auto"/>
+        <w:ind w:left="720"/>
+      </w:pPr>
+      <w:r>
+        <w:rPr>
+          <w:lang w:val="sw_KE" w:bidi="sw_KE"/>
+        </w:rPr>
+      </w:r>
+      <w:r>
+        <w:rPr>
+          <w:lang w:val="sw_KE" w:bidi="sw_KE"/>
+        </w:rPr>
+        <w:t>2 Samweli 2:10–11</w:t>
+      </w:r>
+    </w:p>
+    <w:p>
+      <w:pPr>
+        <w:pStyle w:val="ListBullet"/>
+        <w:spacing w:line="240" w:lineRule="auto"/>
+        <w:ind w:left="720"/>
+      </w:pPr>
+      <w:r>
+        <w:rPr>
+          <w:lang w:val="sw_KE" w:bidi="sw_KE"/>
+        </w:rPr>
+      </w:r>
+      <w:r>
+        <w:rPr>
+          <w:lang w:val="sw_KE" w:bidi="sw_KE"/>
+        </w:rPr>
+        <w:t>Mwanzo 13:18</w:t>
+      </w:r>
+    </w:p>
+    <w:p>
+      <w:pPr>
+        <w:pStyle w:val="ListBullet"/>
+        <w:spacing w:line="240" w:lineRule="auto"/>
+        <w:ind w:left="720"/>
+      </w:pPr>
+      <w:r>
+        <w:rPr>
+          <w:lang w:val="sw_KE" w:bidi="sw_KE"/>
+        </w:rPr>
+      </w:r>
+      <w:r>
+        <w:rPr>
+          <w:lang w:val="sw_KE" w:bidi="sw_KE"/>
+        </w:rPr>
+        <w:t>Mwanzo 23:1–2</w:t>
+      </w:r>
+    </w:p>
+    <w:p>
+      <w:pPr>
+        <w:pStyle w:val="ListBullet"/>
+        <w:spacing w:line="240" w:lineRule="auto"/>
+        <w:ind w:left="720"/>
+      </w:pPr>
+      <w:r>
+        <w:rPr>
+          <w:lang w:val="sw_KE" w:bidi="sw_KE"/>
+        </w:rPr>
+      </w:r>
+      <w:r>
+        <w:rPr>
+          <w:lang w:val="sw_KE" w:bidi="sw_KE"/>
+        </w:rPr>
+        <w:t>Mwanzo 35:27</w:t>
+      </w:r>
+    </w:p>
+    <w:p>
+      <w:pPr>
+        <w:pStyle w:val="ListBullet"/>
+        <w:spacing w:line="240" w:lineRule="auto"/>
+        <w:ind w:left="720"/>
+      </w:pPr>
+      <w:r>
+        <w:rPr>
+          <w:lang w:val="sw_KE" w:bidi="sw_KE"/>
+        </w:rPr>
+      </w:r>
+      <w:r>
+        <w:rPr>
+          <w:lang w:val="sw_KE" w:bidi="sw_KE"/>
+        </w:rPr>
+        <w:t>Mwanzo 37:12–14</w:t>
+      </w:r>
+    </w:p>
+    <w:p>
+      <w:pPr>
+        <w:pStyle w:val="ListBullet"/>
+        <w:spacing w:line="240" w:lineRule="auto"/>
+        <w:ind w:left="720"/>
+      </w:pPr>
+      <w:r>
+        <w:rPr>
+          <w:lang w:val="sw_KE" w:bidi="sw_KE"/>
+        </w:rPr>
+      </w:r>
+      <w:r>
+        <w:rPr>
+          <w:lang w:val="sw_KE" w:bidi="sw_KE"/>
+        </w:rPr>
+        <w:t>Waamuzi 1:10</w:t>
+      </w:r>
+    </w:p>
+    <w:p>
+      <w:pPr>
+        <w:pStyle w:val="ListBullet"/>
+        <w:spacing w:line="240" w:lineRule="auto"/>
+        <w:ind w:left="720"/>
+      </w:pPr>
+      <w:r>
+        <w:rPr>
+          <w:lang w:val="sw_KE" w:bidi="sw_KE"/>
+        </w:rPr>
+      </w:r>
+      <w:r>
+        <w:rPr>
+          <w:lang w:val="sw_KE" w:bidi="sw_KE"/>
+        </w:rPr>
+        <w:t>Hesabu 13:22</w:t>
+      </w:r>
+    </w:p>
+    <w:p>
+      <w:pPr>
+        <w:pStyle w:val="Heading3"/>
+      </w:pPr>
+      <w:r>
+        <w:rPr>
+          <w:lang w:val="sw_KE" w:bidi="sw_KE"/>
+        </w:rPr>
+        <w:t>Data ya Neno:</w:t>
+      </w:r>
+    </w:p>
+    <w:p>
+      <w:pPr>
+        <w:pStyle w:val="ListBullet"/>
+        <w:spacing w:line="240" w:lineRule="auto"/>
+        <w:ind w:left="720"/>
+      </w:pPr>
+      <w:r>
+        <w:rPr>
+          <w:lang w:val="sw_KE" w:bidi="sw_KE"/>
+        </w:rPr>
+      </w:r>
+      <w:r>
+        <w:rPr>
+          <w:lang w:val="sw_KE" w:bidi="sw_KE"/>
+        </w:rPr>
+        <w:t>Strong's: H2275, H2276</w:t>
+      </w:r>
+      <w:r>
+        <w:rPr>
+          <w:lang w:val="sw_KE" w:bidi="sw_KE"/>
+        </w:rPr>
+      </w:r>
+      <w:r>
+        <w:rPr>
+          <w:lang w:val="sw_KE" w:bidi="sw_KE"/>
+        </w:rPr>
+      </w:r>
+    </w:p>
+    <w:p>
+      <w:pPr/>
+      <w:r>
+        <w:rPr>
+          <w:lang w:val="sw_KE" w:bidi="sw_KE"/>
+        </w:rPr>
+      </w:r>
+    </w:p>
+    <w:p>
+      <w:pPr>
+        <w:pStyle w:val="Heading2"/>
+      </w:pPr>
+      <w:r>
+        <w:rPr>
+          <w:lang w:val="sw_KE" w:bidi="sw_KE"/>
+        </w:rPr>
+        <w:t>Hekalu</w:t>
+      </w:r>
+      <w:r>
+        <w:rPr>
+          <w:lang w:val="sw_KE" w:bidi="sw_KE"/>
+        </w:rPr>
+      </w:r>
+    </w:p>
+    <w:p>
+      <w:pPr>
+        <w:pStyle w:val="Heading3"/>
+      </w:pPr>
+      <w:r>
+        <w:rPr>
+          <w:lang w:val="sw_KE" w:bidi="sw_KE"/>
+        </w:rPr>
+        <w:t>Uhalisia:</w:t>
+      </w:r>
+    </w:p>
+    <w:p>
+      <w:pPr/>
+      <w:r>
+        <w:rPr>
+          <w:lang w:val="sw_KE" w:bidi="sw_KE"/>
+        </w:rPr>
+      </w:r>
+      <w:r>
+        <w:rPr>
+          <w:lang w:val="sw_KE" w:bidi="sw_KE"/>
+        </w:rPr>
+        <w:t>Hekalu lilikuwa jengo lililozungukwa na nyua zilizozungushiwa ukuta ambapo Waisraeli walikuja kusali na kutoa dhabihu kwa Mungu. Lilikuwa kwenye Mlima Moria katika mji wa Yerusalemu.</w:t>
+      </w:r>
+    </w:p>
+    <w:p>
+      <w:pPr>
+        <w:pStyle w:val="ListBullet"/>
+        <w:spacing w:line="240" w:lineRule="auto"/>
+        <w:ind w:left="720"/>
+      </w:pPr>
+      <w:r>
+        <w:rPr>
+          <w:lang w:val="sw_KE" w:bidi="sw_KE"/>
+        </w:rPr>
+      </w:r>
+      <w:r>
+        <w:rPr>
+          <w:lang w:val="sw_KE" w:bidi="sw_KE"/>
+        </w:rPr>
+        <w:t>Mara nyingi neno "hekalu" lilirejelea hekalu lote, likijumuisha viwanja vilivyozunguka jengo kuu. Wakati mwingine lilirejelea jengo pekee.</w:t>
+      </w:r>
+    </w:p>
+    <w:p>
+      <w:pPr>
+        <w:pStyle w:val="ListBullet"/>
+        <w:spacing w:line="240" w:lineRule="auto"/>
+        <w:ind w:left="720"/>
+      </w:pPr>
+      <w:r>
+        <w:rPr>
+          <w:lang w:val="sw_KE" w:bidi="sw_KE"/>
+        </w:rPr>
+      </w:r>
+      <w:r>
+        <w:rPr>
+          <w:lang w:val="sw_KE" w:bidi="sw_KE"/>
+        </w:rPr>
+        <w:t>Jengo la hekalu lilikuwa na vyumba viwili, patakatifu na Mahali Patakatifu Sana.</w:t>
+      </w:r>
+    </w:p>
+    <w:p>
+      <w:pPr>
+        <w:pStyle w:val="ListBullet"/>
+        <w:spacing w:line="240" w:lineRule="auto"/>
+        <w:ind w:left="720"/>
+      </w:pPr>
+      <w:r>
+        <w:rPr>
+          <w:lang w:val="sw_KE" w:bidi="sw_KE"/>
+        </w:rPr>
+      </w:r>
+      <w:r>
+        <w:rPr>
+          <w:lang w:val="sw_KE" w:bidi="sw_KE"/>
+        </w:rPr>
+        <w:t>Mungu alirejelea hekalu kama makao yake.</w:t>
+      </w:r>
+    </w:p>
+    <w:p>
+      <w:pPr>
+        <w:pStyle w:val="ListBullet"/>
+        <w:spacing w:line="240" w:lineRule="auto"/>
+        <w:ind w:left="720"/>
+      </w:pPr>
+      <w:r>
+        <w:rPr>
+          <w:lang w:val="sw_KE" w:bidi="sw_KE"/>
+        </w:rPr>
+      </w:r>
+      <w:r>
+        <w:rPr>
+          <w:lang w:val="sw_KE" w:bidi="sw_KE"/>
+        </w:rPr>
+        <w:t>Mfalme Solomoni alijenga hekalu wakati wa utawala wake. Ilipaswa kuwa mahali pa kudumu pa ibada huko Yerusalemu.</w:t>
+      </w:r>
+    </w:p>
+    <w:p>
+      <w:pPr>
+        <w:pStyle w:val="ListBullet"/>
+        <w:spacing w:line="240" w:lineRule="auto"/>
+        <w:ind w:left="720"/>
+      </w:pPr>
+      <w:r>
+        <w:rPr>
+          <w:lang w:val="sw_KE" w:bidi="sw_KE"/>
+        </w:rPr>
+      </w:r>
+      <w:r>
+        <w:rPr>
+          <w:lang w:val="sw_KE" w:bidi="sw_KE"/>
+        </w:rPr>
+        <w:t>Kwenye Agano Jipya, neno "hekalu la Roho Mtakatifu" linatumika kumaanisha waumini katika Yesu kama kundi, kwa sababu Roho Mtakatifu anaishi ndani yao.</w:t>
+      </w:r>
+    </w:p>
+    <w:p>
+      <w:pPr>
+        <w:pStyle w:val="Heading3"/>
+      </w:pPr>
+      <w:r>
+        <w:rPr>
+          <w:lang w:val="sw_KE" w:bidi="sw_KE"/>
+        </w:rPr>
+        <w:t>Mapendekezo ya Tafsiri:</w:t>
+      </w:r>
+    </w:p>
+    <w:p>
+      <w:pPr>
+        <w:pStyle w:val="ListBullet"/>
+        <w:spacing w:line="240" w:lineRule="auto"/>
+        <w:ind w:left="720"/>
+      </w:pPr>
+      <w:r>
+        <w:rPr>
+          <w:lang w:val="sw_KE" w:bidi="sw_KE"/>
+        </w:rPr>
+      </w:r>
+      <w:r>
+        <w:rPr>
+          <w:lang w:val="sw_KE" w:bidi="sw_KE"/>
+        </w:rPr>
+        <w:t>Kawaida maandiko yanaposema kwamba watu walikuwa "katika hekalu," yanarejelea kumbi za nje za jengo. Hii inaweza kutafsiriwa kama "katika kumbi za hekalu" au "katika eneo la hekalu."</w:t>
+      </w:r>
+    </w:p>
+    <w:p>
+      <w:pPr>
+        <w:pStyle w:val="ListBullet"/>
+        <w:spacing w:line="240" w:lineRule="auto"/>
+        <w:ind w:left="720"/>
+      </w:pPr>
+      <w:r>
+        <w:rPr>
+          <w:lang w:val="sw_KE" w:bidi="sw_KE"/>
+        </w:rPr>
+      </w:r>
+      <w:r>
+        <w:rPr>
+          <w:lang w:val="sw_KE" w:bidi="sw_KE"/>
+        </w:rPr>
+        <w:t>Inapohusu hasa jengo lenyewe, baadhi ya tafsiri hutafsiri "hekalu" kama "jengo la hekalu," ili kufanya marejeleo kuwa wazi.</w:t>
+      </w:r>
+    </w:p>
+    <w:p>
+      <w:pPr>
+        <w:pStyle w:val="ListBullet"/>
+        <w:spacing w:line="240" w:lineRule="auto"/>
+        <w:ind w:left="720"/>
+      </w:pPr>
+      <w:r>
+        <w:rPr>
+          <w:lang w:val="sw_KE" w:bidi="sw_KE"/>
+        </w:rPr>
+      </w:r>
+      <w:r>
+        <w:rPr>
+          <w:lang w:val="sw_KE" w:bidi="sw_KE"/>
+        </w:rPr>
+        <w:t>Njia za kutafsiri "hekalu" zinaweza kujumuisha, "nyumba takatifu ya Mungu" au "mahali pa ibada patakatifu."</w:t>
+      </w:r>
+    </w:p>
+    <w:p>
+      <w:pPr>
+        <w:pStyle w:val="ListBullet"/>
+        <w:spacing w:line="240" w:lineRule="auto"/>
+        <w:ind w:left="720"/>
+      </w:pPr>
+      <w:r>
+        <w:rPr>
+          <w:lang w:val="sw_KE" w:bidi="sw_KE"/>
+        </w:rPr>
+      </w:r>
+      <w:r>
+        <w:rPr>
+          <w:lang w:val="sw_KE" w:bidi="sw_KE"/>
+        </w:rPr>
+        <w:t>Mara nyingi katika Biblia, hekalu linatajwa kama "nyumba ya Bwana" au "nyumba ya Mungu."</w:t>
+      </w:r>
+    </w:p>
+    <w:p>
+      <w:pPr/>
+      <w:r>
+        <w:rPr>
+          <w:lang w:val="sw_KE" w:bidi="sw_KE"/>
+        </w:rPr>
+      </w:r>
+      <w:r>
+        <w:rPr>
+          <w:lang w:val="sw_KE" w:bidi="sw_KE"/>
+        </w:rPr>
+        <w:t xml:space="preserve">(Tazama pia: </w:t>
+      </w:r>
+      <w:r>
+        <w:rPr>
+          <w:lang w:val="sw_KE" w:bidi="sw_KE"/>
+        </w:rPr>
+        <w:t>dhabihu</w:t>
       </w:r>
       <w:r>
         <w:rPr>
@@ -8456,577 +9462,7 @@
         <w:rPr>
           <w:lang w:val="sw_KE" w:bidi="sw_KE"/>
         </w:rPr>
-        <w:t>Shetani</w:t>
-      </w:r>
-      <w:r>
-        <w:rPr>
-          <w:lang w:val="sw_KE" w:bidi="sw_KE"/>
-        </w:rPr>
-        <w:t>)</w:t>
-      </w:r>
-    </w:p>
-    <w:p>
-      <w:pPr>
-        <w:pStyle w:val="Heading3"/>
-      </w:pPr>
-      <w:r>
-        <w:rPr>
-          <w:lang w:val="sw_KE" w:bidi="sw_KE"/>
-        </w:rPr>
-        <w:t>Marejeleo ya Biblia:</w:t>
-      </w:r>
-    </w:p>
-    <w:p>
-      <w:pPr>
-        <w:pStyle w:val="ListBullet"/>
-        <w:spacing w:line="240" w:lineRule="auto"/>
-        <w:ind w:left="720"/>
-      </w:pPr>
-      <w:r>
-        <w:rPr>
-          <w:lang w:val="sw_KE" w:bidi="sw_KE"/>
-        </w:rPr>
-      </w:r>
-      <w:r>
-        <w:rPr>
-          <w:lang w:val="sw_KE" w:bidi="sw_KE"/>
-        </w:rPr>
-        <w:t>1 Timotheo 2:13</w:t>
-      </w:r>
-    </w:p>
-    <w:p>
-      <w:pPr>
-        <w:pStyle w:val="ListBullet"/>
-        <w:spacing w:line="240" w:lineRule="auto"/>
-        <w:ind w:left="720"/>
-      </w:pPr>
-      <w:r>
-        <w:rPr>
-          <w:lang w:val="sw_KE" w:bidi="sw_KE"/>
-        </w:rPr>
-      </w:r>
-      <w:r>
-        <w:rPr>
-          <w:lang w:val="sw_KE" w:bidi="sw_KE"/>
-        </w:rPr>
-        <w:t>2 Wakorintho 11:3</w:t>
-      </w:r>
-    </w:p>
-    <w:p>
-      <w:pPr>
-        <w:pStyle w:val="ListBullet"/>
-        <w:spacing w:line="240" w:lineRule="auto"/>
-        <w:ind w:left="720"/>
-      </w:pPr>
-      <w:r>
-        <w:rPr>
-          <w:lang w:val="sw_KE" w:bidi="sw_KE"/>
-        </w:rPr>
-      </w:r>
-      <w:r>
-        <w:rPr>
-          <w:lang w:val="sw_KE" w:bidi="sw_KE"/>
-        </w:rPr>
-        <w:t>Mwanzo 3:20</w:t>
-      </w:r>
-    </w:p>
-    <w:p>
-      <w:pPr>
-        <w:pStyle w:val="ListBullet"/>
-        <w:spacing w:line="240" w:lineRule="auto"/>
-        <w:ind w:left="720"/>
-      </w:pPr>
-      <w:r>
-        <w:rPr>
-          <w:lang w:val="sw_KE" w:bidi="sw_KE"/>
-        </w:rPr>
-      </w:r>
-      <w:r>
-        <w:rPr>
-          <w:lang w:val="sw_KE" w:bidi="sw_KE"/>
-        </w:rPr>
-        <w:t>Mwanzo 4:2</w:t>
-      </w:r>
-    </w:p>
-    <w:p>
-      <w:pPr>
-        <w:pStyle w:val="Heading3"/>
-      </w:pPr>
-      <w:r>
-        <w:rPr>
-          <w:lang w:val="sw_KE" w:bidi="sw_KE"/>
-        </w:rPr>
-        <w:t>Mifano kutoka katika hadithi za Biblia:</w:t>
-      </w:r>
-    </w:p>
-    <w:p>
-      <w:pPr>
-        <w:pStyle w:val="ListBullet"/>
-        <w:spacing w:line="240" w:lineRule="auto"/>
-        <w:ind w:left="720"/>
-      </w:pPr>
-      <w:r>
-        <w:rPr>
-          <w:lang w:val="sw_KE" w:bidi="sw_KE"/>
-        </w:rPr>
-      </w:r>
-      <w:r>
-        <w:rPr>
-          <w:b/>
-          <w:lang w:val="sw_KE" w:bidi="sw_KE"/>
-        </w:rPr>
-        <w:t>1:13</w:t>
-      </w:r>
-      <w:r>
-        <w:rPr>
-          <w:lang w:val="sw_KE" w:bidi="sw_KE"/>
-        </w:rPr>
-        <w:t xml:space="preserve"> Kisha Mungu akachukua ubavu mmoja wa Adamu, akamfanya kuwa mwanamke, na kumleta kwake.</w:t>
-      </w:r>
-    </w:p>
-    <w:p>
-      <w:pPr>
-        <w:pStyle w:val="ListBullet"/>
-        <w:spacing w:line="240" w:lineRule="auto"/>
-        <w:ind w:left="720"/>
-      </w:pPr>
-      <w:r>
-        <w:rPr>
-          <w:lang w:val="sw_KE" w:bidi="sw_KE"/>
-        </w:rPr>
-      </w:r>
-      <w:r>
-        <w:rPr>
-          <w:b/>
-          <w:lang w:val="sw_KE" w:bidi="sw_KE"/>
-        </w:rPr>
-        <w:t>2:2</w:t>
-      </w:r>
-      <w:r>
-        <w:rPr>
-          <w:lang w:val="sw_KE" w:bidi="sw_KE"/>
-        </w:rPr>
-        <w:t xml:space="preserve"> Lakini kulikuwa na nyoka mjanja katika bustani. Akamuuliza mwanamke, “Je, Mungu alisema kweli kwamba msile matunda kutoka kwenye miti yoyote katika bustani?”</w:t>
-      </w:r>
-    </w:p>
-    <w:p>
-      <w:pPr>
-        <w:pStyle w:val="ListBullet"/>
-        <w:spacing w:line="240" w:lineRule="auto"/>
-        <w:ind w:left="720"/>
-      </w:pPr>
-      <w:r>
-        <w:rPr>
-          <w:lang w:val="sw_KE" w:bidi="sw_KE"/>
-        </w:rPr>
-      </w:r>
-      <w:r>
-        <w:rPr>
-          <w:b/>
-          <w:lang w:val="sw_KE" w:bidi="sw_KE"/>
-        </w:rPr>
-        <w:t>2:11</w:t>
-      </w:r>
-      <w:r>
-        <w:rPr>
-          <w:lang w:val="sw_KE" w:bidi="sw_KE"/>
-        </w:rPr>
-        <w:t xml:space="preserve"> Adamu alimwita mke wake </w:t>
-      </w:r>
-      <w:r>
-        <w:rPr>
-          <w:b/>
-          <w:lang w:val="sw_KE" w:bidi="sw_KE"/>
-        </w:rPr>
-        <w:t>Hawa</w:t>
-      </w:r>
-      <w:r>
-        <w:rPr>
-          <w:lang w:val="sw_KE" w:bidi="sw_KE"/>
-        </w:rPr>
-        <w:t>, jina linalomaanisha "mtoaji wa uhai," kwa sababu angekuwa mama wa wanadamu wote.</w:t>
-      </w:r>
-    </w:p>
-    <w:p>
-      <w:pPr>
-        <w:pStyle w:val="ListBullet"/>
-        <w:spacing w:line="240" w:lineRule="auto"/>
-        <w:ind w:left="720"/>
-      </w:pPr>
-      <w:r>
-        <w:rPr>
-          <w:lang w:val="sw_KE" w:bidi="sw_KE"/>
-        </w:rPr>
-      </w:r>
-      <w:r>
-        <w:rPr>
-          <w:b/>
-          <w:lang w:val="sw_KE" w:bidi="sw_KE"/>
-        </w:rPr>
-        <w:t>21:1</w:t>
-      </w:r>
-      <w:r>
-        <w:rPr>
-          <w:lang w:val="sw_KE" w:bidi="sw_KE"/>
-        </w:rPr>
-        <w:t xml:space="preserve"> Mungu aliahidi kwamba mzao wa </w:t>
-      </w:r>
-      <w:r>
-        <w:rPr>
-          <w:b/>
-          <w:lang w:val="sw_KE" w:bidi="sw_KE"/>
-        </w:rPr>
-        <w:t>Hawa</w:t>
-      </w:r>
-      <w:r>
-        <w:rPr>
-          <w:lang w:val="sw_KE" w:bidi="sw_KE"/>
-        </w:rPr>
-        <w:t xml:space="preserve"> angezaliwa na ataponda kichwa cha nyoka.</w:t>
-      </w:r>
-    </w:p>
-    <w:p>
-      <w:pPr>
-        <w:pStyle w:val="ListBullet"/>
-        <w:spacing w:line="240" w:lineRule="auto"/>
-        <w:ind w:left="720"/>
-      </w:pPr>
-      <w:r>
-        <w:rPr>
-          <w:lang w:val="sw_KE" w:bidi="sw_KE"/>
-        </w:rPr>
-      </w:r>
-      <w:r>
-        <w:rPr>
-          <w:b/>
-          <w:lang w:val="sw_KE" w:bidi="sw_KE"/>
-        </w:rPr>
-        <w:t>48:2</w:t>
-      </w:r>
-      <w:r>
-        <w:rPr>
-          <w:lang w:val="sw_KE" w:bidi="sw_KE"/>
-        </w:rPr>
-        <w:t xml:space="preserve"> Shetani alitumia nyoka katika bustani kumdanganya </w:t>
-      </w:r>
-      <w:r>
-        <w:rPr>
-          <w:b/>
-          <w:lang w:val="sw_KE" w:bidi="sw_KE"/>
-        </w:rPr>
-        <w:t>Hawa</w:t>
-      </w:r>
-      <w:r>
-        <w:rPr>
-          <w:lang w:val="sw_KE" w:bidi="sw_KE"/>
-        </w:rPr>
-        <w:t>.</w:t>
-      </w:r>
-    </w:p>
-    <w:p>
-      <w:pPr>
-        <w:pStyle w:val="ListBullet"/>
-        <w:spacing w:line="240" w:lineRule="auto"/>
-        <w:ind w:left="720"/>
-      </w:pPr>
-      <w:r>
-        <w:rPr>
-          <w:lang w:val="sw_KE" w:bidi="sw_KE"/>
-        </w:rPr>
-      </w:r>
-      <w:r>
-        <w:rPr>
-          <w:b/>
-          <w:lang w:val="sw_KE" w:bidi="sw_KE"/>
-        </w:rPr>
-        <w:t>49:8</w:t>
-      </w:r>
-      <w:r>
-        <w:rPr>
-          <w:lang w:val="sw_KE" w:bidi="sw_KE"/>
-        </w:rPr>
-        <w:t xml:space="preserve"> Wakati Adamu na </w:t>
-      </w:r>
-      <w:r>
-        <w:rPr>
-          <w:b/>
-          <w:lang w:val="sw_KE" w:bidi="sw_KE"/>
-        </w:rPr>
-        <w:t>Hawa</w:t>
-      </w:r>
-      <w:r>
-        <w:rPr>
-          <w:lang w:val="sw_KE" w:bidi="sw_KE"/>
-        </w:rPr>
-        <w:t xml:space="preserve"> walipotenda dhambi, iliwathiri kizazi chao chote.</w:t>
-      </w:r>
-    </w:p>
-    <w:p>
-      <w:pPr>
-        <w:pStyle w:val="ListBullet"/>
-        <w:spacing w:line="240" w:lineRule="auto"/>
-        <w:ind w:left="720"/>
-      </w:pPr>
-      <w:r>
-        <w:rPr>
-          <w:lang w:val="sw_KE" w:bidi="sw_KE"/>
-        </w:rPr>
-      </w:r>
-      <w:r>
-        <w:rPr>
-          <w:b/>
-          <w:lang w:val="sw_KE" w:bidi="sw_KE"/>
-        </w:rPr>
-        <w:t>50:16</w:t>
-      </w:r>
-      <w:r>
-        <w:rPr>
-          <w:lang w:val="sw_KE" w:bidi="sw_KE"/>
-        </w:rPr>
-        <w:t xml:space="preserve"> Kwa sababu Adamu na </w:t>
-      </w:r>
-      <w:r>
-        <w:rPr>
-          <w:b/>
-          <w:lang w:val="sw_KE" w:bidi="sw_KE"/>
-        </w:rPr>
-        <w:t>Hawa</w:t>
-      </w:r>
-      <w:r>
-        <w:rPr>
-          <w:lang w:val="sw_KE" w:bidi="sw_KE"/>
-        </w:rPr>
-        <w:t xml:space="preserve"> hawakumtii Mungu na walileta dhambi ulimwenguni, Mungu aliulaani na akaamua kuuangamiza.</w:t>
-      </w:r>
-    </w:p>
-    <w:p>
-      <w:pPr>
-        <w:pStyle w:val="Heading3"/>
-      </w:pPr>
-      <w:r>
-        <w:rPr>
-          <w:lang w:val="sw_KE" w:bidi="sw_KE"/>
-        </w:rPr>
-        <w:t>Data ya Neno:</w:t>
-      </w:r>
-    </w:p>
-    <w:p>
-      <w:pPr>
-        <w:pStyle w:val="ListBullet"/>
-        <w:spacing w:line="240" w:lineRule="auto"/>
-        <w:ind w:left="720"/>
-      </w:pPr>
-      <w:r>
-        <w:rPr>
-          <w:lang w:val="sw_KE" w:bidi="sw_KE"/>
-        </w:rPr>
-      </w:r>
-      <w:r>
-        <w:rPr>
-          <w:lang w:val="sw_KE" w:bidi="sw_KE"/>
-        </w:rPr>
-        <w:t>Strong's: H2332, G20960</w:t>
-      </w:r>
-      <w:r>
-        <w:rPr>
-          <w:lang w:val="sw_KE" w:bidi="sw_KE"/>
-        </w:rPr>
-      </w:r>
-      <w:r>
-        <w:rPr>
-          <w:lang w:val="sw_KE" w:bidi="sw_KE"/>
-        </w:rPr>
-      </w:r>
-    </w:p>
-    <w:p>
-      <w:pPr/>
-      <w:r>
-        <w:rPr>
-          <w:lang w:val="sw_KE" w:bidi="sw_KE"/>
-        </w:rPr>
-      </w:r>
-    </w:p>
-    <w:p>
-      <w:pPr>
-        <w:pStyle w:val="Heading2"/>
-      </w:pPr>
-      <w:r>
-        <w:rPr>
-          <w:lang w:val="sw_KE" w:bidi="sw_KE"/>
-        </w:rPr>
-        <w:t>Hebroni</w:t>
-      </w:r>
-      <w:r>
-        <w:rPr>
-          <w:lang w:val="sw_KE" w:bidi="sw_KE"/>
-        </w:rPr>
-      </w:r>
-    </w:p>
-    <w:p>
-      <w:pPr>
-        <w:pStyle w:val="Heading3"/>
-      </w:pPr>
-      <w:r>
-        <w:rPr>
-          <w:lang w:val="sw_KE" w:bidi="sw_KE"/>
-        </w:rPr>
-        <w:t>Uhalisia:</w:t>
-      </w:r>
-    </w:p>
-    <w:p>
-      <w:pPr/>
-      <w:r>
-        <w:rPr>
-          <w:lang w:val="sw_KE" w:bidi="sw_KE"/>
-        </w:rPr>
-      </w:r>
-      <w:r>
-        <w:rPr>
-          <w:lang w:val="sw_KE" w:bidi="sw_KE"/>
-        </w:rPr>
-        <w:t>Hebroni ni mji ulioko katika vilima vya juu vya miamba, takriban maili 20 kusini mwa Yerusalemu.</w:t>
-      </w:r>
-    </w:p>
-    <w:p>
-      <w:pPr>
-        <w:pStyle w:val="ListBullet"/>
-        <w:spacing w:line="240" w:lineRule="auto"/>
-        <w:ind w:left="720"/>
-      </w:pPr>
-      <w:r>
-        <w:rPr>
-          <w:lang w:val="sw_KE" w:bidi="sw_KE"/>
-        </w:rPr>
-      </w:r>
-      <w:r>
-        <w:rPr>
-          <w:lang w:val="sw_KE" w:bidi="sw_KE"/>
-        </w:rPr>
-        <w:t>Mji huo ulijengwa karibu mwaka 2000 KK (Kabla ya Kristo) wakati wa Abramu. Ulitajwa mara nyingi katika simulizi za kihistoria zilizotolewa katika Agano la Kale.</w:t>
-      </w:r>
-    </w:p>
-    <w:p>
-      <w:pPr>
-        <w:pStyle w:val="ListBullet"/>
-        <w:spacing w:line="240" w:lineRule="auto"/>
-        <w:ind w:left="720"/>
-      </w:pPr>
-      <w:r>
-        <w:rPr>
-          <w:lang w:val="sw_KE" w:bidi="sw_KE"/>
-        </w:rPr>
-      </w:r>
-      <w:r>
-        <w:rPr>
-          <w:lang w:val="sw_KE" w:bidi="sw_KE"/>
-        </w:rPr>
-        <w:t>Hebroni ilikuwa na jukumu muhimu sana katika maisha ya Mfalme Daudi. Watoto wake kadhaa, akiwemo Absalomu, walizaliwa huko.</w:t>
-      </w:r>
-    </w:p>
-    <w:p>
-      <w:pPr>
-        <w:pStyle w:val="ListBullet"/>
-        <w:spacing w:line="240" w:lineRule="auto"/>
-        <w:ind w:left="720"/>
-      </w:pPr>
-      <w:r>
-        <w:rPr>
-          <w:lang w:val="sw_KE" w:bidi="sw_KE"/>
-        </w:rPr>
-      </w:r>
-      <w:r>
-        <w:rPr>
-          <w:lang w:val="sw_KE" w:bidi="sw_KE"/>
-        </w:rPr>
-        <w:t>Mji uliharibiwa karibu na mwaka wa 70 BK (Baada ya Kristo) na Waroma.</w:t>
-      </w:r>
-    </w:p>
-    <w:p>
-      <w:pPr>
-        <w:pStyle w:val="ListBullet"/>
-        <w:spacing w:line="240" w:lineRule="auto"/>
-        <w:ind w:left="720"/>
-      </w:pPr>
-      <w:r>
-        <w:rPr>
-          <w:lang w:val="sw_KE" w:bidi="sw_KE"/>
-        </w:rPr>
-      </w:r>
-      <w:r>
-        <w:rPr>
-          <w:lang w:val="sw_KE" w:bidi="sw_KE"/>
-        </w:rPr>
-        <w:t>Mji wa Hebroni hapo awali ulijulikana kama Kiriath Arba (tazama Yoshua 14:15 na Yoshua 15:54).</w:t>
-      </w:r>
-    </w:p>
-    <w:p>
-      <w:pPr>
-        <w:pStyle w:val="ListBullet"/>
-        <w:spacing w:line="240" w:lineRule="auto"/>
-        <w:ind w:left="720"/>
-      </w:pPr>
-      <w:r>
-        <w:rPr>
-          <w:lang w:val="sw_KE" w:bidi="sw_KE"/>
-        </w:rPr>
-      </w:r>
-      <w:r>
-        <w:rPr>
-          <w:lang w:val="sw_KE" w:bidi="sw_KE"/>
-        </w:rPr>
-        <w:t>Mji wa Hebroni, ambao hapo awali uliitwa Kiriath Arba, huenda ulianzishwa na Arba, Baba wa Anaki, na pengine ulipewa jina la awali Kiriath Arba kumheshimu Arba kwa sababu Yoshua 14:15 inarekodi kwamba Arba "alikuwa mtu mashuhuri miongoni mwa Waanaaki."</w:t>
-      </w:r>
-    </w:p>
-    <w:p>
-      <w:pPr>
-        <w:pStyle w:val="ListBullet"/>
-        <w:spacing w:line="240" w:lineRule="auto"/>
-        <w:ind w:left="720"/>
-      </w:pPr>
-      <w:r>
-        <w:rPr>
-          <w:lang w:val="sw_KE" w:bidi="sw_KE"/>
-        </w:rPr>
-      </w:r>
-      <w:r>
-        <w:rPr>
-          <w:lang w:val="sw_KE" w:bidi="sw_KE"/>
-        </w:rPr>
-        <w:t>Jina "Hebroni" ni tafsiri ya neno la Kiebrania kwa Kiingereza, Hebroni.</w:t>
-      </w:r>
-    </w:p>
-    <w:p>
-      <w:pPr/>
-      <w:r>
-        <w:rPr>
-          <w:lang w:val="sw_KE" w:bidi="sw_KE"/>
-        </w:rPr>
-      </w:r>
-      <w:r>
-        <w:rPr>
-          <w:lang w:val="sw_KE" w:bidi="sw_KE"/>
-        </w:rPr>
-        <w:t>(Mapendekezo ya Tafsiri: Jinsi ya Kutafsiri Majina)</w:t>
-      </w:r>
-    </w:p>
-    <w:p>
-      <w:pPr/>
-      <w:r>
-        <w:rPr>
-          <w:lang w:val="sw_KE" w:bidi="sw_KE"/>
-        </w:rPr>
-      </w:r>
-      <w:r>
-        <w:rPr>
-          <w:lang w:val="sw_KE" w:bidi="sw_KE"/>
-        </w:rPr>
-        <w:t xml:space="preserve">(Tazama pia: </w:t>
-      </w:r>
-      <w:r>
-        <w:rPr>
-          <w:lang w:val="sw_KE" w:bidi="sw_KE"/>
-        </w:rPr>
-        <w:t>Anaki</w:t>
+        <w:t>Solomoni</w:t>
       </w:r>
       <w:r>
         <w:rPr>
@@ -9038,431 +9474,7 @@
         <w:rPr>
           <w:lang w:val="sw_KE" w:bidi="sw_KE"/>
         </w:rPr>
-        <w:t>Absalomu</w:t>
-      </w:r>
-      <w:r>
-        <w:rPr>
-          <w:lang w:val="sw_KE" w:bidi="sw_KE"/>
-        </w:rPr>
-        <w:t>)</w:t>
-      </w:r>
-    </w:p>
-    <w:p>
-      <w:pPr>
-        <w:pStyle w:val="Heading3"/>
-      </w:pPr>
-      <w:r>
-        <w:rPr>
-          <w:lang w:val="sw_KE" w:bidi="sw_KE"/>
-        </w:rPr>
-        <w:t>Marejeleo ya Biblia:</w:t>
-      </w:r>
-    </w:p>
-    <w:p>
-      <w:pPr>
-        <w:pStyle w:val="ListBullet"/>
-        <w:spacing w:line="240" w:lineRule="auto"/>
-        <w:ind w:left="720"/>
-      </w:pPr>
-      <w:r>
-        <w:rPr>
-          <w:lang w:val="sw_KE" w:bidi="sw_KE"/>
-        </w:rPr>
-      </w:r>
-      <w:r>
-        <w:rPr>
-          <w:lang w:val="sw_KE" w:bidi="sw_KE"/>
-        </w:rPr>
-        <w:t>2 Samweli 2:10–11</w:t>
-      </w:r>
-    </w:p>
-    <w:p>
-      <w:pPr>
-        <w:pStyle w:val="ListBullet"/>
-        <w:spacing w:line="240" w:lineRule="auto"/>
-        <w:ind w:left="720"/>
-      </w:pPr>
-      <w:r>
-        <w:rPr>
-          <w:lang w:val="sw_KE" w:bidi="sw_KE"/>
-        </w:rPr>
-      </w:r>
-      <w:r>
-        <w:rPr>
-          <w:lang w:val="sw_KE" w:bidi="sw_KE"/>
-        </w:rPr>
-        <w:t>Mwanzo 13:18</w:t>
-      </w:r>
-    </w:p>
-    <w:p>
-      <w:pPr>
-        <w:pStyle w:val="ListBullet"/>
-        <w:spacing w:line="240" w:lineRule="auto"/>
-        <w:ind w:left="720"/>
-      </w:pPr>
-      <w:r>
-        <w:rPr>
-          <w:lang w:val="sw_KE" w:bidi="sw_KE"/>
-        </w:rPr>
-      </w:r>
-      <w:r>
-        <w:rPr>
-          <w:lang w:val="sw_KE" w:bidi="sw_KE"/>
-        </w:rPr>
-        <w:t>Mwanzo 23:1–2</w:t>
-      </w:r>
-    </w:p>
-    <w:p>
-      <w:pPr>
-        <w:pStyle w:val="ListBullet"/>
-        <w:spacing w:line="240" w:lineRule="auto"/>
-        <w:ind w:left="720"/>
-      </w:pPr>
-      <w:r>
-        <w:rPr>
-          <w:lang w:val="sw_KE" w:bidi="sw_KE"/>
-        </w:rPr>
-      </w:r>
-      <w:r>
-        <w:rPr>
-          <w:lang w:val="sw_KE" w:bidi="sw_KE"/>
-        </w:rPr>
-        <w:t>Mwanzo 35:27</w:t>
-      </w:r>
-    </w:p>
-    <w:p>
-      <w:pPr>
-        <w:pStyle w:val="ListBullet"/>
-        <w:spacing w:line="240" w:lineRule="auto"/>
-        <w:ind w:left="720"/>
-      </w:pPr>
-      <w:r>
-        <w:rPr>
-          <w:lang w:val="sw_KE" w:bidi="sw_KE"/>
-        </w:rPr>
-      </w:r>
-      <w:r>
-        <w:rPr>
-          <w:lang w:val="sw_KE" w:bidi="sw_KE"/>
-        </w:rPr>
-        <w:t>Mwanzo 37:12–14</w:t>
-      </w:r>
-    </w:p>
-    <w:p>
-      <w:pPr>
-        <w:pStyle w:val="ListBullet"/>
-        <w:spacing w:line="240" w:lineRule="auto"/>
-        <w:ind w:left="720"/>
-      </w:pPr>
-      <w:r>
-        <w:rPr>
-          <w:lang w:val="sw_KE" w:bidi="sw_KE"/>
-        </w:rPr>
-      </w:r>
-      <w:r>
-        <w:rPr>
-          <w:lang w:val="sw_KE" w:bidi="sw_KE"/>
-        </w:rPr>
-        <w:t>Waamuzi 1:10</w:t>
-      </w:r>
-    </w:p>
-    <w:p>
-      <w:pPr>
-        <w:pStyle w:val="ListBullet"/>
-        <w:spacing w:line="240" w:lineRule="auto"/>
-        <w:ind w:left="720"/>
-      </w:pPr>
-      <w:r>
-        <w:rPr>
-          <w:lang w:val="sw_KE" w:bidi="sw_KE"/>
-        </w:rPr>
-      </w:r>
-      <w:r>
-        <w:rPr>
-          <w:lang w:val="sw_KE" w:bidi="sw_KE"/>
-        </w:rPr>
-        <w:t>Hesabu 13:22</w:t>
-      </w:r>
-    </w:p>
-    <w:p>
-      <w:pPr>
-        <w:pStyle w:val="Heading3"/>
-      </w:pPr>
-      <w:r>
-        <w:rPr>
-          <w:lang w:val="sw_KE" w:bidi="sw_KE"/>
-        </w:rPr>
-        <w:t>Data ya Neno:</w:t>
-      </w:r>
-    </w:p>
-    <w:p>
-      <w:pPr>
-        <w:pStyle w:val="ListBullet"/>
-        <w:spacing w:line="240" w:lineRule="auto"/>
-        <w:ind w:left="720"/>
-      </w:pPr>
-      <w:r>
-        <w:rPr>
-          <w:lang w:val="sw_KE" w:bidi="sw_KE"/>
-        </w:rPr>
-      </w:r>
-      <w:r>
-        <w:rPr>
-          <w:lang w:val="sw_KE" w:bidi="sw_KE"/>
-        </w:rPr>
-        <w:t>Strong's: H2275, H2276</w:t>
-      </w:r>
-      <w:r>
-        <w:rPr>
-          <w:lang w:val="sw_KE" w:bidi="sw_KE"/>
-        </w:rPr>
-      </w:r>
-      <w:r>
-        <w:rPr>
-          <w:lang w:val="sw_KE" w:bidi="sw_KE"/>
-        </w:rPr>
-      </w:r>
-    </w:p>
-    <w:p>
-      <w:pPr/>
-      <w:r>
-        <w:rPr>
-          <w:lang w:val="sw_KE" w:bidi="sw_KE"/>
-        </w:rPr>
-      </w:r>
-    </w:p>
-    <w:p>
-      <w:pPr>
-        <w:pStyle w:val="Heading2"/>
-      </w:pPr>
-      <w:r>
-        <w:rPr>
-          <w:lang w:val="sw_KE" w:bidi="sw_KE"/>
-        </w:rPr>
-        <w:t>Hekalu</w:t>
-      </w:r>
-      <w:r>
-        <w:rPr>
-          <w:lang w:val="sw_KE" w:bidi="sw_KE"/>
-        </w:rPr>
-      </w:r>
-    </w:p>
-    <w:p>
-      <w:pPr>
-        <w:pStyle w:val="Heading3"/>
-      </w:pPr>
-      <w:r>
-        <w:rPr>
-          <w:lang w:val="sw_KE" w:bidi="sw_KE"/>
-        </w:rPr>
-        <w:t>Uhalisia:</w:t>
-      </w:r>
-    </w:p>
-    <w:p>
-      <w:pPr/>
-      <w:r>
-        <w:rPr>
-          <w:lang w:val="sw_KE" w:bidi="sw_KE"/>
-        </w:rPr>
-      </w:r>
-      <w:r>
-        <w:rPr>
-          <w:lang w:val="sw_KE" w:bidi="sw_KE"/>
-        </w:rPr>
-        <w:t>Hekalu lilikuwa jengo lililozungukwa na nyua zilizozungushiwa ukuta ambapo Waisraeli walikuja kusali na kutoa dhabihu kwa Mungu. Lilikuwa kwenye Mlima Moria katika mji wa Yerusalemu.</w:t>
-      </w:r>
-    </w:p>
-    <w:p>
-      <w:pPr>
-        <w:pStyle w:val="ListBullet"/>
-        <w:spacing w:line="240" w:lineRule="auto"/>
-        <w:ind w:left="720"/>
-      </w:pPr>
-      <w:r>
-        <w:rPr>
-          <w:lang w:val="sw_KE" w:bidi="sw_KE"/>
-        </w:rPr>
-      </w:r>
-      <w:r>
-        <w:rPr>
-          <w:lang w:val="sw_KE" w:bidi="sw_KE"/>
-        </w:rPr>
-        <w:t>Mara nyingi neno "hekalu" lilirejelea hekalu lote, likijumuisha viwanja vilivyozunguka jengo kuu. Wakati mwingine lilirejelea jengo pekee.</w:t>
-      </w:r>
-    </w:p>
-    <w:p>
-      <w:pPr>
-        <w:pStyle w:val="ListBullet"/>
-        <w:spacing w:line="240" w:lineRule="auto"/>
-        <w:ind w:left="720"/>
-      </w:pPr>
-      <w:r>
-        <w:rPr>
-          <w:lang w:val="sw_KE" w:bidi="sw_KE"/>
-        </w:rPr>
-      </w:r>
-      <w:r>
-        <w:rPr>
-          <w:lang w:val="sw_KE" w:bidi="sw_KE"/>
-        </w:rPr>
-        <w:t>Jengo la hekalu lilikuwa na vyumba viwili, patakatifu na Mahali Patakatifu Sana.</w:t>
-      </w:r>
-    </w:p>
-    <w:p>
-      <w:pPr>
-        <w:pStyle w:val="ListBullet"/>
-        <w:spacing w:line="240" w:lineRule="auto"/>
-        <w:ind w:left="720"/>
-      </w:pPr>
-      <w:r>
-        <w:rPr>
-          <w:lang w:val="sw_KE" w:bidi="sw_KE"/>
-        </w:rPr>
-      </w:r>
-      <w:r>
-        <w:rPr>
-          <w:lang w:val="sw_KE" w:bidi="sw_KE"/>
-        </w:rPr>
-        <w:t>Mungu alirejelea hekalu kama makao yake.</w:t>
-      </w:r>
-    </w:p>
-    <w:p>
-      <w:pPr>
-        <w:pStyle w:val="ListBullet"/>
-        <w:spacing w:line="240" w:lineRule="auto"/>
-        <w:ind w:left="720"/>
-      </w:pPr>
-      <w:r>
-        <w:rPr>
-          <w:lang w:val="sw_KE" w:bidi="sw_KE"/>
-        </w:rPr>
-      </w:r>
-      <w:r>
-        <w:rPr>
-          <w:lang w:val="sw_KE" w:bidi="sw_KE"/>
-        </w:rPr>
-        <w:t>Mfalme Solomoni alijenga hekalu wakati wa utawala wake. Ilipaswa kuwa mahali pa kudumu pa ibada huko Yerusalemu.</w:t>
-      </w:r>
-    </w:p>
-    <w:p>
-      <w:pPr>
-        <w:pStyle w:val="ListBullet"/>
-        <w:spacing w:line="240" w:lineRule="auto"/>
-        <w:ind w:left="720"/>
-      </w:pPr>
-      <w:r>
-        <w:rPr>
-          <w:lang w:val="sw_KE" w:bidi="sw_KE"/>
-        </w:rPr>
-      </w:r>
-      <w:r>
-        <w:rPr>
-          <w:lang w:val="sw_KE" w:bidi="sw_KE"/>
-        </w:rPr>
-        <w:t>Kwenye Agano Jipya, neno "hekalu la Roho Mtakatifu" linatumika kumaanisha waumini katika Yesu kama kundi, kwa sababu Roho Mtakatifu anaishi ndani yao.</w:t>
-      </w:r>
-    </w:p>
-    <w:p>
-      <w:pPr>
-        <w:pStyle w:val="Heading3"/>
-      </w:pPr>
-      <w:r>
-        <w:rPr>
-          <w:lang w:val="sw_KE" w:bidi="sw_KE"/>
-        </w:rPr>
-        <w:t>Mapendekezo ya Tafsiri:</w:t>
-      </w:r>
-    </w:p>
-    <w:p>
-      <w:pPr>
-        <w:pStyle w:val="ListBullet"/>
-        <w:spacing w:line="240" w:lineRule="auto"/>
-        <w:ind w:left="720"/>
-      </w:pPr>
-      <w:r>
-        <w:rPr>
-          <w:lang w:val="sw_KE" w:bidi="sw_KE"/>
-        </w:rPr>
-      </w:r>
-      <w:r>
-        <w:rPr>
-          <w:lang w:val="sw_KE" w:bidi="sw_KE"/>
-        </w:rPr>
-        <w:t>Kawaida maandiko yanaposema kwamba watu walikuwa "katika hekalu," yanarejelea kumbi za nje za jengo. Hii inaweza kutafsiriwa kama "katika kumbi za hekalu" au "katika eneo la hekalu."</w:t>
-      </w:r>
-    </w:p>
-    <w:p>
-      <w:pPr>
-        <w:pStyle w:val="ListBullet"/>
-        <w:spacing w:line="240" w:lineRule="auto"/>
-        <w:ind w:left="720"/>
-      </w:pPr>
-      <w:r>
-        <w:rPr>
-          <w:lang w:val="sw_KE" w:bidi="sw_KE"/>
-        </w:rPr>
-      </w:r>
-      <w:r>
-        <w:rPr>
-          <w:lang w:val="sw_KE" w:bidi="sw_KE"/>
-        </w:rPr>
-        <w:t>Inapohusu hasa jengo lenyewe, baadhi ya tafsiri hutafsiri "hekalu" kama "jengo la hekalu," ili kufanya marejeleo kuwa wazi.</w:t>
-      </w:r>
-    </w:p>
-    <w:p>
-      <w:pPr>
-        <w:pStyle w:val="ListBullet"/>
-        <w:spacing w:line="240" w:lineRule="auto"/>
-        <w:ind w:left="720"/>
-      </w:pPr>
-      <w:r>
-        <w:rPr>
-          <w:lang w:val="sw_KE" w:bidi="sw_KE"/>
-        </w:rPr>
-      </w:r>
-      <w:r>
-        <w:rPr>
-          <w:lang w:val="sw_KE" w:bidi="sw_KE"/>
-        </w:rPr>
-        <w:t>Njia za kutafsiri "hekalu" zinaweza kujumuisha, "nyumba takatifu ya Mungu" au "mahali pa ibada patakatifu."</w:t>
-      </w:r>
-    </w:p>
-    <w:p>
-      <w:pPr>
-        <w:pStyle w:val="ListBullet"/>
-        <w:spacing w:line="240" w:lineRule="auto"/>
-        <w:ind w:left="720"/>
-      </w:pPr>
-      <w:r>
-        <w:rPr>
-          <w:lang w:val="sw_KE" w:bidi="sw_KE"/>
-        </w:rPr>
-      </w:r>
-      <w:r>
-        <w:rPr>
-          <w:lang w:val="sw_KE" w:bidi="sw_KE"/>
-        </w:rPr>
-        <w:t>Mara nyingi katika Biblia, hekalu linatajwa kama "nyumba ya Bwana" au "nyumba ya Mungu."</w:t>
-      </w:r>
-    </w:p>
-    <w:p>
-      <w:pPr/>
-      <w:r>
-        <w:rPr>
-          <w:lang w:val="sw_KE" w:bidi="sw_KE"/>
-        </w:rPr>
-      </w:r>
-      <w:r>
-        <w:rPr>
-          <w:lang w:val="sw_KE" w:bidi="sw_KE"/>
-        </w:rPr>
-        <w:t xml:space="preserve">(Tazama pia: </w:t>
-      </w:r>
-      <w:r>
-        <w:rPr>
-          <w:lang w:val="sw_KE" w:bidi="sw_KE"/>
-        </w:rPr>
-        <w:t>dhabihu</w:t>
+        <w:t>Babuloni</w:t>
       </w:r>
       <w:r>
         <w:rPr>
@@ -9474,7 +9486,7 @@
         <w:rPr>
           <w:lang w:val="sw_KE" w:bidi="sw_KE"/>
         </w:rPr>
-        <w:t>Solomoni</w:t>
+        <w:t>Roho Mtakatifu</w:t>
       </w:r>
       <w:r>
         <w:rPr>
@@ -9486,49 +9498,13 @@
         <w:rPr>
           <w:lang w:val="sw_KE" w:bidi="sw_KE"/>
         </w:rPr>
-        <w:t>Babuloni</w:t>
-      </w:r>
-      <w:r>
-        <w:rPr>
-          <w:lang w:val="sw_KE" w:bidi="sw_KE"/>
-        </w:rPr>
-        <w:t xml:space="preserve">, </w:t>
-      </w:r>
-      <w:r>
-        <w:rPr>
-          <w:lang w:val="sw_KE" w:bidi="sw_KE"/>
-        </w:rPr>
-        <w:t>Roho Mtakatifu</w:t>
-      </w:r>
-      <w:r>
-        <w:rPr>
-          <w:lang w:val="sw_KE" w:bidi="sw_KE"/>
-        </w:rPr>
-        <w:t xml:space="preserve">, </w:t>
-      </w:r>
-      <w:r>
-        <w:rPr>
-          <w:lang w:val="sw_KE" w:bidi="sw_KE"/>
-        </w:rPr>
         <w:t>hema</w:t>
       </w:r>
       <w:r>
         <w:rPr>
           <w:lang w:val="sw_KE" w:bidi="sw_KE"/>
         </w:rPr>
-        <w:t xml:space="preserve">, </w:t>
-      </w:r>
-      <w:r>
-        <w:rPr>
-          <w:lang w:val="sw_KE" w:bidi="sw_KE"/>
-        </w:rPr>
-        <w:t>ua</w:t>
-      </w:r>
-      <w:r>
-        <w:rPr>
-          <w:lang w:val="sw_KE" w:bidi="sw_KE"/>
-        </w:rPr>
-        <w:t xml:space="preserve">, </w:t>
+        <w:t xml:space="preserve">, ua, </w:t>
       </w:r>
       <w:r>
         <w:rPr>
@@ -13257,19 +13233,7 @@
         <w:rPr>
           <w:lang w:val="sw_KE" w:bidi="sw_KE"/>
         </w:rPr>
-        <w:t xml:space="preserve">, </w:t>
-      </w:r>
-      <w:r>
-        <w:rPr>
-          <w:lang w:val="sw_KE" w:bidi="sw_KE"/>
-        </w:rPr>
-        <w:t>kutii</w:t>
-      </w:r>
-      <w:r>
-        <w:rPr>
-          <w:lang w:val="sw_KE" w:bidi="sw_KE"/>
-        </w:rPr>
-        <w:t>)</w:t>
+        <w:t>, kutii)</w:t>
       </w:r>
     </w:p>
     <w:p>
@@ -14168,13 +14132,929 @@
         <w:rPr>
           <w:lang w:val="sw_KE" w:bidi="sw_KE"/>
         </w:rPr>
+        <w:t xml:space="preserve">, kujiamini, </w:t>
+      </w:r>
+      <w:r>
+        <w:rPr>
+          <w:lang w:val="sw_KE" w:bidi="sw_KE"/>
+        </w:rPr>
+        <w:t>kuhimiza</w:t>
+      </w:r>
+      <w:r>
+        <w:rPr>
+          <w:lang w:val="sw_KE" w:bidi="sw_KE"/>
+        </w:rPr>
+        <w:t>)</w:t>
+      </w:r>
+    </w:p>
+    <w:p>
+      <w:pPr>
+        <w:pStyle w:val="Heading3"/>
+      </w:pPr>
+      <w:r>
+        <w:rPr>
+          <w:lang w:val="sw_KE" w:bidi="sw_KE"/>
+        </w:rPr>
+        <w:t>Marejeleo ya Biblia:</w:t>
+      </w:r>
+    </w:p>
+    <w:p>
+      <w:pPr>
+        <w:pStyle w:val="Heading3"/>
+      </w:pPr>
+      <w:r>
+        <w:rPr>
+          <w:lang w:val="sw_KE" w:bidi="sw_KE"/>
+        </w:rPr>
+        <w:t>Data ya Neno:</w:t>
+      </w:r>
+    </w:p>
+    <w:p>
+      <w:pPr>
+        <w:pStyle w:val="ListBullet"/>
+        <w:spacing w:line="240" w:lineRule="auto"/>
+        <w:ind w:left="720"/>
+      </w:pPr>
+      <w:r>
+        <w:rPr>
+          <w:lang w:val="sw_KE" w:bidi="sw_KE"/>
+        </w:rPr>
+      </w:r>
+      <w:r>
+        <w:rPr>
+          <w:lang w:val="sw_KE" w:bidi="sw_KE"/>
+        </w:rPr>
+        <w:t>Strong's:</w:t>
+      </w:r>
+      <w:r>
+        <w:rPr>
+          <w:lang w:val="sw_KE" w:bidi="sw_KE"/>
+        </w:rPr>
+      </w:r>
+      <w:r>
+        <w:rPr>
+          <w:lang w:val="sw_KE" w:bidi="sw_KE"/>
+        </w:rPr>
+      </w:r>
+    </w:p>
+    <w:p>
+      <w:pPr/>
+      <w:r>
+        <w:rPr>
+          <w:lang w:val="sw_KE" w:bidi="sw_KE"/>
+        </w:rPr>
+      </w:r>
+    </w:p>
+    <w:p>
+      <w:pPr>
+        <w:pStyle w:val="Heading2"/>
+      </w:pPr>
+      <w:r>
+        <w:rPr>
+          <w:lang w:val="sw_KE" w:bidi="sw_KE"/>
+        </w:rPr>
+        <w:t>Himiza</w:t>
+      </w:r>
+      <w:r>
+        <w:rPr>
+          <w:lang w:val="sw_KE" w:bidi="sw_KE"/>
+        </w:rPr>
+      </w:r>
+    </w:p>
+    <w:p>
+      <w:pPr>
+        <w:pStyle w:val="Heading3"/>
+      </w:pPr>
+      <w:r>
+        <w:rPr>
+          <w:lang w:val="sw_KE" w:bidi="sw_KE"/>
+        </w:rPr>
+        <w:t>Ufafanuzi:</w:t>
+      </w:r>
+    </w:p>
+    <w:p>
+      <w:pPr/>
+      <w:r>
+        <w:rPr>
+          <w:lang w:val="sw_KE" w:bidi="sw_KE"/>
+        </w:rPr>
+      </w:r>
+      <w:r>
+        <w:rPr>
+          <w:lang w:val="sw_KE" w:bidi="sw_KE"/>
+        </w:rPr>
+        <w:t>Neno "himiza" linamaanisha kushawishi kwa nguvu na kusisitiza mtu kufanya jambo linalofaa. Uhamasishaji huo unaitwa "himizo."</w:t>
+      </w:r>
+    </w:p>
+    <w:p>
+      <w:pPr>
+        <w:pStyle w:val="ListBullet"/>
+        <w:spacing w:line="240" w:lineRule="auto"/>
+        <w:ind w:left="720"/>
+      </w:pPr>
+      <w:r>
+        <w:rPr>
+          <w:lang w:val="sw_KE" w:bidi="sw_KE"/>
+        </w:rPr>
+      </w:r>
+      <w:r>
+        <w:rPr>
+          <w:lang w:val="sw_KE" w:bidi="sw_KE"/>
+        </w:rPr>
+        <w:t>Kusudi la kuhimiza ni kuwashawishi watu wengine kuepuka dhambi na kufuata mapenzi ya Mungu.</w:t>
+      </w:r>
+    </w:p>
+    <w:p>
+      <w:pPr>
+        <w:pStyle w:val="ListBullet"/>
+        <w:spacing w:line="240" w:lineRule="auto"/>
+        <w:ind w:left="720"/>
+      </w:pPr>
+      <w:r>
+        <w:rPr>
+          <w:lang w:val="sw_KE" w:bidi="sw_KE"/>
+        </w:rPr>
+      </w:r>
+      <w:r>
+        <w:rPr>
+          <w:lang w:val="sw_KE" w:bidi="sw_KE"/>
+        </w:rPr>
+        <w:t>Agano Jipya linafundisha Wakristo kuhamasishana kwa upendo, si kwa ukali au kwa ghafla.</w:t>
+      </w:r>
+    </w:p>
+    <w:p>
+      <w:pPr>
+        <w:pStyle w:val="Heading3"/>
+      </w:pPr>
+      <w:r>
+        <w:rPr>
+          <w:lang w:val="sw_KE" w:bidi="sw_KE"/>
+        </w:rPr>
+        <w:t>Mapendekezo ya Tafsiri:</w:t>
+      </w:r>
+    </w:p>
+    <w:p>
+      <w:pPr>
+        <w:pStyle w:val="ListBullet"/>
+        <w:spacing w:line="240" w:lineRule="auto"/>
+        <w:ind w:left="720"/>
+      </w:pPr>
+      <w:r>
+        <w:rPr>
+          <w:lang w:val="sw_KE" w:bidi="sw_KE"/>
+        </w:rPr>
+      </w:r>
+      <w:r>
+        <w:rPr>
+          <w:lang w:val="sw_KE" w:bidi="sw_KE"/>
+        </w:rPr>
+        <w:t>Kulingana na muktadha, "exhort" inaweza pia kutafsiriwa kama "kusisitiza kwa nguvu," "kushawishi," au "kushauri."</w:t>
+      </w:r>
+    </w:p>
+    <w:p>
+      <w:pPr>
+        <w:pStyle w:val="ListBullet"/>
+        <w:spacing w:line="240" w:lineRule="auto"/>
+        <w:ind w:left="720"/>
+      </w:pPr>
+      <w:r>
+        <w:rPr>
+          <w:lang w:val="sw_KE" w:bidi="sw_KE"/>
+        </w:rPr>
+      </w:r>
+      <w:r>
+        <w:rPr>
+          <w:lang w:val="sw_KE" w:bidi="sw_KE"/>
+        </w:rPr>
+        <w:t>Hakikisha tafsiri ya neno hili haimaanishi kwamba anayetoa ushauri ana hasira. Neno linapaswa kuonyesha nguvu na uzito, lakini halipaswi kuashiria hotuba ya hasira.</w:t>
+      </w:r>
+    </w:p>
+    <w:p>
+      <w:pPr>
+        <w:pStyle w:val="ListBullet"/>
+        <w:spacing w:line="240" w:lineRule="auto"/>
+        <w:ind w:left="720"/>
+      </w:pPr>
+      <w:r>
+        <w:rPr>
+          <w:lang w:val="sw_KE" w:bidi="sw_KE"/>
+        </w:rPr>
+      </w:r>
+      <w:r>
+        <w:rPr>
+          <w:lang w:val="sw_KE" w:bidi="sw_KE"/>
+        </w:rPr>
+        <w:t>Kwenye muktadha mwingi, neno "himiza" linapaswa kutafsiriwa tofauti na "tia moyo," ambalo linamaanisha kuhamasisha, kutuliza, au kufariji mtu.</w:t>
+      </w:r>
+    </w:p>
+    <w:p>
+      <w:pPr>
+        <w:pStyle w:val="ListBullet"/>
+        <w:spacing w:line="240" w:lineRule="auto"/>
+        <w:ind w:left="720"/>
+      </w:pPr>
+      <w:r>
+        <w:rPr>
+          <w:lang w:val="sw_KE" w:bidi="sw_KE"/>
+        </w:rPr>
+      </w:r>
+      <w:r>
+        <w:rPr>
+          <w:lang w:val="sw_KE" w:bidi="sw_KE"/>
+        </w:rPr>
+        <w:t>Kawaida, neno hili pia litatafsiriwa tofauti na "onya," ambalo linamaanisha kutoa onyo au kurekebisha mtu kwa tabia yake mbaya.</w:t>
+      </w:r>
+    </w:p>
+    <w:p>
+      <w:pPr>
+        <w:pStyle w:val="Heading3"/>
+      </w:pPr>
+      <w:r>
+        <w:rPr>
+          <w:lang w:val="sw_KE" w:bidi="sw_KE"/>
+        </w:rPr>
+        <w:t>Marejeleo ya Biblia:</w:t>
+      </w:r>
+    </w:p>
+    <w:p>
+      <w:pPr>
+        <w:pStyle w:val="ListBullet"/>
+        <w:spacing w:line="240" w:lineRule="auto"/>
+        <w:ind w:left="720"/>
+      </w:pPr>
+      <w:r>
+        <w:rPr>
+          <w:lang w:val="sw_KE" w:bidi="sw_KE"/>
+        </w:rPr>
+      </w:r>
+      <w:r>
+        <w:rPr>
+          <w:lang w:val="sw_KE" w:bidi="sw_KE"/>
+        </w:rPr>
+        <w:t>1 Wathesalonike 2:3–4</w:t>
+      </w:r>
+    </w:p>
+    <w:p>
+      <w:pPr>
+        <w:pStyle w:val="ListBullet"/>
+        <w:spacing w:line="240" w:lineRule="auto"/>
+        <w:ind w:left="720"/>
+      </w:pPr>
+      <w:r>
+        <w:rPr>
+          <w:lang w:val="sw_KE" w:bidi="sw_KE"/>
+        </w:rPr>
+      </w:r>
+      <w:r>
+        <w:rPr>
+          <w:lang w:val="sw_KE" w:bidi="sw_KE"/>
+        </w:rPr>
+        <w:t>1 Wathesalonike 2:12</w:t>
+      </w:r>
+    </w:p>
+    <w:p>
+      <w:pPr>
+        <w:pStyle w:val="ListBullet"/>
+        <w:spacing w:line="240" w:lineRule="auto"/>
+        <w:ind w:left="720"/>
+      </w:pPr>
+      <w:r>
+        <w:rPr>
+          <w:lang w:val="sw_KE" w:bidi="sw_KE"/>
+        </w:rPr>
+      </w:r>
+      <w:r>
+        <w:rPr>
+          <w:lang w:val="sw_KE" w:bidi="sw_KE"/>
+        </w:rPr>
+        <w:t>1 Timotheo 5:2</w:t>
+      </w:r>
+    </w:p>
+    <w:p>
+      <w:pPr>
+        <w:pStyle w:val="ListBullet"/>
+        <w:spacing w:line="240" w:lineRule="auto"/>
+        <w:ind w:left="720"/>
+      </w:pPr>
+      <w:r>
+        <w:rPr>
+          <w:lang w:val="sw_KE" w:bidi="sw_KE"/>
+        </w:rPr>
+      </w:r>
+      <w:r>
+        <w:rPr>
+          <w:lang w:val="sw_KE" w:bidi="sw_KE"/>
+        </w:rPr>
+        <w:t>Luka 3:18</w:t>
+      </w:r>
+    </w:p>
+    <w:p>
+      <w:pPr>
+        <w:pStyle w:val="Heading3"/>
+      </w:pPr>
+      <w:r>
+        <w:rPr>
+          <w:lang w:val="sw_KE" w:bidi="sw_KE"/>
+        </w:rPr>
+        <w:t>Data ya Neno:</w:t>
+      </w:r>
+    </w:p>
+    <w:p>
+      <w:pPr>
+        <w:pStyle w:val="ListBullet"/>
+        <w:spacing w:line="240" w:lineRule="auto"/>
+        <w:ind w:left="720"/>
+      </w:pPr>
+      <w:r>
+        <w:rPr>
+          <w:lang w:val="sw_KE" w:bidi="sw_KE"/>
+        </w:rPr>
+      </w:r>
+      <w:r>
+        <w:rPr>
+          <w:lang w:val="sw_KE" w:bidi="sw_KE"/>
+        </w:rPr>
+        <w:t>Strong's: G38670, G38700, G38740, G43890</w:t>
+      </w:r>
+      <w:r>
+        <w:rPr>
+          <w:lang w:val="sw_KE" w:bidi="sw_KE"/>
+        </w:rPr>
+      </w:r>
+      <w:r>
+        <w:rPr>
+          <w:lang w:val="sw_KE" w:bidi="sw_KE"/>
+        </w:rPr>
+      </w:r>
+    </w:p>
+    <w:p>
+      <w:pPr/>
+      <w:r>
+        <w:rPr>
+          <w:lang w:val="sw_KE" w:bidi="sw_KE"/>
+        </w:rPr>
+      </w:r>
+    </w:p>
+    <w:p>
+      <w:pPr>
+        <w:pStyle w:val="Heading2"/>
+      </w:pPr>
+      <w:r>
+        <w:rPr>
+          <w:lang w:val="sw_KE" w:bidi="sw_KE"/>
+        </w:rPr>
+        <w:t>Hodari</w:t>
+      </w:r>
+      <w:r>
+        <w:rPr>
+          <w:lang w:val="sw_KE" w:bidi="sw_KE"/>
+        </w:rPr>
+      </w:r>
+    </w:p>
+    <w:p>
+      <w:pPr>
+        <w:pStyle w:val="Heading3"/>
+      </w:pPr>
+      <w:r>
+        <w:rPr>
+          <w:lang w:val="sw_KE" w:bidi="sw_KE"/>
+        </w:rPr>
+        <w:t>Ufafanuzi:</w:t>
+      </w:r>
+    </w:p>
+    <w:p>
+      <w:pPr/>
+      <w:r>
+        <w:rPr>
+          <w:lang w:val="sw_KE" w:bidi="sw_KE"/>
+        </w:rPr>
+      </w:r>
+      <w:r>
+        <w:rPr>
+          <w:lang w:val="sw_KE" w:bidi="sw_KE"/>
+        </w:rPr>
+        <w:t>Maneno "hodari" na "uwezo" yanahusu kuwa na nguvu au uwezo mkubwa.</w:t>
+      </w:r>
+    </w:p>
+    <w:p>
+      <w:pPr>
+        <w:pStyle w:val="ListBullet"/>
+        <w:spacing w:line="240" w:lineRule="auto"/>
+        <w:ind w:left="720"/>
+      </w:pPr>
+      <w:r>
+        <w:rPr>
+          <w:lang w:val="sw_KE" w:bidi="sw_KE"/>
+        </w:rPr>
+      </w:r>
+      <w:r>
+        <w:rPr>
+          <w:lang w:val="sw_KE" w:bidi="sw_KE"/>
+        </w:rPr>
+        <w:t>Mara nyingi neno "uwezo" ni neno lingine linalomaanisha "nguvu." Linapozungumziwa kuhusu Mungu, linaweza kumaanisha "mamlaka."</w:t>
+      </w:r>
+    </w:p>
+    <w:p>
+      <w:pPr>
+        <w:pStyle w:val="ListBullet"/>
+        <w:spacing w:line="240" w:lineRule="auto"/>
+        <w:ind w:left="720"/>
+      </w:pPr>
+      <w:r>
+        <w:rPr>
+          <w:lang w:val="sw_KE" w:bidi="sw_KE"/>
+        </w:rPr>
+      </w:r>
+      <w:r>
+        <w:rPr>
+          <w:lang w:val="sw_KE" w:bidi="sw_KE"/>
+        </w:rPr>
+        <w:t>Maneno "wanaume hodari"mara nyingi inarejelea wanaume waliokuwa jasiri na washindi katika vita. Kikosi cha watu waaminifu cha Daudi, waliomsadia kumlinda na kumtetea, kilikuwa kikitambulika kama "wanaume hodari."</w:t>
+      </w:r>
+    </w:p>
+    <w:p>
+      <w:pPr>
+        <w:pStyle w:val="ListBullet"/>
+        <w:spacing w:line="240" w:lineRule="auto"/>
+        <w:ind w:left="720"/>
+      </w:pPr>
+      <w:r>
+        <w:rPr>
+          <w:lang w:val="sw_KE" w:bidi="sw_KE"/>
+        </w:rPr>
+      </w:r>
+      <w:r>
+        <w:rPr>
+          <w:lang w:val="sw_KE" w:bidi="sw_KE"/>
+        </w:rPr>
+        <w:t>Mungu pia anajulikana kama "yule mwenye nguvu."</w:t>
+      </w:r>
+    </w:p>
+    <w:p>
+      <w:pPr>
+        <w:pStyle w:val="ListBullet"/>
+        <w:spacing w:line="240" w:lineRule="auto"/>
+        <w:ind w:left="720"/>
+      </w:pPr>
+      <w:r>
+        <w:rPr>
+          <w:lang w:val="sw_KE" w:bidi="sw_KE"/>
+        </w:rPr>
+      </w:r>
+      <w:r>
+        <w:rPr>
+          <w:lang w:val="sw_KE" w:bidi="sw_KE"/>
+        </w:rPr>
+        <w:t>Maneno "kazi hodari" kwa kawaida yanarejelea mambo ya kushangaza Mungu anayofanya, hasa miujiza.</w:t>
+      </w:r>
+    </w:p>
+    <w:p>
+      <w:pPr>
+        <w:pStyle w:val="ListBullet"/>
+        <w:spacing w:line="240" w:lineRule="auto"/>
+        <w:ind w:left="720"/>
+      </w:pPr>
+      <w:r>
+        <w:rPr>
+          <w:lang w:val="sw_KE" w:bidi="sw_KE"/>
+        </w:rPr>
+      </w:r>
+      <w:r>
+        <w:rPr>
+          <w:lang w:val="sw_KE" w:bidi="sw_KE"/>
+        </w:rPr>
+        <w:t>Neno hili linahusiana na neno "Mwenyezi Mungu," ambalo ni maelezo ya kawaida kwa Mungu, likimaanisha kwamba ana nguvu kamili.</w:t>
+      </w:r>
+    </w:p>
+    <w:p>
+      <w:pPr>
+        <w:pStyle w:val="Heading3"/>
+      </w:pPr>
+      <w:r>
+        <w:rPr>
+          <w:lang w:val="sw_KE" w:bidi="sw_KE"/>
+        </w:rPr>
+        <w:t>Mapendekezo ya Tafsiri:</w:t>
+      </w:r>
+    </w:p>
+    <w:p>
+      <w:pPr>
+        <w:pStyle w:val="ListBullet"/>
+        <w:spacing w:line="240" w:lineRule="auto"/>
+        <w:ind w:left="720"/>
+      </w:pPr>
+      <w:r>
+        <w:rPr>
+          <w:lang w:val="sw_KE" w:bidi="sw_KE"/>
+        </w:rPr>
+      </w:r>
+      <w:r>
+        <w:rPr>
+          <w:lang w:val="sw_KE" w:bidi="sw_KE"/>
+        </w:rPr>
+        <w:t>Kulingana na muktadha, neno "hodari" linaweza kutafsiriwa kama "yenye nguvu" au "ya kushangaza" au "yenye nguvu sana."</w:t>
+      </w:r>
+    </w:p>
+    <w:p>
+      <w:pPr>
+        <w:pStyle w:val="ListBullet"/>
+        <w:spacing w:line="240" w:lineRule="auto"/>
+        <w:ind w:left="720"/>
+      </w:pPr>
+      <w:r>
+        <w:rPr>
+          <w:lang w:val="sw_KE" w:bidi="sw_KE"/>
+        </w:rPr>
+      </w:r>
+      <w:r>
+        <w:rPr>
+          <w:lang w:val="sw_KE" w:bidi="sw_KE"/>
+        </w:rPr>
+        <w:t>Kifungu "nguvu zake" inaweza kutafsiriwa kama "nguvu zake" au "uwezo wake."</w:t>
+      </w:r>
+    </w:p>
+    <w:p>
+      <w:pPr>
+        <w:pStyle w:val="ListBullet"/>
+        <w:spacing w:line="240" w:lineRule="auto"/>
+        <w:ind w:left="720"/>
+      </w:pPr>
+      <w:r>
+        <w:rPr>
+          <w:lang w:val="sw_KE" w:bidi="sw_KE"/>
+        </w:rPr>
+      </w:r>
+      <w:r>
+        <w:rPr>
+          <w:lang w:val="sw_KE" w:bidi="sw_KE"/>
+        </w:rPr>
+        <w:t>Kwenye Matendo 7, Mose anaelezewa kama mwanaume ambaye alikuwa "hodari kwa maneno na matendo." Hii inaweza kutafsiriwa kama "Mose alizungumza maneno yenye nguvu kutoka kwa Mungu na alifanya mambo ya miujiza" au "Mose alizungumza neno la Mungu kwa nguvu na alifanya mambo mengi ya kushangaza."</w:t>
+      </w:r>
+    </w:p>
+    <w:p>
+      <w:pPr>
+        <w:pStyle w:val="ListBullet"/>
+        <w:spacing w:line="240" w:lineRule="auto"/>
+        <w:ind w:left="720"/>
+      </w:pPr>
+      <w:r>
+        <w:rPr>
+          <w:lang w:val="sw_KE" w:bidi="sw_KE"/>
+        </w:rPr>
+      </w:r>
+      <w:r>
+        <w:rPr>
+          <w:lang w:val="sw_KE" w:bidi="sw_KE"/>
+        </w:rPr>
+        <w:t>Kulingana na muktadha, "kazi hodari" inaweza kutafsiriwa kama "mambo ya kushangaza ambayo Mungu hufanya" au "miujiza" au "Mungu akifanya mambo kwa nguvu."</w:t>
+      </w:r>
+    </w:p>
+    <w:p>
+      <w:pPr>
+        <w:pStyle w:val="ListBullet"/>
+        <w:spacing w:line="240" w:lineRule="auto"/>
+        <w:ind w:left="720"/>
+      </w:pPr>
+      <w:r>
+        <w:rPr>
+          <w:lang w:val="sw_KE" w:bidi="sw_KE"/>
+        </w:rPr>
+      </w:r>
+      <w:r>
+        <w:rPr>
+          <w:lang w:val="sw_KE" w:bidi="sw_KE"/>
+        </w:rPr>
+        <w:t>Neno "hodari" linaweza pia kutafsiriwa kama "nguvu" au "uwezo mkubwa"</w:t>
+      </w:r>
+    </w:p>
+    <w:p>
+      <w:pPr>
+        <w:pStyle w:val="ListBullet"/>
+        <w:spacing w:line="240" w:lineRule="auto"/>
+        <w:ind w:left="720"/>
+      </w:pPr>
+      <w:r>
+        <w:rPr>
+          <w:lang w:val="sw_KE" w:bidi="sw_KE"/>
+        </w:rPr>
+      </w:r>
+      <w:r>
+        <w:rPr>
+          <w:lang w:val="sw_KE" w:bidi="sw_KE"/>
+        </w:rPr>
+        <w:t>Usichanganye neno hili na neno la Kiingereza linalotumiwa kueleza uwezekano, kama vile "Huenda mvua ikanyesha."</w:t>
+      </w:r>
+    </w:p>
+    <w:p>
+      <w:pPr/>
+      <w:r>
+        <w:rPr>
+          <w:lang w:val="sw_KE" w:bidi="sw_KE"/>
+        </w:rPr>
+      </w:r>
+      <w:r>
+        <w:rPr>
+          <w:lang w:val="sw_KE" w:bidi="sw_KE"/>
+        </w:rPr>
+        <w:t xml:space="preserve">(Tazama pia: </w:t>
+      </w:r>
+      <w:r>
+        <w:rPr>
+          <w:lang w:val="sw_KE" w:bidi="sw_KE"/>
+        </w:rPr>
+        <w:t>Mwenyezi</w:t>
+      </w:r>
+      <w:r>
+        <w:rPr>
+          <w:lang w:val="sw_KE" w:bidi="sw_KE"/>
+        </w:rPr>
         <w:t xml:space="preserve">, </w:t>
       </w:r>
       <w:r>
         <w:rPr>
           <w:lang w:val="sw_KE" w:bidi="sw_KE"/>
         </w:rPr>
-        <w:t>kujiamini</w:t>
+        <w:t>muujiza</w:t>
+      </w:r>
+      <w:r>
+        <w:rPr>
+          <w:lang w:val="sw_KE" w:bidi="sw_KE"/>
+        </w:rPr>
+        <w:t>, nguvu, uwezo)</w:t>
+      </w:r>
+    </w:p>
+    <w:p>
+      <w:pPr>
+        <w:pStyle w:val="Heading3"/>
+      </w:pPr>
+      <w:r>
+        <w:rPr>
+          <w:lang w:val="sw_KE" w:bidi="sw_KE"/>
+        </w:rPr>
+        <w:t>Marejeleo ya Biblia:</w:t>
+      </w:r>
+    </w:p>
+    <w:p>
+      <w:pPr>
+        <w:pStyle w:val="ListBullet"/>
+        <w:spacing w:line="240" w:lineRule="auto"/>
+        <w:ind w:left="720"/>
+      </w:pPr>
+      <w:r>
+        <w:rPr>
+          <w:lang w:val="sw_KE" w:bidi="sw_KE"/>
+        </w:rPr>
+      </w:r>
+      <w:r>
+        <w:rPr>
+          <w:lang w:val="sw_KE" w:bidi="sw_KE"/>
+        </w:rPr>
+        <w:t>Matendo 7:22</w:t>
+      </w:r>
+    </w:p>
+    <w:p>
+      <w:pPr>
+        <w:pStyle w:val="ListBullet"/>
+        <w:spacing w:line="240" w:lineRule="auto"/>
+        <w:ind w:left="720"/>
+      </w:pPr>
+      <w:r>
+        <w:rPr>
+          <w:lang w:val="sw_KE" w:bidi="sw_KE"/>
+        </w:rPr>
+      </w:r>
+      <w:r>
+        <w:rPr>
+          <w:lang w:val="sw_KE" w:bidi="sw_KE"/>
+        </w:rPr>
+        <w:t>Mwanzo 6:4</w:t>
+      </w:r>
+    </w:p>
+    <w:p>
+      <w:pPr>
+        <w:pStyle w:val="ListBullet"/>
+        <w:spacing w:line="240" w:lineRule="auto"/>
+        <w:ind w:left="720"/>
+      </w:pPr>
+      <w:r>
+        <w:rPr>
+          <w:lang w:val="sw_KE" w:bidi="sw_KE"/>
+        </w:rPr>
+      </w:r>
+      <w:r>
+        <w:rPr>
+          <w:lang w:val="sw_KE" w:bidi="sw_KE"/>
+        </w:rPr>
+        <w:t>Marko 9:38–39</w:t>
+      </w:r>
+    </w:p>
+    <w:p>
+      <w:pPr>
+        <w:pStyle w:val="ListBullet"/>
+        <w:spacing w:line="240" w:lineRule="auto"/>
+        <w:ind w:left="720"/>
+      </w:pPr>
+      <w:r>
+        <w:rPr>
+          <w:lang w:val="sw_KE" w:bidi="sw_KE"/>
+        </w:rPr>
+      </w:r>
+      <w:r>
+        <w:rPr>
+          <w:lang w:val="sw_KE" w:bidi="sw_KE"/>
+        </w:rPr>
+        <w:t>Mathayo 11:23</w:t>
+      </w:r>
+    </w:p>
+    <w:p>
+      <w:pPr>
+        <w:pStyle w:val="Heading3"/>
+      </w:pPr>
+      <w:r>
+        <w:rPr>
+          <w:lang w:val="sw_KE" w:bidi="sw_KE"/>
+        </w:rPr>
+        <w:t>Data ya Neno:</w:t>
+      </w:r>
+    </w:p>
+    <w:p>
+      <w:pPr>
+        <w:pStyle w:val="ListBullet"/>
+        <w:spacing w:line="240" w:lineRule="auto"/>
+        <w:ind w:left="720"/>
+      </w:pPr>
+      <w:r>
+        <w:rPr>
+          <w:lang w:val="sw_KE" w:bidi="sw_KE"/>
+        </w:rPr>
+      </w:r>
+      <w:r>
+        <w:rPr>
+          <w:lang w:val="sw_KE" w:bidi="sw_KE"/>
+        </w:rPr>
+        <w:t>Strong's: H0046, H0047, H0117, H0202, H0386, H0410, H0430, H0533, H0650, H1219, H1368, H1369, H1396, H1397, H1419, H2220, H2389, H2428, H3201, H3524, H3581, H3966, H4101, H5794, H5797, H6099, H6105, H6108, H6184, H7227, H7580, H8623, H8624, G14110, G14150, G14980, G24780, G24790, G29000, G29040, G31670, G31730</w:t>
+      </w:r>
+      <w:r>
+        <w:rPr>
+          <w:lang w:val="sw_KE" w:bidi="sw_KE"/>
+        </w:rPr>
+      </w:r>
+      <w:r>
+        <w:rPr>
+          <w:lang w:val="sw_KE" w:bidi="sw_KE"/>
+        </w:rPr>
+      </w:r>
+    </w:p>
+    <w:p>
+      <w:pPr/>
+      <w:r>
+        <w:rPr>
+          <w:lang w:val="sw_KE" w:bidi="sw_KE"/>
+        </w:rPr>
+      </w:r>
+    </w:p>
+    <w:p>
+      <w:pPr>
+        <w:pStyle w:val="Heading2"/>
+      </w:pPr>
+      <w:r>
+        <w:rPr>
+          <w:lang w:val="sw_KE" w:bidi="sw_KE"/>
+        </w:rPr>
+        <w:t>Hofu</w:t>
+      </w:r>
+      <w:r>
+        <w:rPr>
+          <w:lang w:val="sw_KE" w:bidi="sw_KE"/>
+        </w:rPr>
+      </w:r>
+    </w:p>
+    <w:p>
+      <w:pPr>
+        <w:pStyle w:val="Heading3"/>
+      </w:pPr>
+      <w:r>
+        <w:rPr>
+          <w:lang w:val="sw_KE" w:bidi="sw_KE"/>
+        </w:rPr>
+        <w:t>Ufafanuzi:</w:t>
+      </w:r>
+    </w:p>
+    <w:p>
+      <w:pPr/>
+      <w:r>
+        <w:rPr>
+          <w:lang w:val="sw_KE" w:bidi="sw_KE"/>
+        </w:rPr>
+      </w:r>
+      <w:r>
+        <w:rPr>
+          <w:lang w:val="sw_KE" w:bidi="sw_KE"/>
+        </w:rPr>
+        <w:t>Neno "woga" mara nyingi linamaanisha hisia isiyopendeza ambayo mtu huhisi anapokumbana na tishio linalowezekana kwa usalama au ustawi wao. Hata hivyo, katika Biblia, neno "woga" linaweza pia kumaanisha mtazamo wa ibada, heshima, kustaajabu, au utii kuelekea mtu mwingine, kawaida mtu mwenye nguvu kama Mungu au mfalme.</w:t>
+      </w:r>
+    </w:p>
+    <w:p>
+      <w:pPr>
+        <w:pStyle w:val="Heading3"/>
+      </w:pPr>
+      <w:r>
+        <w:rPr>
+          <w:lang w:val="sw_KE" w:bidi="sw_KE"/>
+        </w:rPr>
+        <w:t>Mapendekezo ya Tafsiri:</w:t>
+      </w:r>
+    </w:p>
+    <w:p>
+      <w:pPr>
+        <w:pStyle w:val="ListBullet"/>
+        <w:spacing w:line="240" w:lineRule="auto"/>
+        <w:ind w:left="720"/>
+      </w:pPr>
+      <w:r>
+        <w:rPr>
+          <w:lang w:val="sw_KE" w:bidi="sw_KE"/>
+        </w:rPr>
+      </w:r>
+      <w:r>
+        <w:rPr>
+          <w:lang w:val="sw_KE" w:bidi="sw_KE"/>
+        </w:rPr>
+        <w:t>Kulingana na muktadha, neno "woga" linaweza kutafsiriwa kwa njia mbalimbali. Baadhi ya uwezekano ni pamoja na: "kuwa na hofu;" "heshima ya kina," au "heshima kubwa;" "kuheshimu," au "heshima;" au labda "kuwa na mshangao."</w:t>
+      </w:r>
+    </w:p>
+    <w:p>
+      <w:pPr>
+        <w:pStyle w:val="ListBullet"/>
+        <w:spacing w:line="240" w:lineRule="auto"/>
+        <w:ind w:left="720"/>
+      </w:pPr>
+      <w:r>
+        <w:rPr>
+          <w:lang w:val="sw_KE" w:bidi="sw_KE"/>
+        </w:rPr>
+      </w:r>
+      <w:r>
+        <w:rPr>
+          <w:lang w:val="sw_KE" w:bidi="sw_KE"/>
+        </w:rPr>
+        <w:t>Sentensi "Hofu ya Mungu iliwaangukia wote" inaweza kutafsiriwa kwa njia mbalimbali. Baadhi ya uwezekano ni pamoja na: "Ghafla wote walihisi heshima na kicho kikubwa kwa Mungu;" au "Mara moja, wote walihisi kustaajabishwa sana na kumheshimu Mungu kwa kina;" au "Wakati huo huo, wote walihisi hofu kubwa ya Mungu (kwa sababu ya uwezo wake)."</w:t>
+      </w:r>
+    </w:p>
+    <w:p>
+      <w:pPr>
+        <w:pStyle w:val="ListBullet"/>
+        <w:spacing w:line="240" w:lineRule="auto"/>
+        <w:ind w:left="720"/>
+      </w:pPr>
+      <w:r>
+        <w:rPr>
+          <w:lang w:val="sw_KE" w:bidi="sw_KE"/>
+        </w:rPr>
+      </w:r>
+      <w:r>
+        <w:rPr>
+          <w:lang w:val="sw_KE" w:bidi="sw_KE"/>
+        </w:rPr>
+        <w:t>Maneno "kumwogopa Bwana" yanaweza kutafsiriwa kama "kumheshimu Bwana" au "kumstahi Bwana kwa kina."</w:t>
+      </w:r>
+    </w:p>
+    <w:p>
+      <w:pPr>
+        <w:pStyle w:val="ListBullet"/>
+        <w:spacing w:line="240" w:lineRule="auto"/>
+        <w:ind w:left="720"/>
+      </w:pPr>
+      <w:r>
+        <w:rPr>
+          <w:lang w:val="sw_KE" w:bidi="sw_KE"/>
+        </w:rPr>
+      </w:r>
+      <w:r>
+        <w:rPr>
+          <w:lang w:val="sw_KE" w:bidi="sw_KE"/>
+        </w:rPr>
+        <w:t>Kirai “usiogope” linaweza pia kutafsiriwa kama “usiwe na hofu” au “acha kuwa na hofu.”</w:t>
+      </w:r>
+    </w:p>
+    <w:p>
+      <w:pPr/>
+      <w:r>
+        <w:rPr>
+          <w:lang w:val="sw_KE" w:bidi="sw_KE"/>
+        </w:rPr>
+      </w:r>
+      <w:r>
+        <w:rPr>
+          <w:lang w:val="sw_KE" w:bidi="sw_KE"/>
+        </w:rPr>
+        <w:t xml:space="preserve">(Tazama pia: </w:t>
+      </w:r>
+      <w:r>
+        <w:rPr>
+          <w:lang w:val="sw_KE" w:bidi="sw_KE"/>
+        </w:rPr>
+        <w:t>heshima</w:t>
       </w:r>
       <w:r>
         <w:rPr>
@@ -14186,7 +15066,372 @@
         <w:rPr>
           <w:lang w:val="sw_KE" w:bidi="sw_KE"/>
         </w:rPr>
-        <w:t>kuhimiza</w:t>
+        <w:t>Mungu</w:t>
+      </w:r>
+      <w:r>
+        <w:rPr>
+          <w:lang w:val="sw_KE" w:bidi="sw_KE"/>
+        </w:rPr>
+        <w:t xml:space="preserve">, </w:t>
+      </w:r>
+      <w:r>
+        <w:rPr>
+          <w:lang w:val="sw_KE" w:bidi="sw_KE"/>
+        </w:rPr>
+        <w:t>Bwana</w:t>
+      </w:r>
+      <w:r>
+        <w:rPr>
+          <w:lang w:val="sw_KE" w:bidi="sw_KE"/>
+        </w:rPr>
+        <w:t>, ajabu, nguvu)</w:t>
+      </w:r>
+    </w:p>
+    <w:p>
+      <w:pPr>
+        <w:pStyle w:val="Heading3"/>
+      </w:pPr>
+      <w:r>
+        <w:rPr>
+          <w:lang w:val="sw_KE" w:bidi="sw_KE"/>
+        </w:rPr>
+        <w:t>Marejeleo ya Biblia:</w:t>
+      </w:r>
+    </w:p>
+    <w:p>
+      <w:pPr>
+        <w:pStyle w:val="ListBullet"/>
+        <w:spacing w:line="240" w:lineRule="auto"/>
+        <w:ind w:left="720"/>
+      </w:pPr>
+      <w:r>
+        <w:rPr>
+          <w:lang w:val="sw_KE" w:bidi="sw_KE"/>
+        </w:rPr>
+      </w:r>
+      <w:r>
+        <w:rPr>
+          <w:lang w:val="sw_KE" w:bidi="sw_KE"/>
+        </w:rPr>
+        <w:t>1 Yohana 4:18</w:t>
+      </w:r>
+    </w:p>
+    <w:p>
+      <w:pPr>
+        <w:pStyle w:val="ListBullet"/>
+        <w:spacing w:line="240" w:lineRule="auto"/>
+        <w:ind w:left="720"/>
+      </w:pPr>
+      <w:r>
+        <w:rPr>
+          <w:lang w:val="sw_KE" w:bidi="sw_KE"/>
+        </w:rPr>
+      </w:r>
+      <w:r>
+        <w:rPr>
+          <w:lang w:val="sw_KE" w:bidi="sw_KE"/>
+        </w:rPr>
+        <w:t>Matendo 2:43</w:t>
+      </w:r>
+    </w:p>
+    <w:p>
+      <w:pPr>
+        <w:pStyle w:val="ListBullet"/>
+        <w:spacing w:line="240" w:lineRule="auto"/>
+        <w:ind w:left="720"/>
+      </w:pPr>
+      <w:r>
+        <w:rPr>
+          <w:lang w:val="sw_KE" w:bidi="sw_KE"/>
+        </w:rPr>
+      </w:r>
+      <w:r>
+        <w:rPr>
+          <w:lang w:val="sw_KE" w:bidi="sw_KE"/>
+        </w:rPr>
+        <w:t>Matendo 19:15–17</w:t>
+      </w:r>
+    </w:p>
+    <w:p>
+      <w:pPr>
+        <w:pStyle w:val="ListBullet"/>
+        <w:spacing w:line="240" w:lineRule="auto"/>
+        <w:ind w:left="720"/>
+      </w:pPr>
+      <w:r>
+        <w:rPr>
+          <w:lang w:val="sw_KE" w:bidi="sw_KE"/>
+        </w:rPr>
+      </w:r>
+      <w:r>
+        <w:rPr>
+          <w:lang w:val="sw_KE" w:bidi="sw_KE"/>
+        </w:rPr>
+        <w:t>Mwanzo 50:21</w:t>
+      </w:r>
+    </w:p>
+    <w:p>
+      <w:pPr>
+        <w:pStyle w:val="ListBullet"/>
+        <w:spacing w:line="240" w:lineRule="auto"/>
+        <w:ind w:left="720"/>
+      </w:pPr>
+      <w:r>
+        <w:rPr>
+          <w:lang w:val="sw_KE" w:bidi="sw_KE"/>
+        </w:rPr>
+      </w:r>
+      <w:r>
+        <w:rPr>
+          <w:lang w:val="sw_KE" w:bidi="sw_KE"/>
+        </w:rPr>
+        <w:t>Isaya 11:3–5</w:t>
+      </w:r>
+    </w:p>
+    <w:p>
+      <w:pPr>
+        <w:pStyle w:val="ListBullet"/>
+        <w:spacing w:line="240" w:lineRule="auto"/>
+        <w:ind w:left="720"/>
+      </w:pPr>
+      <w:r>
+        <w:rPr>
+          <w:lang w:val="sw_KE" w:bidi="sw_KE"/>
+        </w:rPr>
+      </w:r>
+      <w:r>
+        <w:rPr>
+          <w:lang w:val="sw_KE" w:bidi="sw_KE"/>
+        </w:rPr>
+        <w:t>Ayubu 6:14</w:t>
+      </w:r>
+    </w:p>
+    <w:p>
+      <w:pPr>
+        <w:pStyle w:val="ListBullet"/>
+        <w:spacing w:line="240" w:lineRule="auto"/>
+        <w:ind w:left="720"/>
+      </w:pPr>
+      <w:r>
+        <w:rPr>
+          <w:lang w:val="sw_KE" w:bidi="sw_KE"/>
+        </w:rPr>
+      </w:r>
+      <w:r>
+        <w:rPr>
+          <w:lang w:val="sw_KE" w:bidi="sw_KE"/>
+        </w:rPr>
+        <w:t>Yona 1:9</w:t>
+      </w:r>
+    </w:p>
+    <w:p>
+      <w:pPr>
+        <w:pStyle w:val="ListBullet"/>
+        <w:spacing w:line="240" w:lineRule="auto"/>
+        <w:ind w:left="720"/>
+      </w:pPr>
+      <w:r>
+        <w:rPr>
+          <w:lang w:val="sw_KE" w:bidi="sw_KE"/>
+        </w:rPr>
+      </w:r>
+      <w:r>
+        <w:rPr>
+          <w:lang w:val="sw_KE" w:bidi="sw_KE"/>
+        </w:rPr>
+        <w:t>Luka 12:5</w:t>
+      </w:r>
+    </w:p>
+    <w:p>
+      <w:pPr>
+        <w:pStyle w:val="ListBullet"/>
+        <w:spacing w:line="240" w:lineRule="auto"/>
+        <w:ind w:left="720"/>
+      </w:pPr>
+      <w:r>
+        <w:rPr>
+          <w:lang w:val="sw_KE" w:bidi="sw_KE"/>
+        </w:rPr>
+      </w:r>
+      <w:r>
+        <w:rPr>
+          <w:lang w:val="sw_KE" w:bidi="sw_KE"/>
+        </w:rPr>
+        <w:t>Mathayo 10:28</w:t>
+      </w:r>
+    </w:p>
+    <w:p>
+      <w:pPr>
+        <w:pStyle w:val="ListBullet"/>
+        <w:spacing w:line="240" w:lineRule="auto"/>
+        <w:ind w:left="720"/>
+      </w:pPr>
+      <w:r>
+        <w:rPr>
+          <w:lang w:val="sw_KE" w:bidi="sw_KE"/>
+        </w:rPr>
+      </w:r>
+      <w:r>
+        <w:rPr>
+          <w:lang w:val="sw_KE" w:bidi="sw_KE"/>
+        </w:rPr>
+        <w:t>Methali 10:24–25</w:t>
+      </w:r>
+    </w:p>
+    <w:p>
+      <w:pPr>
+        <w:pStyle w:val="Heading3"/>
+      </w:pPr>
+      <w:r>
+        <w:rPr>
+          <w:lang w:val="sw_KE" w:bidi="sw_KE"/>
+        </w:rPr>
+        <w:t>Neno Data:</w:t>
+      </w:r>
+    </w:p>
+    <w:p>
+      <w:pPr>
+        <w:pStyle w:val="ListBullet"/>
+        <w:spacing w:line="240" w:lineRule="auto"/>
+        <w:ind w:left="720"/>
+      </w:pPr>
+      <w:r>
+        <w:rPr>
+          <w:lang w:val="sw_KE" w:bidi="sw_KE"/>
+        </w:rPr>
+      </w:r>
+      <w:r>
+        <w:rPr>
+          <w:lang w:val="sw_KE" w:bidi="sw_KE"/>
+        </w:rPr>
+        <w:t>Strong's: H0367, H0926, H1204, H1481, H1672, H1674, H1763, H2119, H2296, H2727, H2729, H2730, H2731, H2844, H2849, H2865, H3016, H3025, H3068, H3372, H3373, H3374, H4032, H4034, H4035, H4116, H4172, H6206, H6342, H6343, H6345, H6427, H7264, H7267, H7297, H7374, H7461, H7493, H8175, G08700, G11670, G11680, G11690, G16300, G17190, G21240, G21250, G29620, G53980, G53990, G54000, G54010</w:t>
+      </w:r>
+      <w:r>
+        <w:rPr>
+          <w:lang w:val="sw_KE" w:bidi="sw_KE"/>
+        </w:rPr>
+      </w:r>
+      <w:r>
+        <w:rPr>
+          <w:lang w:val="sw_KE" w:bidi="sw_KE"/>
+        </w:rPr>
+      </w:r>
+    </w:p>
+    <w:p>
+      <w:pPr/>
+      <w:r>
+        <w:rPr>
+          <w:lang w:val="sw_KE" w:bidi="sw_KE"/>
+        </w:rPr>
+      </w:r>
+    </w:p>
+    <w:p>
+      <w:pPr>
+        <w:pStyle w:val="Heading2"/>
+      </w:pPr>
+      <w:r>
+        <w:rPr>
+          <w:lang w:val="sw_KE" w:bidi="sw_KE"/>
+        </w:rPr>
+        <w:t>Hofu</w:t>
+      </w:r>
+      <w:r>
+        <w:rPr>
+          <w:lang w:val="sw_KE" w:bidi="sw_KE"/>
+        </w:rPr>
+      </w:r>
+    </w:p>
+    <w:p>
+      <w:pPr>
+        <w:pStyle w:val="Heading3"/>
+      </w:pPr>
+      <w:r>
+        <w:rPr>
+          <w:lang w:val="sw_KE" w:bidi="sw_KE"/>
+        </w:rPr>
+        <w:t>Ufafanuzi:</w:t>
+      </w:r>
+    </w:p>
+    <w:p>
+      <w:pPr/>
+      <w:r>
+        <w:rPr>
+          <w:lang w:val="sw_KE" w:bidi="sw_KE"/>
+        </w:rPr>
+      </w:r>
+      <w:r>
+        <w:rPr>
+          <w:lang w:val="sw_KE" w:bidi="sw_KE"/>
+        </w:rPr>
+        <w:t>Neno "hofu" linahusu hisia kali sana za woga au wasiwasi. Mtu anayehisi hofu anasemekana kuwa "ametishwa."</w:t>
+      </w:r>
+    </w:p>
+    <w:p>
+      <w:pPr>
+        <w:pStyle w:val="ListBullet"/>
+        <w:spacing w:line="240" w:lineRule="auto"/>
+        <w:ind w:left="720"/>
+      </w:pPr>
+      <w:r>
+        <w:rPr>
+          <w:lang w:val="sw_KE" w:bidi="sw_KE"/>
+        </w:rPr>
+      </w:r>
+      <w:r>
+        <w:rPr>
+          <w:lang w:val="sw_KE" w:bidi="sw_KE"/>
+        </w:rPr>
+        <w:t>Hofu ya kusisimua ni kali zaidi kuliko hofu ya kawaida.</w:t>
+      </w:r>
+    </w:p>
+    <w:p>
+      <w:pPr>
+        <w:pStyle w:val="ListBullet"/>
+        <w:spacing w:line="240" w:lineRule="auto"/>
+        <w:ind w:left="720"/>
+      </w:pPr>
+      <w:r>
+        <w:rPr>
+          <w:lang w:val="sw_KE" w:bidi="sw_KE"/>
+        </w:rPr>
+      </w:r>
+      <w:r>
+        <w:rPr>
+          <w:lang w:val="sw_KE" w:bidi="sw_KE"/>
+        </w:rPr>
+        <w:t>Kawaida, mtu anapoogopa huwa pia katika hali ya mshtuko au ameshtuka.</w:t>
+      </w:r>
+    </w:p>
+    <w:p>
+      <w:pPr/>
+      <w:r>
+        <w:rPr>
+          <w:lang w:val="sw_KE" w:bidi="sw_KE"/>
+        </w:rPr>
+      </w:r>
+      <w:r>
+        <w:rPr>
+          <w:lang w:val="sw_KE" w:bidi="sw_KE"/>
+        </w:rPr>
+        <w:t xml:space="preserve">(Tazama pia: </w:t>
+      </w:r>
+      <w:r>
+        <w:rPr>
+          <w:lang w:val="sw_KE" w:bidi="sw_KE"/>
+        </w:rPr>
+        <w:t>wasiwasi</w:t>
+      </w:r>
+      <w:r>
+        <w:rPr>
+          <w:lang w:val="sw_KE" w:bidi="sw_KE"/>
+        </w:rPr>
+        <w:t xml:space="preserve">, </w:t>
+      </w:r>
+      <w:r>
+        <w:rPr>
+          <w:lang w:val="sw_KE" w:bidi="sw_KE"/>
+        </w:rPr>
+        <w:t>woga</w:t>
       </w:r>
       <w:r>
         <w:rPr>
@@ -14208,6 +15453,96 @@
     </w:p>
     <w:p>
       <w:pPr>
+        <w:pStyle w:val="ListBullet"/>
+        <w:spacing w:line="240" w:lineRule="auto"/>
+        <w:ind w:left="720"/>
+      </w:pPr>
+      <w:r>
+        <w:rPr>
+          <w:lang w:val="sw_KE" w:bidi="sw_KE"/>
+        </w:rPr>
+      </w:r>
+      <w:r>
+        <w:rPr>
+          <w:lang w:val="sw_KE" w:bidi="sw_KE"/>
+        </w:rPr>
+        <w:t>Kumbukumbu la Torati 28:37</w:t>
+      </w:r>
+    </w:p>
+    <w:p>
+      <w:pPr>
+        <w:pStyle w:val="ListBullet"/>
+        <w:spacing w:line="240" w:lineRule="auto"/>
+        <w:ind w:left="720"/>
+      </w:pPr>
+      <w:r>
+        <w:rPr>
+          <w:lang w:val="sw_KE" w:bidi="sw_KE"/>
+        </w:rPr>
+      </w:r>
+      <w:r>
+        <w:rPr>
+          <w:lang w:val="sw_KE" w:bidi="sw_KE"/>
+        </w:rPr>
+        <w:t>Ezekieli 23:33</w:t>
+      </w:r>
+    </w:p>
+    <w:p>
+      <w:pPr>
+        <w:pStyle w:val="ListBullet"/>
+        <w:spacing w:line="240" w:lineRule="auto"/>
+        <w:ind w:left="720"/>
+      </w:pPr>
+      <w:r>
+        <w:rPr>
+          <w:lang w:val="sw_KE" w:bidi="sw_KE"/>
+        </w:rPr>
+      </w:r>
+      <w:r>
+        <w:rPr>
+          <w:lang w:val="sw_KE" w:bidi="sw_KE"/>
+        </w:rPr>
+        <w:t>Yeremia 2:12–13</w:t>
+      </w:r>
+    </w:p>
+    <w:p>
+      <w:pPr>
+        <w:pStyle w:val="ListBullet"/>
+        <w:spacing w:line="240" w:lineRule="auto"/>
+        <w:ind w:left="720"/>
+      </w:pPr>
+      <w:r>
+        <w:rPr>
+          <w:lang w:val="sw_KE" w:bidi="sw_KE"/>
+        </w:rPr>
+      </w:r>
+      <w:r>
+        <w:rPr>
+          <w:lang w:val="sw_KE" w:bidi="sw_KE"/>
+        </w:rPr>
+        <w:t>Ayubu 21:4–6</w:t>
+      </w:r>
+    </w:p>
+    <w:p>
+      <w:pPr>
+        <w:pStyle w:val="ListBullet"/>
+        <w:spacing w:line="240" w:lineRule="auto"/>
+        <w:ind w:left="720"/>
+      </w:pPr>
+      <w:r>
+        <w:rPr>
+          <w:lang w:val="sw_KE" w:bidi="sw_KE"/>
+        </w:rPr>
+      </w:r>
+      <w:r>
+        <w:rPr>
+          <w:lang w:val="sw_KE" w:bidi="sw_KE"/>
+        </w:rPr>
+        <w:t>Zaburi 55:5</w:t>
+      </w:r>
+    </w:p>
+    <w:p>
+      <w:pPr>
         <w:pStyle w:val="Heading3"/>
       </w:pPr>
       <w:r>
@@ -14232,7 +15567,7 @@
         <w:rPr>
           <w:lang w:val="sw_KE" w:bidi="sw_KE"/>
         </w:rPr>
-        <w:t>Strong's:</w:t>
+        <w:t>Strong's: H1091, H1763, H2189, H4032, H4923, H5892, H6343, H6427, H7588, H8047, H8074, H8175, H8178, H8186</w:t>
       </w:r>
       <w:r>
         <w:rPr>
@@ -14261,7 +15596,7 @@
         <w:rPr>
           <w:lang w:val="sw_KE" w:bidi="sw_KE"/>
         </w:rPr>
-        <w:t>Himiza</w:t>
+        <w:t>Hofu</w:t>
       </w:r>
       <w:r>
         <w:rPr>
@@ -14291,43 +15626,171 @@
         <w:rPr>
           <w:lang w:val="sw_KE" w:bidi="sw_KE"/>
         </w:rPr>
-        <w:t>Neno "himiza" linamaanisha kushawishi kwa nguvu na kusisitiza mtu kufanya jambo linalofaa. Uhamasishaji huo unaitwa "himizo."</w:t>
-      </w:r>
-    </w:p>
-    <w:p>
-      <w:pPr>
-        <w:pStyle w:val="ListBullet"/>
-        <w:spacing w:line="240" w:lineRule="auto"/>
-        <w:ind w:left="720"/>
-      </w:pPr>
-      <w:r>
-        <w:rPr>
-          <w:lang w:val="sw_KE" w:bidi="sw_KE"/>
-        </w:rPr>
-      </w:r>
-      <w:r>
-        <w:rPr>
-          <w:lang w:val="sw_KE" w:bidi="sw_KE"/>
-        </w:rPr>
-        <w:t>Kusudi la kuhimiza ni kuwashawishi watu wengine kuepuka dhambi na kufuata mapenzi ya Mungu.</w:t>
-      </w:r>
-    </w:p>
-    <w:p>
-      <w:pPr>
-        <w:pStyle w:val="ListBullet"/>
-        <w:spacing w:line="240" w:lineRule="auto"/>
-        <w:ind w:left="720"/>
-      </w:pPr>
-      <w:r>
-        <w:rPr>
-          <w:lang w:val="sw_KE" w:bidi="sw_KE"/>
-        </w:rPr>
-      </w:r>
-      <w:r>
-        <w:rPr>
-          <w:lang w:val="sw_KE" w:bidi="sw_KE"/>
-        </w:rPr>
-        <w:t>Agano Jipya linafundisha Wakristo kuhamasishana kwa upendo, si kwa ukali au kwa ghafla.</w:t>
+        <w:t>Neno "hofu" linamaanisha hali ya hofu kali au matumizi ya nguvu. Kumtisha mtu kunamaanisha kumsababisha mtu huyo kuhisi hofu kubwa.</w:t>
+      </w:r>
+    </w:p>
+    <w:p>
+      <w:pPr>
+        <w:pStyle w:val="ListBullet"/>
+        <w:spacing w:line="240" w:lineRule="auto"/>
+        <w:ind w:left="720"/>
+      </w:pPr>
+      <w:r>
+        <w:rPr>
+          <w:lang w:val="sw_KE" w:bidi="sw_KE"/>
+        </w:rPr>
+      </w:r>
+      <w:r>
+        <w:rPr>
+          <w:lang w:val="sw_KE" w:bidi="sw_KE"/>
+        </w:rPr>
+        <w:t>"Hofu" ni kitu au mtu anayesababisha hofu au wasiwasi. Mfano wa tishio unaweza kuwa jeshi la adui linaloshambulia, janga, au ugonjwa ulioenea unaoua watu wengi.</w:t>
+      </w:r>
+    </w:p>
+    <w:p>
+      <w:pPr>
+        <w:pStyle w:val="ListBullet"/>
+        <w:spacing w:line="240" w:lineRule="auto"/>
+        <w:ind w:left="720"/>
+      </w:pPr>
+      <w:r>
+        <w:rPr>
+          <w:lang w:val="sw_KE" w:bidi="sw_KE"/>
+        </w:rPr>
+      </w:r>
+      <w:r>
+        <w:rPr>
+          <w:lang w:val="sw_KE" w:bidi="sw_KE"/>
+        </w:rPr>
+        <w:t>Hofu hizi zinaweza kuelezewa kama "za kutisha." Neno hili linaweza kutafsiriwa kama "linalosababisha hofu" au "linaloleta hofu."</w:t>
+      </w:r>
+    </w:p>
+    <w:p>
+      <w:pPr>
+        <w:pStyle w:val="ListBullet"/>
+        <w:spacing w:line="240" w:lineRule="auto"/>
+        <w:ind w:left="720"/>
+      </w:pPr>
+      <w:r>
+        <w:rPr>
+          <w:lang w:val="sw_KE" w:bidi="sw_KE"/>
+        </w:rPr>
+      </w:r>
+      <w:r>
+        <w:rPr>
+          <w:lang w:val="sw_KE" w:bidi="sw_KE"/>
+        </w:rPr>
+        <w:t>Hukumu ya Mungu siku moja itasababisha hofu kwa watu wasiotubu wanaokataa neema yake.</w:t>
+      </w:r>
+    </w:p>
+    <w:p>
+      <w:pPr>
+        <w:pStyle w:val="ListBullet"/>
+        <w:spacing w:line="240" w:lineRule="auto"/>
+        <w:ind w:left="720"/>
+      </w:pPr>
+      <w:r>
+        <w:rPr>
+          <w:lang w:val="sw_KE" w:bidi="sw_KE"/>
+        </w:rPr>
+      </w:r>
+      <w:r>
+        <w:rPr>
+          <w:lang w:val="sw_KE" w:bidi="sw_KE"/>
+        </w:rPr>
+        <w:t>"Hofu ya Mungu" inaweza kutafsiriwa kama "uwepo wa kutisha wa Mungu," "hukumu ya kutisha ya Mungu," au "wakati Mungu anaposababisha Yarebu kuwa na hofu."</w:t>
+      </w:r>
+    </w:p>
+    <w:p>
+      <w:pPr>
+        <w:pStyle w:val="ListBullet"/>
+        <w:spacing w:line="240" w:lineRule="auto"/>
+        <w:ind w:left="720"/>
+      </w:pPr>
+      <w:r>
+        <w:rPr>
+          <w:lang w:val="sw_KE" w:bidi="sw_KE"/>
+        </w:rPr>
+      </w:r>
+      <w:r>
+        <w:rPr>
+          <w:lang w:val="sw_KE" w:bidi="sw_KE"/>
+        </w:rPr>
+        <w:t>Njia za kutafsiri "hofu" zinaweza pia kujumuisha "hofu kubwa" au "woga mwingi."</w:t>
+      </w:r>
+    </w:p>
+    <w:p>
+      <w:pPr/>
+      <w:r>
+        <w:rPr>
+          <w:lang w:val="sw_KE" w:bidi="sw_KE"/>
+        </w:rPr>
+      </w:r>
+      <w:r>
+        <w:rPr>
+          <w:lang w:val="sw_KE" w:bidi="sw_KE"/>
+        </w:rPr>
+        <w:t xml:space="preserve">(Tazama pia: </w:t>
+      </w:r>
+      <w:r>
+        <w:rPr>
+          <w:lang w:val="sw_KE" w:bidi="sw_KE"/>
+        </w:rPr>
+        <w:t>maadui</w:t>
+      </w:r>
+      <w:r>
+        <w:rPr>
+          <w:lang w:val="sw_KE" w:bidi="sw_KE"/>
+        </w:rPr>
+        <w:t xml:space="preserve">, </w:t>
+      </w:r>
+      <w:r>
+        <w:rPr>
+          <w:lang w:val="sw_KE" w:bidi="sw_KE"/>
+        </w:rPr>
+        <w:t>woga</w:t>
+      </w:r>
+      <w:r>
+        <w:rPr>
+          <w:lang w:val="sw_KE" w:bidi="sw_KE"/>
+        </w:rPr>
+        <w:t xml:space="preserve">, </w:t>
+      </w:r>
+      <w:r>
+        <w:rPr>
+          <w:lang w:val="sw_KE" w:bidi="sw_KE"/>
+        </w:rPr>
+        <w:t>hakimu</w:t>
+      </w:r>
+      <w:r>
+        <w:rPr>
+          <w:lang w:val="sw_KE" w:bidi="sw_KE"/>
+        </w:rPr>
+        <w:t xml:space="preserve">, </w:t>
+      </w:r>
+      <w:r>
+        <w:rPr>
+          <w:lang w:val="sw_KE" w:bidi="sw_KE"/>
+        </w:rPr>
+        <w:t>ugonjwa wa tauni</w:t>
+      </w:r>
+      <w:r>
+        <w:rPr>
+          <w:lang w:val="sw_KE" w:bidi="sw_KE"/>
+        </w:rPr>
+        <w:t xml:space="preserve">, </w:t>
+      </w:r>
+      <w:r>
+        <w:rPr>
+          <w:lang w:val="sw_KE" w:bidi="sw_KE"/>
+        </w:rPr>
+        <w:t>Mungu</w:t>
+      </w:r>
+      <w:r>
+        <w:rPr>
+          <w:lang w:val="sw_KE" w:bidi="sw_KE"/>
+        </w:rPr>
+        <w:t>)</w:t>
       </w:r>
     </w:p>
     <w:p>
@@ -14338,79 +15801,79 @@
         <w:rPr>
           <w:lang w:val="sw_KE" w:bidi="sw_KE"/>
         </w:rPr>
-        <w:t>Mapendekezo ya Tafsiri:</w:t>
-      </w:r>
-    </w:p>
-    <w:p>
-      <w:pPr>
-        <w:pStyle w:val="ListBullet"/>
-        <w:spacing w:line="240" w:lineRule="auto"/>
-        <w:ind w:left="720"/>
-      </w:pPr>
-      <w:r>
-        <w:rPr>
-          <w:lang w:val="sw_KE" w:bidi="sw_KE"/>
-        </w:rPr>
-      </w:r>
-      <w:r>
-        <w:rPr>
-          <w:lang w:val="sw_KE" w:bidi="sw_KE"/>
-        </w:rPr>
-        <w:t>Kulingana na muktadha, "exhort" inaweza pia kutafsiriwa kama "kusisitiza kwa nguvu," "kushawishi," au "kushauri."</w:t>
-      </w:r>
-    </w:p>
-    <w:p>
-      <w:pPr>
-        <w:pStyle w:val="ListBullet"/>
-        <w:spacing w:line="240" w:lineRule="auto"/>
-        <w:ind w:left="720"/>
-      </w:pPr>
-      <w:r>
-        <w:rPr>
-          <w:lang w:val="sw_KE" w:bidi="sw_KE"/>
-        </w:rPr>
-      </w:r>
-      <w:r>
-        <w:rPr>
-          <w:lang w:val="sw_KE" w:bidi="sw_KE"/>
-        </w:rPr>
-        <w:t>Hakikisha tafsiri ya neno hili haimaanishi kwamba anayetoa ushauri ana hasira. Neno linapaswa kuonyesha nguvu na uzito, lakini halipaswi kuashiria hotuba ya hasira.</w:t>
-      </w:r>
-    </w:p>
-    <w:p>
-      <w:pPr>
-        <w:pStyle w:val="ListBullet"/>
-        <w:spacing w:line="240" w:lineRule="auto"/>
-        <w:ind w:left="720"/>
-      </w:pPr>
-      <w:r>
-        <w:rPr>
-          <w:lang w:val="sw_KE" w:bidi="sw_KE"/>
-        </w:rPr>
-      </w:r>
-      <w:r>
-        <w:rPr>
-          <w:lang w:val="sw_KE" w:bidi="sw_KE"/>
-        </w:rPr>
-        <w:t>Kwenye muktadha mwingi, neno "himiza" linapaswa kutafsiriwa tofauti na "tia moyo," ambalo linamaanisha kuhamasisha, kutuliza, au kufariji mtu.</w:t>
-      </w:r>
-    </w:p>
-    <w:p>
-      <w:pPr>
-        <w:pStyle w:val="ListBullet"/>
-        <w:spacing w:line="240" w:lineRule="auto"/>
-        <w:ind w:left="720"/>
-      </w:pPr>
-      <w:r>
-        <w:rPr>
-          <w:lang w:val="sw_KE" w:bidi="sw_KE"/>
-        </w:rPr>
-      </w:r>
-      <w:r>
-        <w:rPr>
-          <w:lang w:val="sw_KE" w:bidi="sw_KE"/>
-        </w:rPr>
-        <w:t>Kawaida, neno hili pia litatafsiriwa tofauti na "onya," ambalo linamaanisha kutoa onyo au kurekebisha mtu kwa tabia yake mbaya.</w:t>
+        <w:t>Marejeleo ya Biblia:</w:t>
+      </w:r>
+    </w:p>
+    <w:p>
+      <w:pPr>
+        <w:pStyle w:val="ListBullet"/>
+        <w:spacing w:line="240" w:lineRule="auto"/>
+        <w:ind w:left="720"/>
+      </w:pPr>
+      <w:r>
+        <w:rPr>
+          <w:lang w:val="sw_KE" w:bidi="sw_KE"/>
+        </w:rPr>
+      </w:r>
+      <w:r>
+        <w:rPr>
+          <w:lang w:val="sw_KE" w:bidi="sw_KE"/>
+        </w:rPr>
+        <w:t>Kumbukumbu la Torati 2:25</w:t>
+      </w:r>
+    </w:p>
+    <w:p>
+      <w:pPr>
+        <w:pStyle w:val="ListBullet"/>
+        <w:spacing w:line="240" w:lineRule="auto"/>
+        <w:ind w:left="720"/>
+      </w:pPr>
+      <w:r>
+        <w:rPr>
+          <w:lang w:val="sw_KE" w:bidi="sw_KE"/>
+        </w:rPr>
+      </w:r>
+      <w:r>
+        <w:rPr>
+          <w:lang w:val="sw_KE" w:bidi="sw_KE"/>
+        </w:rPr>
+        <w:t>Kutoka 14:10</w:t>
+      </w:r>
+    </w:p>
+    <w:p>
+      <w:pPr>
+        <w:pStyle w:val="ListBullet"/>
+        <w:spacing w:line="240" w:lineRule="auto"/>
+        <w:ind w:left="720"/>
+      </w:pPr>
+      <w:r>
+        <w:rPr>
+          <w:lang w:val="sw_KE" w:bidi="sw_KE"/>
+        </w:rPr>
+      </w:r>
+      <w:r>
+        <w:rPr>
+          <w:lang w:val="sw_KE" w:bidi="sw_KE"/>
+        </w:rPr>
+        <w:t>Luka 21:9</w:t>
+      </w:r>
+    </w:p>
+    <w:p>
+      <w:pPr>
+        <w:pStyle w:val="ListBullet"/>
+        <w:spacing w:line="240" w:lineRule="auto"/>
+        <w:ind w:left="720"/>
+      </w:pPr>
+      <w:r>
+        <w:rPr>
+          <w:lang w:val="sw_KE" w:bidi="sw_KE"/>
+        </w:rPr>
+      </w:r>
+      <w:r>
+        <w:rPr>
+          <w:lang w:val="sw_KE" w:bidi="sw_KE"/>
+        </w:rPr>
+        <w:t>Marko 6:48–50</w:t>
       </w:r>
     </w:p>
     <w:p>
@@ -14421,6 +15884,278 @@
         <w:rPr>
           <w:lang w:val="sw_KE" w:bidi="sw_KE"/>
         </w:rPr>
+        <w:t>Data ya Neno:</w:t>
+      </w:r>
+    </w:p>
+    <w:p>
+      <w:pPr>
+        <w:pStyle w:val="ListBullet"/>
+        <w:spacing w:line="240" w:lineRule="auto"/>
+        <w:ind w:left="720"/>
+      </w:pPr>
+      <w:r>
+        <w:rPr>
+          <w:lang w:val="sw_KE" w:bidi="sw_KE"/>
+        </w:rPr>
+      </w:r>
+      <w:r>
+        <w:rPr>
+          <w:lang w:val="sw_KE" w:bidi="sw_KE"/>
+        </w:rPr>
+        <w:t>Strong's: H0367, H0926, H0928, H1091, H1161, H1204, H1205, H1763, H2111, H2113, H2189, H2731, H2847, H2851, H2865, H3372, H3707, H4032, H4172, H4288, H4637, H6184, H6206, H6343, H6973, G16290, G16300, G22580, G44220, G44260, G54010</w:t>
+      </w:r>
+      <w:r>
+        <w:rPr>
+          <w:lang w:val="sw_KE" w:bidi="sw_KE"/>
+        </w:rPr>
+      </w:r>
+      <w:r>
+        <w:rPr>
+          <w:lang w:val="sw_KE" w:bidi="sw_KE"/>
+        </w:rPr>
+      </w:r>
+    </w:p>
+    <w:p>
+      <w:pPr/>
+      <w:r>
+        <w:rPr>
+          <w:lang w:val="sw_KE" w:bidi="sw_KE"/>
+        </w:rPr>
+      </w:r>
+    </w:p>
+    <w:p>
+      <w:pPr>
+        <w:pStyle w:val="Heading2"/>
+      </w:pPr>
+      <w:r>
+        <w:rPr>
+          <w:lang w:val="sw_KE" w:bidi="sw_KE"/>
+        </w:rPr>
+        <w:t>Hosea</w:t>
+      </w:r>
+      <w:r>
+        <w:rPr>
+          <w:lang w:val="sw_KE" w:bidi="sw_KE"/>
+        </w:rPr>
+      </w:r>
+    </w:p>
+    <w:p>
+      <w:pPr>
+        <w:pStyle w:val="Heading3"/>
+      </w:pPr>
+      <w:r>
+        <w:rPr>
+          <w:lang w:val="sw_KE" w:bidi="sw_KE"/>
+        </w:rPr>
+        <w:t>Uhalisia:</w:t>
+      </w:r>
+    </w:p>
+    <w:p>
+      <w:pPr/>
+      <w:r>
+        <w:rPr>
+          <w:lang w:val="sw_KE" w:bidi="sw_KE"/>
+        </w:rPr>
+      </w:r>
+      <w:r>
+        <w:rPr>
+          <w:lang w:val="sw_KE" w:bidi="sw_KE"/>
+        </w:rPr>
+        <w:t>Hosea alikuwa nabii wa Israeli aliyeishi na kutoa unabii takriban miaka 750 kabla ya Kristo.</w:t>
+      </w:r>
+    </w:p>
+    <w:p>
+      <w:pPr>
+        <w:pStyle w:val="ListBullet"/>
+        <w:spacing w:line="240" w:lineRule="auto"/>
+        <w:ind w:left="720"/>
+      </w:pPr>
+      <w:r>
+        <w:rPr>
+          <w:lang w:val="sw_KE" w:bidi="sw_KE"/>
+        </w:rPr>
+      </w:r>
+      <w:r>
+        <w:rPr>
+          <w:lang w:val="sw_KE" w:bidi="sw_KE"/>
+        </w:rPr>
+        <w:t>Huduma yake ilidumu kwa miaka mingi kupitia enzi za wafalme kadhaa, kama vile Yeroboamu, Zekaria, Yothamu, Ahazi, Hoshea, Uzia, na Hezekia.</w:t>
+      </w:r>
+    </w:p>
+    <w:p>
+      <w:pPr>
+        <w:pStyle w:val="ListBullet"/>
+        <w:spacing w:line="240" w:lineRule="auto"/>
+        <w:ind w:left="720"/>
+      </w:pPr>
+      <w:r>
+        <w:rPr>
+          <w:lang w:val="sw_KE" w:bidi="sw_KE"/>
+        </w:rPr>
+      </w:r>
+      <w:r>
+        <w:rPr>
+          <w:lang w:val="sw_KE" w:bidi="sw_KE"/>
+        </w:rPr>
+        <w:t>Hosea aliambiwa na Mungu amuoe Malaya aitwaye Gomeri na aendelee kumpenda, ingawa hakuwa mwaminifu kwake.</w:t>
+      </w:r>
+    </w:p>
+    <w:p>
+      <w:pPr>
+        <w:pStyle w:val="ListBullet"/>
+        <w:spacing w:line="240" w:lineRule="auto"/>
+        <w:ind w:left="720"/>
+      </w:pPr>
+      <w:r>
+        <w:rPr>
+          <w:lang w:val="sw_KE" w:bidi="sw_KE"/>
+        </w:rPr>
+      </w:r>
+      <w:r>
+        <w:rPr>
+          <w:lang w:val="sw_KE" w:bidi="sw_KE"/>
+        </w:rPr>
+        <w:t>Hii ilikuwa picha ya upendo wa Mungu kwa watu wake ambao hawakuwa waaminifu, Israeli.</w:t>
+      </w:r>
+    </w:p>
+    <w:p>
+      <w:pPr>
+        <w:pStyle w:val="ListBullet"/>
+        <w:spacing w:line="240" w:lineRule="auto"/>
+        <w:ind w:left="720"/>
+      </w:pPr>
+      <w:r>
+        <w:rPr>
+          <w:lang w:val="sw_KE" w:bidi="sw_KE"/>
+        </w:rPr>
+      </w:r>
+      <w:r>
+        <w:rPr>
+          <w:lang w:val="sw_KE" w:bidi="sw_KE"/>
+        </w:rPr>
+        <w:t>Hosea alitabiri dhidi ya watu wa Israeli kwa sababu ya dhambi zao, akiwaonya waache kuabudu sanamu.</w:t>
+      </w:r>
+    </w:p>
+    <w:p>
+      <w:pPr/>
+      <w:r>
+        <w:rPr>
+          <w:lang w:val="sw_KE" w:bidi="sw_KE"/>
+        </w:rPr>
+      </w:r>
+      <w:r>
+        <w:rPr>
+          <w:lang w:val="sw_KE" w:bidi="sw_KE"/>
+        </w:rPr>
+        <w:t>(Pendekezo la Tafsiri: Tafsiri Majina)</w:t>
+      </w:r>
+    </w:p>
+    <w:p>
+      <w:pPr/>
+      <w:r>
+        <w:rPr>
+          <w:lang w:val="sw_KE" w:bidi="sw_KE"/>
+        </w:rPr>
+      </w:r>
+      <w:r>
+        <w:rPr>
+          <w:lang w:val="sw_KE" w:bidi="sw_KE"/>
+        </w:rPr>
+        <w:t xml:space="preserve">(Tazama pia: </w:t>
+      </w:r>
+      <w:r>
+        <w:rPr>
+          <w:lang w:val="sw_KE" w:bidi="sw_KE"/>
+        </w:rPr>
+        <w:t>Ahazi</w:t>
+      </w:r>
+      <w:r>
+        <w:rPr>
+          <w:lang w:val="sw_KE" w:bidi="sw_KE"/>
+        </w:rPr>
+        <w:t xml:space="preserve">, </w:t>
+      </w:r>
+      <w:r>
+        <w:rPr>
+          <w:lang w:val="sw_KE" w:bidi="sw_KE"/>
+        </w:rPr>
+        <w:t>Hezekia</w:t>
+      </w:r>
+      <w:r>
+        <w:rPr>
+          <w:lang w:val="sw_KE" w:bidi="sw_KE"/>
+        </w:rPr>
+        <w:t xml:space="preserve">, </w:t>
+      </w:r>
+      <w:r>
+        <w:rPr>
+          <w:lang w:val="sw_KE" w:bidi="sw_KE"/>
+        </w:rPr>
+        <w:t>Hoshea</w:t>
+      </w:r>
+      <w:r>
+        <w:rPr>
+          <w:lang w:val="sw_KE" w:bidi="sw_KE"/>
+        </w:rPr>
+        <w:t xml:space="preserve">, </w:t>
+      </w:r>
+      <w:r>
+        <w:rPr>
+          <w:lang w:val="sw_KE" w:bidi="sw_KE"/>
+        </w:rPr>
+        <w:t>Yeroboamu</w:t>
+      </w:r>
+      <w:r>
+        <w:rPr>
+          <w:lang w:val="sw_KE" w:bidi="sw_KE"/>
+        </w:rPr>
+        <w:t xml:space="preserve">, </w:t>
+      </w:r>
+      <w:r>
+        <w:rPr>
+          <w:lang w:val="sw_KE" w:bidi="sw_KE"/>
+        </w:rPr>
+        <w:t>Yothamu</w:t>
+      </w:r>
+      <w:r>
+        <w:rPr>
+          <w:lang w:val="sw_KE" w:bidi="sw_KE"/>
+        </w:rPr>
+        <w:t xml:space="preserve">, </w:t>
+      </w:r>
+      <w:r>
+        <w:rPr>
+          <w:lang w:val="sw_KE" w:bidi="sw_KE"/>
+        </w:rPr>
+        <w:t>Uzziah</w:t>
+      </w:r>
+      <w:r>
+        <w:rPr>
+          <w:lang w:val="sw_KE" w:bidi="sw_KE"/>
+        </w:rPr>
+        <w:t xml:space="preserve">, </w:t>
+      </w:r>
+      <w:r>
+        <w:rPr>
+          <w:lang w:val="sw_KE" w:bidi="sw_KE"/>
+        </w:rPr>
+        <w:t>Zekaria (OT)</w:t>
+      </w:r>
+      <w:r>
+        <w:rPr>
+          <w:lang w:val="sw_KE" w:bidi="sw_KE"/>
+        </w:rPr>
+        <w:t>)</w:t>
+      </w:r>
+    </w:p>
+    <w:p>
+      <w:pPr>
+        <w:pStyle w:val="Heading3"/>
+      </w:pPr>
+      <w:r>
+        <w:rPr>
+          <w:lang w:val="sw_KE" w:bidi="sw_KE"/>
+        </w:rPr>
         <w:t>Marejeleo ya Biblia:</w:t>
       </w:r>
     </w:p>
@@ -14439,61 +16174,43 @@
         <w:rPr>
           <w:lang w:val="sw_KE" w:bidi="sw_KE"/>
         </w:rPr>
-        <w:t>1 Wathesalonike 2:3–4</w:t>
-      </w:r>
-    </w:p>
-    <w:p>
-      <w:pPr>
-        <w:pStyle w:val="ListBullet"/>
-        <w:spacing w:line="240" w:lineRule="auto"/>
-        <w:ind w:left="720"/>
-      </w:pPr>
-      <w:r>
-        <w:rPr>
-          <w:lang w:val="sw_KE" w:bidi="sw_KE"/>
-        </w:rPr>
-      </w:r>
-      <w:r>
-        <w:rPr>
-          <w:lang w:val="sw_KE" w:bidi="sw_KE"/>
-        </w:rPr>
-        <w:t>1 Wathesalonike 2:12</w:t>
-      </w:r>
-    </w:p>
-    <w:p>
-      <w:pPr>
-        <w:pStyle w:val="ListBullet"/>
-        <w:spacing w:line="240" w:lineRule="auto"/>
-        <w:ind w:left="720"/>
-      </w:pPr>
-      <w:r>
-        <w:rPr>
-          <w:lang w:val="sw_KE" w:bidi="sw_KE"/>
-        </w:rPr>
-      </w:r>
-      <w:r>
-        <w:rPr>
-          <w:lang w:val="sw_KE" w:bidi="sw_KE"/>
-        </w:rPr>
-        <w:t>1 Timotheo 5:2</w:t>
-      </w:r>
-    </w:p>
-    <w:p>
-      <w:pPr>
-        <w:pStyle w:val="ListBullet"/>
-        <w:spacing w:line="240" w:lineRule="auto"/>
-        <w:ind w:left="720"/>
-      </w:pPr>
-      <w:r>
-        <w:rPr>
-          <w:lang w:val="sw_KE" w:bidi="sw_KE"/>
-        </w:rPr>
-      </w:r>
-      <w:r>
-        <w:rPr>
-          <w:lang w:val="sw_KE" w:bidi="sw_KE"/>
-        </w:rPr>
-        <w:t>Luka 3:18</w:t>
+        <w:t>Hosea 1:1–2</w:t>
+      </w:r>
+    </w:p>
+    <w:p>
+      <w:pPr>
+        <w:pStyle w:val="ListBullet"/>
+        <w:spacing w:line="240" w:lineRule="auto"/>
+        <w:ind w:left="720"/>
+      </w:pPr>
+      <w:r>
+        <w:rPr>
+          <w:lang w:val="sw_KE" w:bidi="sw_KE"/>
+        </w:rPr>
+      </w:r>
+      <w:r>
+        <w:rPr>
+          <w:lang w:val="sw_KE" w:bidi="sw_KE"/>
+        </w:rPr>
+        <w:t>Hosea 1:3–5</w:t>
+      </w:r>
+    </w:p>
+    <w:p>
+      <w:pPr>
+        <w:pStyle w:val="ListBullet"/>
+        <w:spacing w:line="240" w:lineRule="auto"/>
+        <w:ind w:left="720"/>
+      </w:pPr>
+      <w:r>
+        <w:rPr>
+          <w:lang w:val="sw_KE" w:bidi="sw_KE"/>
+        </w:rPr>
+      </w:r>
+      <w:r>
+        <w:rPr>
+          <w:lang w:val="sw_KE" w:bidi="sw_KE"/>
+        </w:rPr>
+        <w:t>Hosea 1:6–7</w:t>
       </w:r>
     </w:p>
     <w:p>
@@ -14522,7 +16239,7 @@
         <w:rPr>
           <w:lang w:val="sw_KE" w:bidi="sw_KE"/>
         </w:rPr>
-        <w:t>Strong's: G38670, G38700, G38740, G43890</w:t>
+        <w:t>Strong's: H1954, G56170</w:t>
       </w:r>
       <w:r>
         <w:rPr>
@@ -14551,7 +16268,7 @@
         <w:rPr>
           <w:lang w:val="sw_KE" w:bidi="sw_KE"/>
         </w:rPr>
-        <w:t>Hodari</w:t>
+        <w:t>Hoshea</w:t>
       </w:r>
       <w:r>
         <w:rPr>
@@ -14567,6 +16284,367 @@
         <w:rPr>
           <w:lang w:val="sw_KE" w:bidi="sw_KE"/>
         </w:rPr>
+        <w:t>Uhalisia:</w:t>
+      </w:r>
+    </w:p>
+    <w:p>
+      <w:pPr/>
+      <w:r>
+        <w:rPr>
+          <w:lang w:val="sw_KE" w:bidi="sw_KE"/>
+        </w:rPr>
+      </w:r>
+      <w:r>
+        <w:rPr>
+          <w:lang w:val="sw_KE" w:bidi="sw_KE"/>
+        </w:rPr>
+        <w:t>Hoshea lilikuwa jina la mfalme wa Israeli na wanaume wengine kadhaa katika Agano la Kale.</w:t>
+      </w:r>
+    </w:p>
+    <w:p>
+      <w:pPr>
+        <w:pStyle w:val="ListBullet"/>
+        <w:spacing w:line="240" w:lineRule="auto"/>
+        <w:ind w:left="720"/>
+      </w:pPr>
+      <w:r>
+        <w:rPr>
+          <w:lang w:val="sw_KE" w:bidi="sw_KE"/>
+        </w:rPr>
+      </w:r>
+      <w:r>
+        <w:rPr>
+          <w:lang w:val="sw_KE" w:bidi="sw_KE"/>
+        </w:rPr>
+        <w:t>Hoshea mwana wa Ala alikuwa mfalme wa Israeli kwa miaka tisa wakati wa sehemu ya utawala wa Ahazi na Hezekia, wafalme wa Yuda.</w:t>
+      </w:r>
+    </w:p>
+    <w:p>
+      <w:pPr>
+        <w:pStyle w:val="ListBullet"/>
+        <w:spacing w:line="240" w:lineRule="auto"/>
+        <w:ind w:left="720"/>
+      </w:pPr>
+      <w:r>
+        <w:rPr>
+          <w:lang w:val="sw_KE" w:bidi="sw_KE"/>
+        </w:rPr>
+      </w:r>
+      <w:r>
+        <w:rPr>
+          <w:lang w:val="sw_KE" w:bidi="sw_KE"/>
+        </w:rPr>
+        <w:t>Yoshua mwana wa Nuni hapo awali aliitwa Hoshea. Musa alibadilisha jina la Hoshea kuwa Yoshua kabla ya kumtuma yeye pamoja na wanaume wengine kumi na mmoja kwenda kuipeleleza nchi ya Wakanaani.</w:t>
+      </w:r>
+    </w:p>
+    <w:p>
+      <w:pPr>
+        <w:pStyle w:val="ListBullet"/>
+        <w:spacing w:line="240" w:lineRule="auto"/>
+        <w:ind w:left="720"/>
+      </w:pPr>
+      <w:r>
+        <w:rPr>
+          <w:lang w:val="sw_KE" w:bidi="sw_KE"/>
+        </w:rPr>
+      </w:r>
+      <w:r>
+        <w:rPr>
+          <w:lang w:val="sw_KE" w:bidi="sw_KE"/>
+        </w:rPr>
+        <w:t>Baada ya kifo cha Mose, Yoshua aliwaongoza Waisraeli kumiliki nchi ya Kanaani.</w:t>
+      </w:r>
+    </w:p>
+    <w:p>
+      <w:pPr>
+        <w:pStyle w:val="ListBullet"/>
+        <w:spacing w:line="240" w:lineRule="auto"/>
+        <w:ind w:left="720"/>
+      </w:pPr>
+      <w:r>
+        <w:rPr>
+          <w:lang w:val="sw_KE" w:bidi="sw_KE"/>
+        </w:rPr>
+      </w:r>
+      <w:r>
+        <w:rPr>
+          <w:lang w:val="sw_KE" w:bidi="sw_KE"/>
+        </w:rPr>
+        <w:t>Adamu mwingine aliyeitwa Hoshea alikuwa mwana wa Azazia na alikuwa mmoja wa viongozi wa Waefraimu.</w:t>
+      </w:r>
+    </w:p>
+    <w:p>
+      <w:pPr/>
+      <w:r>
+        <w:rPr>
+          <w:lang w:val="sw_KE" w:bidi="sw_KE"/>
+        </w:rPr>
+      </w:r>
+      <w:r>
+        <w:rPr>
+          <w:lang w:val="sw_KE" w:bidi="sw_KE"/>
+        </w:rPr>
+        <w:t>(Mapendekezo ya Tafsiri: Tafsiri ya Majina)</w:t>
+      </w:r>
+    </w:p>
+    <w:p>
+      <w:pPr/>
+      <w:r>
+        <w:rPr>
+          <w:lang w:val="sw_KE" w:bidi="sw_KE"/>
+        </w:rPr>
+      </w:r>
+      <w:r>
+        <w:rPr>
+          <w:lang w:val="sw_KE" w:bidi="sw_KE"/>
+        </w:rPr>
+        <w:t xml:space="preserve">(Tazama pia: </w:t>
+      </w:r>
+      <w:r>
+        <w:rPr>
+          <w:lang w:val="sw_KE" w:bidi="sw_KE"/>
+        </w:rPr>
+        <w:t>Ahazi</w:t>
+      </w:r>
+      <w:r>
+        <w:rPr>
+          <w:lang w:val="sw_KE" w:bidi="sw_KE"/>
+        </w:rPr>
+        <w:t xml:space="preserve">, </w:t>
+      </w:r>
+      <w:r>
+        <w:rPr>
+          <w:lang w:val="sw_KE" w:bidi="sw_KE"/>
+        </w:rPr>
+        <w:t>Kanaani</w:t>
+      </w:r>
+      <w:r>
+        <w:rPr>
+          <w:lang w:val="sw_KE" w:bidi="sw_KE"/>
+        </w:rPr>
+        <w:t xml:space="preserve">, </w:t>
+      </w:r>
+      <w:r>
+        <w:rPr>
+          <w:lang w:val="sw_KE" w:bidi="sw_KE"/>
+        </w:rPr>
+        <w:t>Efraimu</w:t>
+      </w:r>
+      <w:r>
+        <w:rPr>
+          <w:lang w:val="sw_KE" w:bidi="sw_KE"/>
+        </w:rPr>
+        <w:t xml:space="preserve">, </w:t>
+      </w:r>
+      <w:r>
+        <w:rPr>
+          <w:lang w:val="sw_KE" w:bidi="sw_KE"/>
+        </w:rPr>
+        <w:t>Hezekia</w:t>
+      </w:r>
+      <w:r>
+        <w:rPr>
+          <w:lang w:val="sw_KE" w:bidi="sw_KE"/>
+        </w:rPr>
+        <w:t xml:space="preserve">, </w:t>
+      </w:r>
+      <w:r>
+        <w:rPr>
+          <w:lang w:val="sw_KE" w:bidi="sw_KE"/>
+        </w:rPr>
+        <w:t>Yoshua</w:t>
+      </w:r>
+      <w:r>
+        <w:rPr>
+          <w:lang w:val="sw_KE" w:bidi="sw_KE"/>
+        </w:rPr>
+        <w:t xml:space="preserve">, </w:t>
+      </w:r>
+      <w:r>
+        <w:rPr>
+          <w:lang w:val="sw_KE" w:bidi="sw_KE"/>
+        </w:rPr>
+        <w:t>Musa</w:t>
+      </w:r>
+      <w:r>
+        <w:rPr>
+          <w:lang w:val="sw_KE" w:bidi="sw_KE"/>
+        </w:rPr>
+        <w:t>)</w:t>
+      </w:r>
+    </w:p>
+    <w:p>
+      <w:pPr>
+        <w:pStyle w:val="Heading3"/>
+      </w:pPr>
+      <w:r>
+        <w:rPr>
+          <w:lang w:val="sw_KE" w:bidi="sw_KE"/>
+        </w:rPr>
+        <w:t>Marejeleo ya Biblia:</w:t>
+      </w:r>
+    </w:p>
+    <w:p>
+      <w:pPr>
+        <w:pStyle w:val="ListBullet"/>
+        <w:spacing w:line="240" w:lineRule="auto"/>
+        <w:ind w:left="720"/>
+      </w:pPr>
+      <w:r>
+        <w:rPr>
+          <w:lang w:val="sw_KE" w:bidi="sw_KE"/>
+        </w:rPr>
+      </w:r>
+      <w:r>
+        <w:rPr>
+          <w:lang w:val="sw_KE" w:bidi="sw_KE"/>
+        </w:rPr>
+        <w:t>1 Mambo ya Nyakati 27:20</w:t>
+      </w:r>
+    </w:p>
+    <w:p>
+      <w:pPr>
+        <w:pStyle w:val="ListBullet"/>
+        <w:spacing w:line="240" w:lineRule="auto"/>
+        <w:ind w:left="720"/>
+      </w:pPr>
+      <w:r>
+        <w:rPr>
+          <w:lang w:val="sw_KE" w:bidi="sw_KE"/>
+        </w:rPr>
+      </w:r>
+      <w:r>
+        <w:rPr>
+          <w:lang w:val="sw_KE" w:bidi="sw_KE"/>
+        </w:rPr>
+        <w:t>2 Wafalme 15:30</w:t>
+      </w:r>
+    </w:p>
+    <w:p>
+      <w:pPr>
+        <w:pStyle w:val="ListBullet"/>
+        <w:spacing w:line="240" w:lineRule="auto"/>
+        <w:ind w:left="720"/>
+      </w:pPr>
+      <w:r>
+        <w:rPr>
+          <w:lang w:val="sw_KE" w:bidi="sw_KE"/>
+        </w:rPr>
+      </w:r>
+      <w:r>
+        <w:rPr>
+          <w:lang w:val="sw_KE" w:bidi="sw_KE"/>
+        </w:rPr>
+        <w:t>2 Wafalme 17:3</w:t>
+      </w:r>
+    </w:p>
+    <w:p>
+      <w:pPr>
+        <w:pStyle w:val="ListBullet"/>
+        <w:spacing w:line="240" w:lineRule="auto"/>
+        <w:ind w:left="720"/>
+      </w:pPr>
+      <w:r>
+        <w:rPr>
+          <w:lang w:val="sw_KE" w:bidi="sw_KE"/>
+        </w:rPr>
+      </w:r>
+      <w:r>
+        <w:rPr>
+          <w:lang w:val="sw_KE" w:bidi="sw_KE"/>
+        </w:rPr>
+        <w:t>2 Wafalme 18:1</w:t>
+      </w:r>
+    </w:p>
+    <w:p>
+      <w:pPr>
+        <w:pStyle w:val="ListBullet"/>
+        <w:spacing w:line="240" w:lineRule="auto"/>
+        <w:ind w:left="720"/>
+      </w:pPr>
+      <w:r>
+        <w:rPr>
+          <w:lang w:val="sw_KE" w:bidi="sw_KE"/>
+        </w:rPr>
+      </w:r>
+      <w:r>
+        <w:rPr>
+          <w:lang w:val="sw_KE" w:bidi="sw_KE"/>
+        </w:rPr>
+        <w:t>2 Wafalme 18:9</w:t>
+      </w:r>
+    </w:p>
+    <w:p>
+      <w:pPr>
+        <w:pStyle w:val="Heading3"/>
+      </w:pPr>
+      <w:r>
+        <w:rPr>
+          <w:lang w:val="sw_KE" w:bidi="sw_KE"/>
+        </w:rPr>
+        <w:t>Data ya Neno:</w:t>
+      </w:r>
+    </w:p>
+    <w:p>
+      <w:pPr>
+        <w:pStyle w:val="ListBullet"/>
+        <w:spacing w:line="240" w:lineRule="auto"/>
+        <w:ind w:left="720"/>
+      </w:pPr>
+      <w:r>
+        <w:rPr>
+          <w:lang w:val="sw_KE" w:bidi="sw_KE"/>
+        </w:rPr>
+      </w:r>
+      <w:r>
+        <w:rPr>
+          <w:lang w:val="sw_KE" w:bidi="sw_KE"/>
+        </w:rPr>
+        <w:t>Strong's: H1954</w:t>
+      </w:r>
+      <w:r>
+        <w:rPr>
+          <w:lang w:val="sw_KE" w:bidi="sw_KE"/>
+        </w:rPr>
+      </w:r>
+      <w:r>
+        <w:rPr>
+          <w:lang w:val="sw_KE" w:bidi="sw_KE"/>
+        </w:rPr>
+      </w:r>
+    </w:p>
+    <w:p>
+      <w:pPr/>
+      <w:r>
+        <w:rPr>
+          <w:lang w:val="sw_KE" w:bidi="sw_KE"/>
+        </w:rPr>
+      </w:r>
+    </w:p>
+    <w:p>
+      <w:pPr>
+        <w:pStyle w:val="Heading2"/>
+      </w:pPr>
+      <w:r>
+        <w:rPr>
+          <w:lang w:val="sw_KE" w:bidi="sw_KE"/>
+        </w:rPr>
+        <w:t>Hua</w:t>
+      </w:r>
+      <w:r>
+        <w:rPr>
+          <w:lang w:val="sw_KE" w:bidi="sw_KE"/>
+        </w:rPr>
+      </w:r>
+    </w:p>
+    <w:p>
+      <w:pPr>
+        <w:pStyle w:val="Heading3"/>
+      </w:pPr>
+      <w:r>
+        <w:rPr>
+          <w:lang w:val="sw_KE" w:bidi="sw_KE"/>
+        </w:rPr>
         <w:t>Ufafanuzi:</w:t>
       </w:r>
     </w:p>
@@ -14581,216 +16659,133 @@
         <w:rPr>
           <w:lang w:val="sw_KE" w:bidi="sw_KE"/>
         </w:rPr>
-        <w:t>Maneno "hodari" na "uwezo" yanahusu kuwa na nguvu au uwezo mkubwa.</w:t>
-      </w:r>
-    </w:p>
-    <w:p>
-      <w:pPr>
-        <w:pStyle w:val="ListBullet"/>
-        <w:spacing w:line="240" w:lineRule="auto"/>
-        <w:ind w:left="720"/>
-      </w:pPr>
-      <w:r>
-        <w:rPr>
-          <w:lang w:val="sw_KE" w:bidi="sw_KE"/>
-        </w:rPr>
-      </w:r>
-      <w:r>
-        <w:rPr>
-          <w:lang w:val="sw_KE" w:bidi="sw_KE"/>
-        </w:rPr>
-        <w:t>Mara nyingi neno "uwezo" ni neno lingine linalomaanisha "nguvu." Linapozungumziwa kuhusu Mungu, linaweza kumaanisha "mamlaka."</w:t>
-      </w:r>
-    </w:p>
-    <w:p>
-      <w:pPr>
-        <w:pStyle w:val="ListBullet"/>
-        <w:spacing w:line="240" w:lineRule="auto"/>
-        <w:ind w:left="720"/>
-      </w:pPr>
-      <w:r>
-        <w:rPr>
-          <w:lang w:val="sw_KE" w:bidi="sw_KE"/>
-        </w:rPr>
-      </w:r>
-      <w:r>
-        <w:rPr>
-          <w:lang w:val="sw_KE" w:bidi="sw_KE"/>
-        </w:rPr>
-        <w:t>Maneno "wanaume hodari"mara nyingi inarejelea wanaume waliokuwa jasiri na washindi katika vita. Kikosi cha watu waaminifu cha Daudi, waliomsadia kumlinda na kumtetea, kilikuwa kikitambulika kama "wanaume hodari."</w:t>
-      </w:r>
-    </w:p>
-    <w:p>
-      <w:pPr>
-        <w:pStyle w:val="ListBullet"/>
-        <w:spacing w:line="240" w:lineRule="auto"/>
-        <w:ind w:left="720"/>
-      </w:pPr>
-      <w:r>
-        <w:rPr>
-          <w:lang w:val="sw_KE" w:bidi="sw_KE"/>
-        </w:rPr>
-      </w:r>
-      <w:r>
-        <w:rPr>
-          <w:lang w:val="sw_KE" w:bidi="sw_KE"/>
-        </w:rPr>
-        <w:t>Mungu pia anajulikana kama "yule mwenye nguvu."</w:t>
-      </w:r>
-    </w:p>
-    <w:p>
-      <w:pPr>
-        <w:pStyle w:val="ListBullet"/>
-        <w:spacing w:line="240" w:lineRule="auto"/>
-        <w:ind w:left="720"/>
-      </w:pPr>
-      <w:r>
-        <w:rPr>
-          <w:lang w:val="sw_KE" w:bidi="sw_KE"/>
-        </w:rPr>
-      </w:r>
-      <w:r>
-        <w:rPr>
-          <w:lang w:val="sw_KE" w:bidi="sw_KE"/>
-        </w:rPr>
-        <w:t>Maneno "kazi hodari" kwa kawaida yanarejelea mambo ya kushangaza Mungu anayofanya, hasa miujiza.</w:t>
-      </w:r>
-    </w:p>
-    <w:p>
-      <w:pPr>
-        <w:pStyle w:val="ListBullet"/>
-        <w:spacing w:line="240" w:lineRule="auto"/>
-        <w:ind w:left="720"/>
-      </w:pPr>
-      <w:r>
-        <w:rPr>
-          <w:lang w:val="sw_KE" w:bidi="sw_KE"/>
-        </w:rPr>
-      </w:r>
-      <w:r>
-        <w:rPr>
-          <w:lang w:val="sw_KE" w:bidi="sw_KE"/>
-        </w:rPr>
-        <w:t>Neno hili linahusiana na neno "Mwenyezi Mungu," ambalo ni maelezo ya kawaida kwa Mungu, likimaanisha kwamba ana nguvu kamili.</w:t>
-      </w:r>
-    </w:p>
-    <w:p>
-      <w:pPr>
-        <w:pStyle w:val="Heading3"/>
-      </w:pPr>
-      <w:r>
-        <w:rPr>
-          <w:lang w:val="sw_KE" w:bidi="sw_KE"/>
-        </w:rPr>
-        <w:t>Mapendekezo ya Tafsiri:</w:t>
-      </w:r>
-    </w:p>
-    <w:p>
-      <w:pPr>
-        <w:pStyle w:val="ListBullet"/>
-        <w:spacing w:line="240" w:lineRule="auto"/>
-        <w:ind w:left="720"/>
-      </w:pPr>
-      <w:r>
-        <w:rPr>
-          <w:lang w:val="sw_KE" w:bidi="sw_KE"/>
-        </w:rPr>
-      </w:r>
-      <w:r>
-        <w:rPr>
-          <w:lang w:val="sw_KE" w:bidi="sw_KE"/>
-        </w:rPr>
-        <w:t>Kulingana na muktadha, neno "hodari" linaweza kutafsiriwa kama "yenye nguvu" au "ya kushangaza" au "yenye nguvu sana."</w:t>
-      </w:r>
-    </w:p>
-    <w:p>
-      <w:pPr>
-        <w:pStyle w:val="ListBullet"/>
-        <w:spacing w:line="240" w:lineRule="auto"/>
-        <w:ind w:left="720"/>
-      </w:pPr>
-      <w:r>
-        <w:rPr>
-          <w:lang w:val="sw_KE" w:bidi="sw_KE"/>
-        </w:rPr>
-      </w:r>
-      <w:r>
-        <w:rPr>
-          <w:lang w:val="sw_KE" w:bidi="sw_KE"/>
-        </w:rPr>
-        <w:t>Kifungu "nguvu zake" inaweza kutafsiriwa kama "nguvu zake" au "uwezo wake."</w:t>
-      </w:r>
-    </w:p>
-    <w:p>
-      <w:pPr>
-        <w:pStyle w:val="ListBullet"/>
-        <w:spacing w:line="240" w:lineRule="auto"/>
-        <w:ind w:left="720"/>
-      </w:pPr>
-      <w:r>
-        <w:rPr>
-          <w:lang w:val="sw_KE" w:bidi="sw_KE"/>
-        </w:rPr>
-      </w:r>
-      <w:r>
-        <w:rPr>
-          <w:lang w:val="sw_KE" w:bidi="sw_KE"/>
-        </w:rPr>
-        <w:t>Kwenye Matendo 7, Mose anaelezewa kama mwanaume ambaye alikuwa "hodari kwa maneno na matendo." Hii inaweza kutafsiriwa kama "Mose alizungumza maneno yenye nguvu kutoka kwa Mungu na alifanya mambo ya miujiza" au "Mose alizungumza neno la Mungu kwa nguvu na alifanya mambo mengi ya kushangaza."</w:t>
-      </w:r>
-    </w:p>
-    <w:p>
-      <w:pPr>
-        <w:pStyle w:val="ListBullet"/>
-        <w:spacing w:line="240" w:lineRule="auto"/>
-        <w:ind w:left="720"/>
-      </w:pPr>
-      <w:r>
-        <w:rPr>
-          <w:lang w:val="sw_KE" w:bidi="sw_KE"/>
-        </w:rPr>
-      </w:r>
-      <w:r>
-        <w:rPr>
-          <w:lang w:val="sw_KE" w:bidi="sw_KE"/>
-        </w:rPr>
-        <w:t>Kulingana na muktadha, "kazi hodari" inaweza kutafsiriwa kama "mambo ya kushangaza ambayo Mungu hufanya" au "miujiza" au "Mungu akifanya mambo kwa nguvu."</w:t>
-      </w:r>
-    </w:p>
-    <w:p>
-      <w:pPr>
-        <w:pStyle w:val="ListBullet"/>
-        <w:spacing w:line="240" w:lineRule="auto"/>
-        <w:ind w:left="720"/>
-      </w:pPr>
-      <w:r>
-        <w:rPr>
-          <w:lang w:val="sw_KE" w:bidi="sw_KE"/>
-        </w:rPr>
-      </w:r>
-      <w:r>
-        <w:rPr>
-          <w:lang w:val="sw_KE" w:bidi="sw_KE"/>
-        </w:rPr>
-        <w:t>Neno "hodari" linaweza pia kutafsiriwa kama "nguvu" au "uwezo mkubwa"</w:t>
-      </w:r>
-    </w:p>
-    <w:p>
-      <w:pPr>
-        <w:pStyle w:val="ListBullet"/>
-        <w:spacing w:line="240" w:lineRule="auto"/>
-        <w:ind w:left="720"/>
-      </w:pPr>
-      <w:r>
-        <w:rPr>
-          <w:lang w:val="sw_KE" w:bidi="sw_KE"/>
-        </w:rPr>
-      </w:r>
-      <w:r>
-        <w:rPr>
-          <w:lang w:val="sw_KE" w:bidi="sw_KE"/>
-        </w:rPr>
-        <w:t>Usichanganye neno hili na neno la Kiingereza linalotumiwa kueleza uwezekano, kama vile "Huenda mvua ikanyesha."</w:t>
+        <w:t>Hua na njiwa ni aina mbili za ndege wadogo, wenye rangi ya kijivu-kahawia ambao wanaonekana sawa. Hua mara nyingi hufikiriwa kuwa na rangi nyepesi, karibu nyeupe.</w:t>
+      </w:r>
+    </w:p>
+    <w:p>
+      <w:pPr>
+        <w:pStyle w:val="ListBullet"/>
+        <w:spacing w:line="240" w:lineRule="auto"/>
+        <w:ind w:left="720"/>
+      </w:pPr>
+      <w:r>
+        <w:rPr>
+          <w:lang w:val="sw_KE" w:bidi="sw_KE"/>
+        </w:rPr>
+      </w:r>
+      <w:r>
+        <w:rPr>
+          <w:lang w:val="sw_KE" w:bidi="sw_KE"/>
+        </w:rPr>
+        <w:t>Lugha zingine zina majina mawili tofauti kwa ajili yao, wakati zingine zinatumia jina moja kwa zote.</w:t>
+      </w:r>
+    </w:p>
+    <w:p>
+      <w:pPr>
+        <w:pStyle w:val="ListBullet"/>
+        <w:spacing w:line="240" w:lineRule="auto"/>
+        <w:ind w:left="720"/>
+      </w:pPr>
+      <w:r>
+        <w:rPr>
+          <w:lang w:val="sw_KE" w:bidi="sw_KE"/>
+        </w:rPr>
+      </w:r>
+      <w:r>
+        <w:rPr>
+          <w:lang w:val="sw_KE" w:bidi="sw_KE"/>
+        </w:rPr>
+        <w:t>Hua na njiwa walitumiwa katika dhabihu kwa Mungu, hasa kwa watu ambao hawakuweza kumudu kununua mnyama mkubwa zaidi.</w:t>
+      </w:r>
+    </w:p>
+    <w:p>
+      <w:pPr>
+        <w:pStyle w:val="ListBullet"/>
+        <w:spacing w:line="240" w:lineRule="auto"/>
+        <w:ind w:left="720"/>
+      </w:pPr>
+      <w:r>
+        <w:rPr>
+          <w:lang w:val="sw_KE" w:bidi="sw_KE"/>
+        </w:rPr>
+      </w:r>
+      <w:r>
+        <w:rPr>
+          <w:lang w:val="sw_KE" w:bidi="sw_KE"/>
+        </w:rPr>
+        <w:t>Hua alileta jani la mti wa mzeituni kwa Nohu wakati maji ya gharika yalipokuwa yanapungua.</w:t>
+      </w:r>
+    </w:p>
+    <w:p>
+      <w:pPr>
+        <w:pStyle w:val="ListBullet"/>
+        <w:spacing w:line="240" w:lineRule="auto"/>
+        <w:ind w:left="720"/>
+      </w:pPr>
+      <w:r>
+        <w:rPr>
+          <w:lang w:val="sw_KE" w:bidi="sw_KE"/>
+        </w:rPr>
+      </w:r>
+      <w:r>
+        <w:rPr>
+          <w:lang w:val="sw_KE" w:bidi="sw_KE"/>
+        </w:rPr>
+        <w:t>Hua huashiria usafi, kutokuwa na hatia, au amani.</w:t>
+      </w:r>
+    </w:p>
+    <w:p>
+      <w:pPr>
+        <w:pStyle w:val="ListBullet"/>
+        <w:spacing w:line="240" w:lineRule="auto"/>
+        <w:ind w:left="720"/>
+      </w:pPr>
+      <w:r>
+        <w:rPr>
+          <w:lang w:val="sw_KE" w:bidi="sw_KE"/>
+        </w:rPr>
+      </w:r>
+      <w:r>
+        <w:rPr>
+          <w:lang w:val="sw_KE" w:bidi="sw_KE"/>
+        </w:rPr>
+        <w:t>Ikiwa hua au njiwa hawajulikani katika eneo la lugha ambapo tafsiri inafanywa, neno hili linaweza kutafsiriwa kama "ndege mdogo wa kijivu-kahawia anayeitwa hua" au "ndege mdogo wa kijivu au kahawia, sawa na (jina la ndege wa eneo hilo)".</w:t>
+      </w:r>
+    </w:p>
+    <w:p>
+      <w:pPr>
+        <w:pStyle w:val="ListBullet"/>
+        <w:spacing w:line="240" w:lineRule="auto"/>
+        <w:ind w:left="720"/>
+      </w:pPr>
+      <w:r>
+        <w:rPr>
+          <w:lang w:val="sw_KE" w:bidi="sw_KE"/>
+        </w:rPr>
+      </w:r>
+      <w:r>
+        <w:rPr>
+          <w:lang w:val="sw_KE" w:bidi="sw_KE"/>
+        </w:rPr>
+        <w:t>Ikiwa hua na njiwa wanatajwa katika mstari huo huo, ni bora kutumia maneno mawili tofauti kwa ndege hawa, ikiwezekana.</w:t>
+      </w:r>
+    </w:p>
+    <w:p>
+      <w:pPr>
+        <w:pStyle w:val="ListBullet"/>
+        <w:spacing w:line="240" w:lineRule="auto"/>
+        <w:ind w:left="720"/>
+      </w:pPr>
+      <w:r>
+        <w:rPr>
+          <w:lang w:val="sw_KE" w:bidi="sw_KE"/>
+        </w:rPr>
+      </w:r>
+      <w:r>
+        <w:rPr>
+          <w:lang w:val="sw_KE" w:bidi="sw_KE"/>
+        </w:rPr>
+        <w:t>Hua koge ni aina ya hua iliyotajwa katika Mwanzo 15:9, Wimbo Ulio Bora 2:12, na Mambo ya Walawi 12:6.</w:t>
       </w:r>
     </w:p>
     <w:p>
@@ -14804,13 +16799,27 @@
         <w:rPr>
           <w:lang w:val="sw_KE" w:bidi="sw_KE"/>
         </w:rPr>
+        <w:t>(Tazama pia: Jinsi ya Kutafsiri Visivyojulikana)</w:t>
+      </w:r>
+    </w:p>
+    <w:p>
+      <w:pPr/>
+      <w:r>
+        <w:rPr>
+          <w:lang w:val="sw_KE" w:bidi="sw_KE"/>
+        </w:rPr>
+      </w:r>
+      <w:r>
+        <w:rPr>
+          <w:lang w:val="sw_KE" w:bidi="sw_KE"/>
+        </w:rPr>
         <w:t xml:space="preserve">(Tazama pia: </w:t>
       </w:r>
       <w:r>
         <w:rPr>
           <w:lang w:val="sw_KE" w:bidi="sw_KE"/>
         </w:rPr>
-        <w:t>Mwenyezi</w:t>
+        <w:t>mzeituni</w:t>
       </w:r>
       <w:r>
         <w:rPr>
@@ -14822,2130 +16831,13 @@
         <w:rPr>
           <w:lang w:val="sw_KE" w:bidi="sw_KE"/>
         </w:rPr>
-        <w:t>muujiza</w:t>
-      </w:r>
-      <w:r>
-        <w:rPr>
-          <w:lang w:val="sw_KE" w:bidi="sw_KE"/>
-        </w:rPr>
-        <w:t xml:space="preserve">, </w:t>
-      </w:r>
-      <w:r>
-        <w:rPr>
-          <w:lang w:val="sw_KE" w:bidi="sw_KE"/>
-        </w:rPr>
-        <w:t>nguvu</w:t>
-      </w:r>
-      <w:r>
-        <w:rPr>
-          <w:lang w:val="sw_KE" w:bidi="sw_KE"/>
-        </w:rPr>
-        <w:t xml:space="preserve">, </w:t>
-      </w:r>
-      <w:r>
-        <w:rPr>
-          <w:lang w:val="sw_KE" w:bidi="sw_KE"/>
-        </w:rPr>
-        <w:t>uwezo</w:t>
-      </w:r>
-      <w:r>
-        <w:rPr>
-          <w:lang w:val="sw_KE" w:bidi="sw_KE"/>
-        </w:rPr>
-        <w:t>)</w:t>
-      </w:r>
-    </w:p>
-    <w:p>
-      <w:pPr>
-        <w:pStyle w:val="Heading3"/>
-      </w:pPr>
-      <w:r>
-        <w:rPr>
-          <w:lang w:val="sw_KE" w:bidi="sw_KE"/>
-        </w:rPr>
-        <w:t>Marejeleo ya Biblia:</w:t>
-      </w:r>
-    </w:p>
-    <w:p>
-      <w:pPr>
-        <w:pStyle w:val="ListBullet"/>
-        <w:spacing w:line="240" w:lineRule="auto"/>
-        <w:ind w:left="720"/>
-      </w:pPr>
-      <w:r>
-        <w:rPr>
-          <w:lang w:val="sw_KE" w:bidi="sw_KE"/>
-        </w:rPr>
-      </w:r>
-      <w:r>
-        <w:rPr>
-          <w:lang w:val="sw_KE" w:bidi="sw_KE"/>
-        </w:rPr>
-        <w:t>Matendo 7:22</w:t>
-      </w:r>
-    </w:p>
-    <w:p>
-      <w:pPr>
-        <w:pStyle w:val="ListBullet"/>
-        <w:spacing w:line="240" w:lineRule="auto"/>
-        <w:ind w:left="720"/>
-      </w:pPr>
-      <w:r>
-        <w:rPr>
-          <w:lang w:val="sw_KE" w:bidi="sw_KE"/>
-        </w:rPr>
-      </w:r>
-      <w:r>
-        <w:rPr>
-          <w:lang w:val="sw_KE" w:bidi="sw_KE"/>
-        </w:rPr>
-        <w:t>Mwanzo 6:4</w:t>
-      </w:r>
-    </w:p>
-    <w:p>
-      <w:pPr>
-        <w:pStyle w:val="ListBullet"/>
-        <w:spacing w:line="240" w:lineRule="auto"/>
-        <w:ind w:left="720"/>
-      </w:pPr>
-      <w:r>
-        <w:rPr>
-          <w:lang w:val="sw_KE" w:bidi="sw_KE"/>
-        </w:rPr>
-      </w:r>
-      <w:r>
-        <w:rPr>
-          <w:lang w:val="sw_KE" w:bidi="sw_KE"/>
-        </w:rPr>
-        <w:t>Marko 9:38–39</w:t>
-      </w:r>
-    </w:p>
-    <w:p>
-      <w:pPr>
-        <w:pStyle w:val="ListBullet"/>
-        <w:spacing w:line="240" w:lineRule="auto"/>
-        <w:ind w:left="720"/>
-      </w:pPr>
-      <w:r>
-        <w:rPr>
-          <w:lang w:val="sw_KE" w:bidi="sw_KE"/>
-        </w:rPr>
-      </w:r>
-      <w:r>
-        <w:rPr>
-          <w:lang w:val="sw_KE" w:bidi="sw_KE"/>
-        </w:rPr>
-        <w:t>Mathayo 11:23</w:t>
-      </w:r>
-    </w:p>
-    <w:p>
-      <w:pPr>
-        <w:pStyle w:val="Heading3"/>
-      </w:pPr>
-      <w:r>
-        <w:rPr>
-          <w:lang w:val="sw_KE" w:bidi="sw_KE"/>
-        </w:rPr>
-        <w:t>Data ya Neno:</w:t>
-      </w:r>
-    </w:p>
-    <w:p>
-      <w:pPr>
-        <w:pStyle w:val="ListBullet"/>
-        <w:spacing w:line="240" w:lineRule="auto"/>
-        <w:ind w:left="720"/>
-      </w:pPr>
-      <w:r>
-        <w:rPr>
-          <w:lang w:val="sw_KE" w:bidi="sw_KE"/>
-        </w:rPr>
-      </w:r>
-      <w:r>
-        <w:rPr>
-          <w:lang w:val="sw_KE" w:bidi="sw_KE"/>
-        </w:rPr>
-        <w:t>Strong's: H0046, H0047, H0117, H0202, H0386, H0410, H0430, H0533, H0650, H1219, H1368, H1369, H1396, H1397, H1419, H2220, H2389, H2428, H3201, H3524, H3581, H3966, H4101, H5794, H5797, H6099, H6105, H6108, H6184, H7227, H7580, H8623, H8624, G14110, G14150, G14980, G24780, G24790, G29000, G29040, G31670, G31730</w:t>
-      </w:r>
-      <w:r>
-        <w:rPr>
-          <w:lang w:val="sw_KE" w:bidi="sw_KE"/>
-        </w:rPr>
-      </w:r>
-      <w:r>
-        <w:rPr>
-          <w:lang w:val="sw_KE" w:bidi="sw_KE"/>
-        </w:rPr>
-      </w:r>
-    </w:p>
-    <w:p>
-      <w:pPr/>
-      <w:r>
-        <w:rPr>
-          <w:lang w:val="sw_KE" w:bidi="sw_KE"/>
-        </w:rPr>
-      </w:r>
-    </w:p>
-    <w:p>
-      <w:pPr>
-        <w:pStyle w:val="Heading2"/>
-      </w:pPr>
-      <w:r>
-        <w:rPr>
-          <w:lang w:val="sw_KE" w:bidi="sw_KE"/>
-        </w:rPr>
-        <w:t>Hofu</w:t>
-      </w:r>
-      <w:r>
-        <w:rPr>
-          <w:lang w:val="sw_KE" w:bidi="sw_KE"/>
-        </w:rPr>
-      </w:r>
-    </w:p>
-    <w:p>
-      <w:pPr>
-        <w:pStyle w:val="Heading3"/>
-      </w:pPr>
-      <w:r>
-        <w:rPr>
-          <w:lang w:val="sw_KE" w:bidi="sw_KE"/>
-        </w:rPr>
-        <w:t>Ufafanuzi:</w:t>
-      </w:r>
-    </w:p>
-    <w:p>
-      <w:pPr/>
-      <w:r>
-        <w:rPr>
-          <w:lang w:val="sw_KE" w:bidi="sw_KE"/>
-        </w:rPr>
-      </w:r>
-      <w:r>
-        <w:rPr>
-          <w:lang w:val="sw_KE" w:bidi="sw_KE"/>
-        </w:rPr>
-        <w:t>Neno "woga" mara nyingi linamaanisha hisia isiyopendeza ambayo mtu huhisi anapokumbana na tishio linalowezekana kwa usalama au ustawi wao. Hata hivyo, katika Biblia, neno "woga" linaweza pia kumaanisha mtazamo wa ibada, heshima, kustaajabu, au utii kuelekea mtu mwingine, kawaida mtu mwenye nguvu kama Mungu au mfalme.</w:t>
-      </w:r>
-    </w:p>
-    <w:p>
-      <w:pPr>
-        <w:pStyle w:val="Heading3"/>
-      </w:pPr>
-      <w:r>
-        <w:rPr>
-          <w:lang w:val="sw_KE" w:bidi="sw_KE"/>
-        </w:rPr>
-        <w:t>Mapendekezo ya Tafsiri:</w:t>
-      </w:r>
-    </w:p>
-    <w:p>
-      <w:pPr>
-        <w:pStyle w:val="ListBullet"/>
-        <w:spacing w:line="240" w:lineRule="auto"/>
-        <w:ind w:left="720"/>
-      </w:pPr>
-      <w:r>
-        <w:rPr>
-          <w:lang w:val="sw_KE" w:bidi="sw_KE"/>
-        </w:rPr>
-      </w:r>
-      <w:r>
-        <w:rPr>
-          <w:lang w:val="sw_KE" w:bidi="sw_KE"/>
-        </w:rPr>
-        <w:t>Kulingana na muktadha, neno "woga" linaweza kutafsiriwa kwa njia mbalimbali. Baadhi ya uwezekano ni pamoja na: "kuwa na hofu;" "heshima ya kina," au "heshima kubwa;" "kuheshimu," au "heshima;" au labda "kuwa na mshangao."</w:t>
-      </w:r>
-    </w:p>
-    <w:p>
-      <w:pPr>
-        <w:pStyle w:val="ListBullet"/>
-        <w:spacing w:line="240" w:lineRule="auto"/>
-        <w:ind w:left="720"/>
-      </w:pPr>
-      <w:r>
-        <w:rPr>
-          <w:lang w:val="sw_KE" w:bidi="sw_KE"/>
-        </w:rPr>
-      </w:r>
-      <w:r>
-        <w:rPr>
-          <w:lang w:val="sw_KE" w:bidi="sw_KE"/>
-        </w:rPr>
-        <w:t>Sentensi "Hofu ya Mungu iliwaangukia wote" inaweza kutafsiriwa kwa njia mbalimbali. Baadhi ya uwezekano ni pamoja na: "Ghafla wote walihisi heshima na kicho kikubwa kwa Mungu;" au "Mara moja, wote walihisi kustaajabishwa sana na kumheshimu Mungu kwa kina;" au "Wakati huo huo, wote walihisi hofu kubwa ya Mungu (kwa sababu ya uwezo wake)."</w:t>
-      </w:r>
-    </w:p>
-    <w:p>
-      <w:pPr>
-        <w:pStyle w:val="ListBullet"/>
-        <w:spacing w:line="240" w:lineRule="auto"/>
-        <w:ind w:left="720"/>
-      </w:pPr>
-      <w:r>
-        <w:rPr>
-          <w:lang w:val="sw_KE" w:bidi="sw_KE"/>
-        </w:rPr>
-      </w:r>
-      <w:r>
-        <w:rPr>
-          <w:lang w:val="sw_KE" w:bidi="sw_KE"/>
-        </w:rPr>
-        <w:t>Maneno "kumwogopa Bwana" yanaweza kutafsiriwa kama "kumheshimu Bwana" au "kumstahi Bwana kwa kina."</w:t>
-      </w:r>
-    </w:p>
-    <w:p>
-      <w:pPr>
-        <w:pStyle w:val="ListBullet"/>
-        <w:spacing w:line="240" w:lineRule="auto"/>
-        <w:ind w:left="720"/>
-      </w:pPr>
-      <w:r>
-        <w:rPr>
-          <w:lang w:val="sw_KE" w:bidi="sw_KE"/>
-        </w:rPr>
-      </w:r>
-      <w:r>
-        <w:rPr>
-          <w:lang w:val="sw_KE" w:bidi="sw_KE"/>
-        </w:rPr>
-        <w:t>Kirai “usiogope” linaweza pia kutafsiriwa kama “usiwe na hofu” au “acha kuwa na hofu.”</w:t>
-      </w:r>
-    </w:p>
-    <w:p>
-      <w:pPr/>
-      <w:r>
-        <w:rPr>
-          <w:lang w:val="sw_KE" w:bidi="sw_KE"/>
-        </w:rPr>
-      </w:r>
-      <w:r>
-        <w:rPr>
-          <w:lang w:val="sw_KE" w:bidi="sw_KE"/>
-        </w:rPr>
-        <w:t xml:space="preserve">(Tazama pia: </w:t>
-      </w:r>
-      <w:r>
-        <w:rPr>
-          <w:lang w:val="sw_KE" w:bidi="sw_KE"/>
-        </w:rPr>
-        <w:t>heshima</w:t>
-      </w:r>
-      <w:r>
-        <w:rPr>
-          <w:lang w:val="sw_KE" w:bidi="sw_KE"/>
-        </w:rPr>
-        <w:t xml:space="preserve">, </w:t>
-      </w:r>
-      <w:r>
-        <w:rPr>
-          <w:lang w:val="sw_KE" w:bidi="sw_KE"/>
-        </w:rPr>
-        <w:t>Mungu</w:t>
-      </w:r>
-      <w:r>
-        <w:rPr>
-          <w:lang w:val="sw_KE" w:bidi="sw_KE"/>
-        </w:rPr>
-        <w:t xml:space="preserve">, </w:t>
-      </w:r>
-      <w:r>
-        <w:rPr>
-          <w:lang w:val="sw_KE" w:bidi="sw_KE"/>
-        </w:rPr>
-        <w:t>Bwana</w:t>
-      </w:r>
-      <w:r>
-        <w:rPr>
-          <w:lang w:val="sw_KE" w:bidi="sw_KE"/>
-        </w:rPr>
-        <w:t xml:space="preserve">, </w:t>
-      </w:r>
-      <w:r>
-        <w:rPr>
-          <w:lang w:val="sw_KE" w:bidi="sw_KE"/>
-        </w:rPr>
-        <w:t>ajabu</w:t>
-      </w:r>
-      <w:r>
-        <w:rPr>
-          <w:lang w:val="sw_KE" w:bidi="sw_KE"/>
-        </w:rPr>
-        <w:t xml:space="preserve">, </w:t>
-      </w:r>
-      <w:r>
-        <w:rPr>
-          <w:lang w:val="sw_KE" w:bidi="sw_KE"/>
-        </w:rPr>
-        <w:t>nguvu</w:t>
-      </w:r>
-      <w:r>
-        <w:rPr>
-          <w:lang w:val="sw_KE" w:bidi="sw_KE"/>
-        </w:rPr>
-        <w:t>)</w:t>
-      </w:r>
-    </w:p>
-    <w:p>
-      <w:pPr>
-        <w:pStyle w:val="Heading3"/>
-      </w:pPr>
-      <w:r>
-        <w:rPr>
-          <w:lang w:val="sw_KE" w:bidi="sw_KE"/>
-        </w:rPr>
-        <w:t>Marejeleo ya Biblia:</w:t>
-      </w:r>
-    </w:p>
-    <w:p>
-      <w:pPr>
-        <w:pStyle w:val="ListBullet"/>
-        <w:spacing w:line="240" w:lineRule="auto"/>
-        <w:ind w:left="720"/>
-      </w:pPr>
-      <w:r>
-        <w:rPr>
-          <w:lang w:val="sw_KE" w:bidi="sw_KE"/>
-        </w:rPr>
-      </w:r>
-      <w:r>
-        <w:rPr>
-          <w:lang w:val="sw_KE" w:bidi="sw_KE"/>
-        </w:rPr>
-        <w:t>1 Yohana 4:18</w:t>
-      </w:r>
-    </w:p>
-    <w:p>
-      <w:pPr>
-        <w:pStyle w:val="ListBullet"/>
-        <w:spacing w:line="240" w:lineRule="auto"/>
-        <w:ind w:left="720"/>
-      </w:pPr>
-      <w:r>
-        <w:rPr>
-          <w:lang w:val="sw_KE" w:bidi="sw_KE"/>
-        </w:rPr>
-      </w:r>
-      <w:r>
-        <w:rPr>
-          <w:lang w:val="sw_KE" w:bidi="sw_KE"/>
-        </w:rPr>
-        <w:t>Matendo 2:43</w:t>
-      </w:r>
-    </w:p>
-    <w:p>
-      <w:pPr>
-        <w:pStyle w:val="ListBullet"/>
-        <w:spacing w:line="240" w:lineRule="auto"/>
-        <w:ind w:left="720"/>
-      </w:pPr>
-      <w:r>
-        <w:rPr>
-          <w:lang w:val="sw_KE" w:bidi="sw_KE"/>
-        </w:rPr>
-      </w:r>
-      <w:r>
-        <w:rPr>
-          <w:lang w:val="sw_KE" w:bidi="sw_KE"/>
-        </w:rPr>
-        <w:t>Matendo 19:15–17</w:t>
-      </w:r>
-    </w:p>
-    <w:p>
-      <w:pPr>
-        <w:pStyle w:val="ListBullet"/>
-        <w:spacing w:line="240" w:lineRule="auto"/>
-        <w:ind w:left="720"/>
-      </w:pPr>
-      <w:r>
-        <w:rPr>
-          <w:lang w:val="sw_KE" w:bidi="sw_KE"/>
-        </w:rPr>
-      </w:r>
-      <w:r>
-        <w:rPr>
-          <w:lang w:val="sw_KE" w:bidi="sw_KE"/>
-        </w:rPr>
-        <w:t>Mwanzo 50:21</w:t>
-      </w:r>
-    </w:p>
-    <w:p>
-      <w:pPr>
-        <w:pStyle w:val="ListBullet"/>
-        <w:spacing w:line="240" w:lineRule="auto"/>
-        <w:ind w:left="720"/>
-      </w:pPr>
-      <w:r>
-        <w:rPr>
-          <w:lang w:val="sw_KE" w:bidi="sw_KE"/>
-        </w:rPr>
-      </w:r>
-      <w:r>
-        <w:rPr>
-          <w:lang w:val="sw_KE" w:bidi="sw_KE"/>
-        </w:rPr>
-        <w:t>Isaya 11:3–5</w:t>
-      </w:r>
-    </w:p>
-    <w:p>
-      <w:pPr>
-        <w:pStyle w:val="ListBullet"/>
-        <w:spacing w:line="240" w:lineRule="auto"/>
-        <w:ind w:left="720"/>
-      </w:pPr>
-      <w:r>
-        <w:rPr>
-          <w:lang w:val="sw_KE" w:bidi="sw_KE"/>
-        </w:rPr>
-      </w:r>
-      <w:r>
-        <w:rPr>
-          <w:lang w:val="sw_KE" w:bidi="sw_KE"/>
-        </w:rPr>
-        <w:t>Ayubu 6:14</w:t>
-      </w:r>
-    </w:p>
-    <w:p>
-      <w:pPr>
-        <w:pStyle w:val="ListBullet"/>
-        <w:spacing w:line="240" w:lineRule="auto"/>
-        <w:ind w:left="720"/>
-      </w:pPr>
-      <w:r>
-        <w:rPr>
-          <w:lang w:val="sw_KE" w:bidi="sw_KE"/>
-        </w:rPr>
-      </w:r>
-      <w:r>
-        <w:rPr>
-          <w:lang w:val="sw_KE" w:bidi="sw_KE"/>
-        </w:rPr>
-        <w:t>Yona 1:9</w:t>
-      </w:r>
-    </w:p>
-    <w:p>
-      <w:pPr>
-        <w:pStyle w:val="ListBullet"/>
-        <w:spacing w:line="240" w:lineRule="auto"/>
-        <w:ind w:left="720"/>
-      </w:pPr>
-      <w:r>
-        <w:rPr>
-          <w:lang w:val="sw_KE" w:bidi="sw_KE"/>
-        </w:rPr>
-      </w:r>
-      <w:r>
-        <w:rPr>
-          <w:lang w:val="sw_KE" w:bidi="sw_KE"/>
-        </w:rPr>
-        <w:t>Luka 12:5</w:t>
-      </w:r>
-    </w:p>
-    <w:p>
-      <w:pPr>
-        <w:pStyle w:val="ListBullet"/>
-        <w:spacing w:line="240" w:lineRule="auto"/>
-        <w:ind w:left="720"/>
-      </w:pPr>
-      <w:r>
-        <w:rPr>
-          <w:lang w:val="sw_KE" w:bidi="sw_KE"/>
-        </w:rPr>
-      </w:r>
-      <w:r>
-        <w:rPr>
-          <w:lang w:val="sw_KE" w:bidi="sw_KE"/>
-        </w:rPr>
-        <w:t>Mathayo 10:28</w:t>
-      </w:r>
-    </w:p>
-    <w:p>
-      <w:pPr>
-        <w:pStyle w:val="ListBullet"/>
-        <w:spacing w:line="240" w:lineRule="auto"/>
-        <w:ind w:left="720"/>
-      </w:pPr>
-      <w:r>
-        <w:rPr>
-          <w:lang w:val="sw_KE" w:bidi="sw_KE"/>
-        </w:rPr>
-      </w:r>
-      <w:r>
-        <w:rPr>
-          <w:lang w:val="sw_KE" w:bidi="sw_KE"/>
-        </w:rPr>
-        <w:t>Methali 10:24–25</w:t>
-      </w:r>
-    </w:p>
-    <w:p>
-      <w:pPr>
-        <w:pStyle w:val="Heading3"/>
-      </w:pPr>
-      <w:r>
-        <w:rPr>
-          <w:lang w:val="sw_KE" w:bidi="sw_KE"/>
-        </w:rPr>
-        <w:t>Neno Data:</w:t>
-      </w:r>
-    </w:p>
-    <w:p>
-      <w:pPr>
-        <w:pStyle w:val="ListBullet"/>
-        <w:spacing w:line="240" w:lineRule="auto"/>
-        <w:ind w:left="720"/>
-      </w:pPr>
-      <w:r>
-        <w:rPr>
-          <w:lang w:val="sw_KE" w:bidi="sw_KE"/>
-        </w:rPr>
-      </w:r>
-      <w:r>
-        <w:rPr>
-          <w:lang w:val="sw_KE" w:bidi="sw_KE"/>
-        </w:rPr>
-        <w:t>Strong's: H0367, H0926, H1204, H1481, H1672, H1674, H1763, H2119, H2296, H2727, H2729, H2730, H2731, H2844, H2849, H2865, H3016, H3025, H3068, H3372, H3373, H3374, H4032, H4034, H4035, H4116, H4172, H6206, H6342, H6343, H6345, H6427, H7264, H7267, H7297, H7374, H7461, H7493, H8175, G08700, G11670, G11680, G11690, G16300, G17190, G21240, G21250, G29620, G53980, G53990, G54000, G54010</w:t>
-      </w:r>
-      <w:r>
-        <w:rPr>
-          <w:lang w:val="sw_KE" w:bidi="sw_KE"/>
-        </w:rPr>
-      </w:r>
-      <w:r>
-        <w:rPr>
-          <w:lang w:val="sw_KE" w:bidi="sw_KE"/>
-        </w:rPr>
-      </w:r>
-    </w:p>
-    <w:p>
-      <w:pPr/>
-      <w:r>
-        <w:rPr>
-          <w:lang w:val="sw_KE" w:bidi="sw_KE"/>
-        </w:rPr>
-      </w:r>
-    </w:p>
-    <w:p>
-      <w:pPr>
-        <w:pStyle w:val="Heading2"/>
-      </w:pPr>
-      <w:r>
-        <w:rPr>
-          <w:lang w:val="sw_KE" w:bidi="sw_KE"/>
-        </w:rPr>
-        <w:t>Hofu</w:t>
-      </w:r>
-      <w:r>
-        <w:rPr>
-          <w:lang w:val="sw_KE" w:bidi="sw_KE"/>
-        </w:rPr>
-      </w:r>
-    </w:p>
-    <w:p>
-      <w:pPr>
-        <w:pStyle w:val="Heading3"/>
-      </w:pPr>
-      <w:r>
-        <w:rPr>
-          <w:lang w:val="sw_KE" w:bidi="sw_KE"/>
-        </w:rPr>
-        <w:t>Ufafanuzi:</w:t>
-      </w:r>
-    </w:p>
-    <w:p>
-      <w:pPr/>
-      <w:r>
-        <w:rPr>
-          <w:lang w:val="sw_KE" w:bidi="sw_KE"/>
-        </w:rPr>
-      </w:r>
-      <w:r>
-        <w:rPr>
-          <w:lang w:val="sw_KE" w:bidi="sw_KE"/>
-        </w:rPr>
-        <w:t>Neno "hofu" linahusu hisia kali sana za woga au wasiwasi. Mtu anayehisi hofu anasemekana kuwa "ametishwa."</w:t>
-      </w:r>
-    </w:p>
-    <w:p>
-      <w:pPr>
-        <w:pStyle w:val="ListBullet"/>
-        <w:spacing w:line="240" w:lineRule="auto"/>
-        <w:ind w:left="720"/>
-      </w:pPr>
-      <w:r>
-        <w:rPr>
-          <w:lang w:val="sw_KE" w:bidi="sw_KE"/>
-        </w:rPr>
-      </w:r>
-      <w:r>
-        <w:rPr>
-          <w:lang w:val="sw_KE" w:bidi="sw_KE"/>
-        </w:rPr>
-        <w:t>Hofu ya kusisimua ni kali zaidi kuliko hofu ya kawaida.</w:t>
-      </w:r>
-    </w:p>
-    <w:p>
-      <w:pPr>
-        <w:pStyle w:val="ListBullet"/>
-        <w:spacing w:line="240" w:lineRule="auto"/>
-        <w:ind w:left="720"/>
-      </w:pPr>
-      <w:r>
-        <w:rPr>
-          <w:lang w:val="sw_KE" w:bidi="sw_KE"/>
-        </w:rPr>
-      </w:r>
-      <w:r>
-        <w:rPr>
-          <w:lang w:val="sw_KE" w:bidi="sw_KE"/>
-        </w:rPr>
-        <w:t>Kawaida, mtu anapoogopa huwa pia katika hali ya mshtuko au ameshtuka.</w:t>
-      </w:r>
-    </w:p>
-    <w:p>
-      <w:pPr/>
-      <w:r>
-        <w:rPr>
-          <w:lang w:val="sw_KE" w:bidi="sw_KE"/>
-        </w:rPr>
-      </w:r>
-      <w:r>
-        <w:rPr>
-          <w:lang w:val="sw_KE" w:bidi="sw_KE"/>
-        </w:rPr>
-        <w:t xml:space="preserve">(Tazama pia: </w:t>
-      </w:r>
-      <w:r>
-        <w:rPr>
-          <w:lang w:val="sw_KE" w:bidi="sw_KE"/>
-        </w:rPr>
-        <w:t>wasiwasi</w:t>
-      </w:r>
-      <w:r>
-        <w:rPr>
-          <w:lang w:val="sw_KE" w:bidi="sw_KE"/>
-        </w:rPr>
-        <w:t xml:space="preserve">, </w:t>
-      </w:r>
-      <w:r>
-        <w:rPr>
-          <w:lang w:val="sw_KE" w:bidi="sw_KE"/>
-        </w:rPr>
-        <w:t>woga</w:t>
-      </w:r>
-      <w:r>
-        <w:rPr>
-          <w:lang w:val="sw_KE" w:bidi="sw_KE"/>
-        </w:rPr>
-        <w:t>)</w:t>
-      </w:r>
-    </w:p>
-    <w:p>
-      <w:pPr>
-        <w:pStyle w:val="Heading3"/>
-      </w:pPr>
-      <w:r>
-        <w:rPr>
-          <w:lang w:val="sw_KE" w:bidi="sw_KE"/>
-        </w:rPr>
-        <w:t>Marejeleo ya Biblia:</w:t>
-      </w:r>
-    </w:p>
-    <w:p>
-      <w:pPr>
-        <w:pStyle w:val="ListBullet"/>
-        <w:spacing w:line="240" w:lineRule="auto"/>
-        <w:ind w:left="720"/>
-      </w:pPr>
-      <w:r>
-        <w:rPr>
-          <w:lang w:val="sw_KE" w:bidi="sw_KE"/>
-        </w:rPr>
-      </w:r>
-      <w:r>
-        <w:rPr>
-          <w:lang w:val="sw_KE" w:bidi="sw_KE"/>
-        </w:rPr>
-        <w:t>Kumbukumbu la Torati 28:37</w:t>
-      </w:r>
-    </w:p>
-    <w:p>
-      <w:pPr>
-        <w:pStyle w:val="ListBullet"/>
-        <w:spacing w:line="240" w:lineRule="auto"/>
-        <w:ind w:left="720"/>
-      </w:pPr>
-      <w:r>
-        <w:rPr>
-          <w:lang w:val="sw_KE" w:bidi="sw_KE"/>
-        </w:rPr>
-      </w:r>
-      <w:r>
-        <w:rPr>
-          <w:lang w:val="sw_KE" w:bidi="sw_KE"/>
-        </w:rPr>
-        <w:t>Ezekieli 23:33</w:t>
-      </w:r>
-    </w:p>
-    <w:p>
-      <w:pPr>
-        <w:pStyle w:val="ListBullet"/>
-        <w:spacing w:line="240" w:lineRule="auto"/>
-        <w:ind w:left="720"/>
-      </w:pPr>
-      <w:r>
-        <w:rPr>
-          <w:lang w:val="sw_KE" w:bidi="sw_KE"/>
-        </w:rPr>
-      </w:r>
-      <w:r>
-        <w:rPr>
-          <w:lang w:val="sw_KE" w:bidi="sw_KE"/>
-        </w:rPr>
-        <w:t>Yeremia 2:12–13</w:t>
-      </w:r>
-    </w:p>
-    <w:p>
-      <w:pPr>
-        <w:pStyle w:val="ListBullet"/>
-        <w:spacing w:line="240" w:lineRule="auto"/>
-        <w:ind w:left="720"/>
-      </w:pPr>
-      <w:r>
-        <w:rPr>
-          <w:lang w:val="sw_KE" w:bidi="sw_KE"/>
-        </w:rPr>
-      </w:r>
-      <w:r>
-        <w:rPr>
-          <w:lang w:val="sw_KE" w:bidi="sw_KE"/>
-        </w:rPr>
-        <w:t>Ayubu 21:4–6</w:t>
-      </w:r>
-    </w:p>
-    <w:p>
-      <w:pPr>
-        <w:pStyle w:val="ListBullet"/>
-        <w:spacing w:line="240" w:lineRule="auto"/>
-        <w:ind w:left="720"/>
-      </w:pPr>
-      <w:r>
-        <w:rPr>
-          <w:lang w:val="sw_KE" w:bidi="sw_KE"/>
-        </w:rPr>
-      </w:r>
-      <w:r>
-        <w:rPr>
-          <w:lang w:val="sw_KE" w:bidi="sw_KE"/>
-        </w:rPr>
-        <w:t>Zaburi 55:5</w:t>
-      </w:r>
-    </w:p>
-    <w:p>
-      <w:pPr>
-        <w:pStyle w:val="Heading3"/>
-      </w:pPr>
-      <w:r>
-        <w:rPr>
-          <w:lang w:val="sw_KE" w:bidi="sw_KE"/>
-        </w:rPr>
-        <w:t>Data ya Neno:</w:t>
-      </w:r>
-    </w:p>
-    <w:p>
-      <w:pPr>
-        <w:pStyle w:val="ListBullet"/>
-        <w:spacing w:line="240" w:lineRule="auto"/>
-        <w:ind w:left="720"/>
-      </w:pPr>
-      <w:r>
-        <w:rPr>
-          <w:lang w:val="sw_KE" w:bidi="sw_KE"/>
-        </w:rPr>
-      </w:r>
-      <w:r>
-        <w:rPr>
-          <w:lang w:val="sw_KE" w:bidi="sw_KE"/>
-        </w:rPr>
-        <w:t>Strong's: H1091, H1763, H2189, H4032, H4923, H5892, H6343, H6427, H7588, H8047, H8074, H8175, H8178, H8186</w:t>
-      </w:r>
-      <w:r>
-        <w:rPr>
-          <w:lang w:val="sw_KE" w:bidi="sw_KE"/>
-        </w:rPr>
-      </w:r>
-      <w:r>
-        <w:rPr>
-          <w:lang w:val="sw_KE" w:bidi="sw_KE"/>
-        </w:rPr>
-      </w:r>
-    </w:p>
-    <w:p>
-      <w:pPr/>
-      <w:r>
-        <w:rPr>
-          <w:lang w:val="sw_KE" w:bidi="sw_KE"/>
-        </w:rPr>
-      </w:r>
-    </w:p>
-    <w:p>
-      <w:pPr>
-        <w:pStyle w:val="Heading2"/>
-      </w:pPr>
-      <w:r>
-        <w:rPr>
-          <w:lang w:val="sw_KE" w:bidi="sw_KE"/>
-        </w:rPr>
-        <w:t>Hofu</w:t>
-      </w:r>
-      <w:r>
-        <w:rPr>
-          <w:lang w:val="sw_KE" w:bidi="sw_KE"/>
-        </w:rPr>
-      </w:r>
-    </w:p>
-    <w:p>
-      <w:pPr>
-        <w:pStyle w:val="Heading3"/>
-      </w:pPr>
-      <w:r>
-        <w:rPr>
-          <w:lang w:val="sw_KE" w:bidi="sw_KE"/>
-        </w:rPr>
-        <w:t>Ufafanuzi:</w:t>
-      </w:r>
-    </w:p>
-    <w:p>
-      <w:pPr/>
-      <w:r>
-        <w:rPr>
-          <w:lang w:val="sw_KE" w:bidi="sw_KE"/>
-        </w:rPr>
-      </w:r>
-      <w:r>
-        <w:rPr>
-          <w:lang w:val="sw_KE" w:bidi="sw_KE"/>
-        </w:rPr>
-        <w:t>Neno "hofu" linamaanisha hali ya hofu kali au matumizi ya nguvu. Kumtisha mtu kunamaanisha kumsababisha mtu huyo kuhisi hofu kubwa.</w:t>
-      </w:r>
-    </w:p>
-    <w:p>
-      <w:pPr>
-        <w:pStyle w:val="ListBullet"/>
-        <w:spacing w:line="240" w:lineRule="auto"/>
-        <w:ind w:left="720"/>
-      </w:pPr>
-      <w:r>
-        <w:rPr>
-          <w:lang w:val="sw_KE" w:bidi="sw_KE"/>
-        </w:rPr>
-      </w:r>
-      <w:r>
-        <w:rPr>
-          <w:lang w:val="sw_KE" w:bidi="sw_KE"/>
-        </w:rPr>
-        <w:t>"Hofu" ni kitu au mtu anayesababisha hofu au wasiwasi. Mfano wa tishio unaweza kuwa jeshi la adui linaloshambulia, janga, au ugonjwa ulioenea unaoua watu wengi.</w:t>
-      </w:r>
-    </w:p>
-    <w:p>
-      <w:pPr>
-        <w:pStyle w:val="ListBullet"/>
-        <w:spacing w:line="240" w:lineRule="auto"/>
-        <w:ind w:left="720"/>
-      </w:pPr>
-      <w:r>
-        <w:rPr>
-          <w:lang w:val="sw_KE" w:bidi="sw_KE"/>
-        </w:rPr>
-      </w:r>
-      <w:r>
-        <w:rPr>
-          <w:lang w:val="sw_KE" w:bidi="sw_KE"/>
-        </w:rPr>
-        <w:t>Hofu hizi zinaweza kuelezewa kama "za kutisha." Neno hili linaweza kutafsiriwa kama "linalosababisha hofu" au "linaloleta hofu."</w:t>
-      </w:r>
-    </w:p>
-    <w:p>
-      <w:pPr>
-        <w:pStyle w:val="ListBullet"/>
-        <w:spacing w:line="240" w:lineRule="auto"/>
-        <w:ind w:left="720"/>
-      </w:pPr>
-      <w:r>
-        <w:rPr>
-          <w:lang w:val="sw_KE" w:bidi="sw_KE"/>
-        </w:rPr>
-      </w:r>
-      <w:r>
-        <w:rPr>
-          <w:lang w:val="sw_KE" w:bidi="sw_KE"/>
-        </w:rPr>
-        <w:t>Hukumu ya Mungu siku moja itasababisha hofu kwa watu wasiotubu wanaokataa neema yake.</w:t>
-      </w:r>
-    </w:p>
-    <w:p>
-      <w:pPr>
-        <w:pStyle w:val="ListBullet"/>
-        <w:spacing w:line="240" w:lineRule="auto"/>
-        <w:ind w:left="720"/>
-      </w:pPr>
-      <w:r>
-        <w:rPr>
-          <w:lang w:val="sw_KE" w:bidi="sw_KE"/>
-        </w:rPr>
-      </w:r>
-      <w:r>
-        <w:rPr>
-          <w:lang w:val="sw_KE" w:bidi="sw_KE"/>
-        </w:rPr>
-        <w:t>"Hofu ya Mungu" inaweza kutafsiriwa kama "uwepo wa kutisha wa Mungu," "hukumu ya kutisha ya Mungu," au "wakati Mungu anaposababisha Yarebu kuwa na hofu."</w:t>
-      </w:r>
-    </w:p>
-    <w:p>
-      <w:pPr>
-        <w:pStyle w:val="ListBullet"/>
-        <w:spacing w:line="240" w:lineRule="auto"/>
-        <w:ind w:left="720"/>
-      </w:pPr>
-      <w:r>
-        <w:rPr>
-          <w:lang w:val="sw_KE" w:bidi="sw_KE"/>
-        </w:rPr>
-      </w:r>
-      <w:r>
-        <w:rPr>
-          <w:lang w:val="sw_KE" w:bidi="sw_KE"/>
-        </w:rPr>
-        <w:t>Njia za kutafsiri "hofu" zinaweza pia kujumuisha "hofu kubwa" au "woga mwingi."</w:t>
-      </w:r>
-    </w:p>
-    <w:p>
-      <w:pPr/>
-      <w:r>
-        <w:rPr>
-          <w:lang w:val="sw_KE" w:bidi="sw_KE"/>
-        </w:rPr>
-      </w:r>
-      <w:r>
-        <w:rPr>
-          <w:lang w:val="sw_KE" w:bidi="sw_KE"/>
-        </w:rPr>
-        <w:t xml:space="preserve">(Tazama pia: </w:t>
-      </w:r>
-      <w:r>
-        <w:rPr>
-          <w:lang w:val="sw_KE" w:bidi="sw_KE"/>
-        </w:rPr>
-        <w:t>maadui</w:t>
-      </w:r>
-      <w:r>
-        <w:rPr>
-          <w:lang w:val="sw_KE" w:bidi="sw_KE"/>
-        </w:rPr>
-        <w:t xml:space="preserve">, </w:t>
-      </w:r>
-      <w:r>
-        <w:rPr>
-          <w:lang w:val="sw_KE" w:bidi="sw_KE"/>
-        </w:rPr>
-        <w:t>woga</w:t>
-      </w:r>
-      <w:r>
-        <w:rPr>
-          <w:lang w:val="sw_KE" w:bidi="sw_KE"/>
-        </w:rPr>
-        <w:t xml:space="preserve">, </w:t>
-      </w:r>
-      <w:r>
-        <w:rPr>
-          <w:lang w:val="sw_KE" w:bidi="sw_KE"/>
-        </w:rPr>
-        <w:t>hakimu</w:t>
-      </w:r>
-      <w:r>
-        <w:rPr>
-          <w:lang w:val="sw_KE" w:bidi="sw_KE"/>
-        </w:rPr>
-        <w:t xml:space="preserve">, </w:t>
-      </w:r>
-      <w:r>
-        <w:rPr>
-          <w:lang w:val="sw_KE" w:bidi="sw_KE"/>
-        </w:rPr>
-        <w:t>ugonjwa wa tauni</w:t>
-      </w:r>
-      <w:r>
-        <w:rPr>
-          <w:lang w:val="sw_KE" w:bidi="sw_KE"/>
-        </w:rPr>
-        <w:t xml:space="preserve">, </w:t>
-      </w:r>
-      <w:r>
-        <w:rPr>
-          <w:lang w:val="sw_KE" w:bidi="sw_KE"/>
-        </w:rPr>
-        <w:t>Mungu</w:t>
-      </w:r>
-      <w:r>
-        <w:rPr>
-          <w:lang w:val="sw_KE" w:bidi="sw_KE"/>
-        </w:rPr>
-        <w:t>)</w:t>
-      </w:r>
-    </w:p>
-    <w:p>
-      <w:pPr>
-        <w:pStyle w:val="Heading3"/>
-      </w:pPr>
-      <w:r>
-        <w:rPr>
-          <w:lang w:val="sw_KE" w:bidi="sw_KE"/>
-        </w:rPr>
-        <w:t>Marejeleo ya Biblia:</w:t>
-      </w:r>
-    </w:p>
-    <w:p>
-      <w:pPr>
-        <w:pStyle w:val="ListBullet"/>
-        <w:spacing w:line="240" w:lineRule="auto"/>
-        <w:ind w:left="720"/>
-      </w:pPr>
-      <w:r>
-        <w:rPr>
-          <w:lang w:val="sw_KE" w:bidi="sw_KE"/>
-        </w:rPr>
-      </w:r>
-      <w:r>
-        <w:rPr>
-          <w:lang w:val="sw_KE" w:bidi="sw_KE"/>
-        </w:rPr>
-        <w:t>Kumbukumbu la Torati 2:25</w:t>
-      </w:r>
-    </w:p>
-    <w:p>
-      <w:pPr>
-        <w:pStyle w:val="ListBullet"/>
-        <w:spacing w:line="240" w:lineRule="auto"/>
-        <w:ind w:left="720"/>
-      </w:pPr>
-      <w:r>
-        <w:rPr>
-          <w:lang w:val="sw_KE" w:bidi="sw_KE"/>
-        </w:rPr>
-      </w:r>
-      <w:r>
-        <w:rPr>
-          <w:lang w:val="sw_KE" w:bidi="sw_KE"/>
-        </w:rPr>
-        <w:t>Kutoka 14:10</w:t>
-      </w:r>
-    </w:p>
-    <w:p>
-      <w:pPr>
-        <w:pStyle w:val="ListBullet"/>
-        <w:spacing w:line="240" w:lineRule="auto"/>
-        <w:ind w:left="720"/>
-      </w:pPr>
-      <w:r>
-        <w:rPr>
-          <w:lang w:val="sw_KE" w:bidi="sw_KE"/>
-        </w:rPr>
-      </w:r>
-      <w:r>
-        <w:rPr>
-          <w:lang w:val="sw_KE" w:bidi="sw_KE"/>
-        </w:rPr>
-        <w:t>Luka 21:9</w:t>
-      </w:r>
-    </w:p>
-    <w:p>
-      <w:pPr>
-        <w:pStyle w:val="ListBullet"/>
-        <w:spacing w:line="240" w:lineRule="auto"/>
-        <w:ind w:left="720"/>
-      </w:pPr>
-      <w:r>
-        <w:rPr>
-          <w:lang w:val="sw_KE" w:bidi="sw_KE"/>
-        </w:rPr>
-      </w:r>
-      <w:r>
-        <w:rPr>
-          <w:lang w:val="sw_KE" w:bidi="sw_KE"/>
-        </w:rPr>
-        <w:t>Marko 6:48–50</w:t>
-      </w:r>
-    </w:p>
-    <w:p>
-      <w:pPr>
-        <w:pStyle w:val="Heading3"/>
-      </w:pPr>
-      <w:r>
-        <w:rPr>
-          <w:lang w:val="sw_KE" w:bidi="sw_KE"/>
-        </w:rPr>
-        <w:t>Data ya Neno:</w:t>
-      </w:r>
-    </w:p>
-    <w:p>
-      <w:pPr>
-        <w:pStyle w:val="ListBullet"/>
-        <w:spacing w:line="240" w:lineRule="auto"/>
-        <w:ind w:left="720"/>
-      </w:pPr>
-      <w:r>
-        <w:rPr>
-          <w:lang w:val="sw_KE" w:bidi="sw_KE"/>
-        </w:rPr>
-      </w:r>
-      <w:r>
-        <w:rPr>
-          <w:lang w:val="sw_KE" w:bidi="sw_KE"/>
-        </w:rPr>
-        <w:t>Strong's: H0367, H0926, H0928, H1091, H1161, H1204, H1205, H1763, H2111, H2113, H2189, H2731, H2847, H2851, H2865, H3372, H3707, H4032, H4172, H4288, H4637, H6184, H6206, H6343, H6973, G16290, G16300, G22580, G44220, G44260, G54010</w:t>
-      </w:r>
-      <w:r>
-        <w:rPr>
-          <w:lang w:val="sw_KE" w:bidi="sw_KE"/>
-        </w:rPr>
-      </w:r>
-      <w:r>
-        <w:rPr>
-          <w:lang w:val="sw_KE" w:bidi="sw_KE"/>
-        </w:rPr>
-      </w:r>
-    </w:p>
-    <w:p>
-      <w:pPr/>
-      <w:r>
-        <w:rPr>
-          <w:lang w:val="sw_KE" w:bidi="sw_KE"/>
-        </w:rPr>
-      </w:r>
-    </w:p>
-    <w:p>
-      <w:pPr>
-        <w:pStyle w:val="Heading2"/>
-      </w:pPr>
-      <w:r>
-        <w:rPr>
-          <w:lang w:val="sw_KE" w:bidi="sw_KE"/>
-        </w:rPr>
-        <w:t>Hosea</w:t>
-      </w:r>
-      <w:r>
-        <w:rPr>
-          <w:lang w:val="sw_KE" w:bidi="sw_KE"/>
-        </w:rPr>
-      </w:r>
-    </w:p>
-    <w:p>
-      <w:pPr>
-        <w:pStyle w:val="Heading3"/>
-      </w:pPr>
-      <w:r>
-        <w:rPr>
-          <w:lang w:val="sw_KE" w:bidi="sw_KE"/>
-        </w:rPr>
-        <w:t>Uhalisia:</w:t>
-      </w:r>
-    </w:p>
-    <w:p>
-      <w:pPr/>
-      <w:r>
-        <w:rPr>
-          <w:lang w:val="sw_KE" w:bidi="sw_KE"/>
-        </w:rPr>
-      </w:r>
-      <w:r>
-        <w:rPr>
-          <w:lang w:val="sw_KE" w:bidi="sw_KE"/>
-        </w:rPr>
-        <w:t>Hosea alikuwa nabii wa Israeli aliyeishi na kutoa unabii takriban miaka 750 kabla ya Kristo.</w:t>
-      </w:r>
-    </w:p>
-    <w:p>
-      <w:pPr>
-        <w:pStyle w:val="ListBullet"/>
-        <w:spacing w:line="240" w:lineRule="auto"/>
-        <w:ind w:left="720"/>
-      </w:pPr>
-      <w:r>
-        <w:rPr>
-          <w:lang w:val="sw_KE" w:bidi="sw_KE"/>
-        </w:rPr>
-      </w:r>
-      <w:r>
-        <w:rPr>
-          <w:lang w:val="sw_KE" w:bidi="sw_KE"/>
-        </w:rPr>
-        <w:t>Huduma yake ilidumu kwa miaka mingi kupitia enzi za wafalme kadhaa, kama vile Yeroboamu, Zekaria, Yothamu, Ahazi, Hoshea, Uzia, na Hezekia.</w:t>
-      </w:r>
-    </w:p>
-    <w:p>
-      <w:pPr>
-        <w:pStyle w:val="ListBullet"/>
-        <w:spacing w:line="240" w:lineRule="auto"/>
-        <w:ind w:left="720"/>
-      </w:pPr>
-      <w:r>
-        <w:rPr>
-          <w:lang w:val="sw_KE" w:bidi="sw_KE"/>
-        </w:rPr>
-      </w:r>
-      <w:r>
-        <w:rPr>
-          <w:lang w:val="sw_KE" w:bidi="sw_KE"/>
-        </w:rPr>
-        <w:t>Hosea aliambiwa na Mungu amuoe Malaya aitwaye Gomeri na aendelee kumpenda, ingawa hakuwa mwaminifu kwake.</w:t>
-      </w:r>
-    </w:p>
-    <w:p>
-      <w:pPr>
-        <w:pStyle w:val="ListBullet"/>
-        <w:spacing w:line="240" w:lineRule="auto"/>
-        <w:ind w:left="720"/>
-      </w:pPr>
-      <w:r>
-        <w:rPr>
-          <w:lang w:val="sw_KE" w:bidi="sw_KE"/>
-        </w:rPr>
-      </w:r>
-      <w:r>
-        <w:rPr>
-          <w:lang w:val="sw_KE" w:bidi="sw_KE"/>
-        </w:rPr>
-        <w:t>Hii ilikuwa picha ya upendo wa Mungu kwa watu wake ambao hawakuwa waaminifu, Israeli.</w:t>
-      </w:r>
-    </w:p>
-    <w:p>
-      <w:pPr>
-        <w:pStyle w:val="ListBullet"/>
-        <w:spacing w:line="240" w:lineRule="auto"/>
-        <w:ind w:left="720"/>
-      </w:pPr>
-      <w:r>
-        <w:rPr>
-          <w:lang w:val="sw_KE" w:bidi="sw_KE"/>
-        </w:rPr>
-      </w:r>
-      <w:r>
-        <w:rPr>
-          <w:lang w:val="sw_KE" w:bidi="sw_KE"/>
-        </w:rPr>
-        <w:t>Hosea alitabiri dhidi ya watu wa Israeli kwa sababu ya dhambi zao, akiwaonya waache kuabudu sanamu.</w:t>
-      </w:r>
-    </w:p>
-    <w:p>
-      <w:pPr/>
-      <w:r>
-        <w:rPr>
-          <w:lang w:val="sw_KE" w:bidi="sw_KE"/>
-        </w:rPr>
-      </w:r>
-      <w:r>
-        <w:rPr>
-          <w:lang w:val="sw_KE" w:bidi="sw_KE"/>
-        </w:rPr>
-        <w:t>(Pendekezo la Tafsiri: Tafsiri Majina)</w:t>
-      </w:r>
-    </w:p>
-    <w:p>
-      <w:pPr/>
-      <w:r>
-        <w:rPr>
-          <w:lang w:val="sw_KE" w:bidi="sw_KE"/>
-        </w:rPr>
-      </w:r>
-      <w:r>
-        <w:rPr>
-          <w:lang w:val="sw_KE" w:bidi="sw_KE"/>
-        </w:rPr>
-        <w:t xml:space="preserve">(Tazama pia: </w:t>
-      </w:r>
-      <w:r>
-        <w:rPr>
-          <w:lang w:val="sw_KE" w:bidi="sw_KE"/>
-        </w:rPr>
-        <w:t>Ahazi</w:t>
-      </w:r>
-      <w:r>
-        <w:rPr>
-          <w:lang w:val="sw_KE" w:bidi="sw_KE"/>
-        </w:rPr>
-        <w:t xml:space="preserve">, </w:t>
-      </w:r>
-      <w:r>
-        <w:rPr>
-          <w:lang w:val="sw_KE" w:bidi="sw_KE"/>
-        </w:rPr>
-        <w:t>Hezekia</w:t>
-      </w:r>
-      <w:r>
-        <w:rPr>
-          <w:lang w:val="sw_KE" w:bidi="sw_KE"/>
-        </w:rPr>
-        <w:t xml:space="preserve">, </w:t>
-      </w:r>
-      <w:r>
-        <w:rPr>
-          <w:lang w:val="sw_KE" w:bidi="sw_KE"/>
-        </w:rPr>
-        <w:t>Hoshea</w:t>
-      </w:r>
-      <w:r>
-        <w:rPr>
-          <w:lang w:val="sw_KE" w:bidi="sw_KE"/>
-        </w:rPr>
-        <w:t xml:space="preserve">, </w:t>
-      </w:r>
-      <w:r>
-        <w:rPr>
-          <w:lang w:val="sw_KE" w:bidi="sw_KE"/>
-        </w:rPr>
-        <w:t>Yeroboamu</w:t>
-      </w:r>
-      <w:r>
-        <w:rPr>
-          <w:lang w:val="sw_KE" w:bidi="sw_KE"/>
-        </w:rPr>
-        <w:t xml:space="preserve">, </w:t>
-      </w:r>
-      <w:r>
-        <w:rPr>
-          <w:lang w:val="sw_KE" w:bidi="sw_KE"/>
-        </w:rPr>
-        <w:t>Yothamu</w:t>
-      </w:r>
-      <w:r>
-        <w:rPr>
-          <w:lang w:val="sw_KE" w:bidi="sw_KE"/>
-        </w:rPr>
-        <w:t xml:space="preserve">, </w:t>
-      </w:r>
-      <w:r>
-        <w:rPr>
-          <w:lang w:val="sw_KE" w:bidi="sw_KE"/>
-        </w:rPr>
-        <w:t>Uzziah</w:t>
-      </w:r>
-      <w:r>
-        <w:rPr>
-          <w:lang w:val="sw_KE" w:bidi="sw_KE"/>
-        </w:rPr>
-        <w:t xml:space="preserve">, </w:t>
-      </w:r>
-      <w:r>
-        <w:rPr>
-          <w:lang w:val="sw_KE" w:bidi="sw_KE"/>
-        </w:rPr>
-        <w:t>Zekaria (OT)</w:t>
-      </w:r>
-      <w:r>
-        <w:rPr>
-          <w:lang w:val="sw_KE" w:bidi="sw_KE"/>
-        </w:rPr>
-        <w:t>)</w:t>
-      </w:r>
-    </w:p>
-    <w:p>
-      <w:pPr>
-        <w:pStyle w:val="Heading3"/>
-      </w:pPr>
-      <w:r>
-        <w:rPr>
-          <w:lang w:val="sw_KE" w:bidi="sw_KE"/>
-        </w:rPr>
-        <w:t>Marejeleo ya Biblia:</w:t>
-      </w:r>
-    </w:p>
-    <w:p>
-      <w:pPr>
-        <w:pStyle w:val="ListBullet"/>
-        <w:spacing w:line="240" w:lineRule="auto"/>
-        <w:ind w:left="720"/>
-      </w:pPr>
-      <w:r>
-        <w:rPr>
-          <w:lang w:val="sw_KE" w:bidi="sw_KE"/>
-        </w:rPr>
-      </w:r>
-      <w:r>
-        <w:rPr>
-          <w:lang w:val="sw_KE" w:bidi="sw_KE"/>
-        </w:rPr>
-        <w:t>Hosea 1:1–2</w:t>
-      </w:r>
-    </w:p>
-    <w:p>
-      <w:pPr>
-        <w:pStyle w:val="ListBullet"/>
-        <w:spacing w:line="240" w:lineRule="auto"/>
-        <w:ind w:left="720"/>
-      </w:pPr>
-      <w:r>
-        <w:rPr>
-          <w:lang w:val="sw_KE" w:bidi="sw_KE"/>
-        </w:rPr>
-      </w:r>
-      <w:r>
-        <w:rPr>
-          <w:lang w:val="sw_KE" w:bidi="sw_KE"/>
-        </w:rPr>
-        <w:t>Hosea 1:3–5</w:t>
-      </w:r>
-    </w:p>
-    <w:p>
-      <w:pPr>
-        <w:pStyle w:val="ListBullet"/>
-        <w:spacing w:line="240" w:lineRule="auto"/>
-        <w:ind w:left="720"/>
-      </w:pPr>
-      <w:r>
-        <w:rPr>
-          <w:lang w:val="sw_KE" w:bidi="sw_KE"/>
-        </w:rPr>
-      </w:r>
-      <w:r>
-        <w:rPr>
-          <w:lang w:val="sw_KE" w:bidi="sw_KE"/>
-        </w:rPr>
-        <w:t>Hosea 1:6–7</w:t>
-      </w:r>
-    </w:p>
-    <w:p>
-      <w:pPr>
-        <w:pStyle w:val="Heading3"/>
-      </w:pPr>
-      <w:r>
-        <w:rPr>
-          <w:lang w:val="sw_KE" w:bidi="sw_KE"/>
-        </w:rPr>
-        <w:t>Data ya Neno:</w:t>
-      </w:r>
-    </w:p>
-    <w:p>
-      <w:pPr>
-        <w:pStyle w:val="ListBullet"/>
-        <w:spacing w:line="240" w:lineRule="auto"/>
-        <w:ind w:left="720"/>
-      </w:pPr>
-      <w:r>
-        <w:rPr>
-          <w:lang w:val="sw_KE" w:bidi="sw_KE"/>
-        </w:rPr>
-      </w:r>
-      <w:r>
-        <w:rPr>
-          <w:lang w:val="sw_KE" w:bidi="sw_KE"/>
-        </w:rPr>
-        <w:t>Strong's: H1954, G56170</w:t>
-      </w:r>
-      <w:r>
-        <w:rPr>
-          <w:lang w:val="sw_KE" w:bidi="sw_KE"/>
-        </w:rPr>
-      </w:r>
-      <w:r>
-        <w:rPr>
-          <w:lang w:val="sw_KE" w:bidi="sw_KE"/>
-        </w:rPr>
-      </w:r>
-    </w:p>
-    <w:p>
-      <w:pPr/>
-      <w:r>
-        <w:rPr>
-          <w:lang w:val="sw_KE" w:bidi="sw_KE"/>
-        </w:rPr>
-      </w:r>
-    </w:p>
-    <w:p>
-      <w:pPr>
-        <w:pStyle w:val="Heading2"/>
-      </w:pPr>
-      <w:r>
-        <w:rPr>
-          <w:lang w:val="sw_KE" w:bidi="sw_KE"/>
-        </w:rPr>
-        <w:t>Hoshea</w:t>
-      </w:r>
-      <w:r>
-        <w:rPr>
-          <w:lang w:val="sw_KE" w:bidi="sw_KE"/>
-        </w:rPr>
-      </w:r>
-    </w:p>
-    <w:p>
-      <w:pPr>
-        <w:pStyle w:val="Heading3"/>
-      </w:pPr>
-      <w:r>
-        <w:rPr>
-          <w:lang w:val="sw_KE" w:bidi="sw_KE"/>
-        </w:rPr>
-        <w:t>Uhalisia:</w:t>
-      </w:r>
-    </w:p>
-    <w:p>
-      <w:pPr/>
-      <w:r>
-        <w:rPr>
-          <w:lang w:val="sw_KE" w:bidi="sw_KE"/>
-        </w:rPr>
-      </w:r>
-      <w:r>
-        <w:rPr>
-          <w:lang w:val="sw_KE" w:bidi="sw_KE"/>
-        </w:rPr>
-        <w:t>Hoshea lilikuwa jina la mfalme wa Israeli na wanaume wengine kadhaa katika Agano la Kale.</w:t>
-      </w:r>
-    </w:p>
-    <w:p>
-      <w:pPr>
-        <w:pStyle w:val="ListBullet"/>
-        <w:spacing w:line="240" w:lineRule="auto"/>
-        <w:ind w:left="720"/>
-      </w:pPr>
-      <w:r>
-        <w:rPr>
-          <w:lang w:val="sw_KE" w:bidi="sw_KE"/>
-        </w:rPr>
-      </w:r>
-      <w:r>
-        <w:rPr>
-          <w:lang w:val="sw_KE" w:bidi="sw_KE"/>
-        </w:rPr>
-        <w:t>Hoshea mwana wa Ala alikuwa mfalme wa Israeli kwa miaka tisa wakati wa sehemu ya utawala wa Ahazi na Hezekia, wafalme wa Yuda.</w:t>
-      </w:r>
-    </w:p>
-    <w:p>
-      <w:pPr>
-        <w:pStyle w:val="ListBullet"/>
-        <w:spacing w:line="240" w:lineRule="auto"/>
-        <w:ind w:left="720"/>
-      </w:pPr>
-      <w:r>
-        <w:rPr>
-          <w:lang w:val="sw_KE" w:bidi="sw_KE"/>
-        </w:rPr>
-      </w:r>
-      <w:r>
-        <w:rPr>
-          <w:lang w:val="sw_KE" w:bidi="sw_KE"/>
-        </w:rPr>
-        <w:t>Yoshua mwana wa Nuni hapo awali aliitwa Hoshea. Musa alibadilisha jina la Hoshea kuwa Yoshua kabla ya kumtuma yeye pamoja na wanaume wengine kumi na mmoja kwenda kuipeleleza nchi ya Wakanaani.</w:t>
-      </w:r>
-    </w:p>
-    <w:p>
-      <w:pPr>
-        <w:pStyle w:val="ListBullet"/>
-        <w:spacing w:line="240" w:lineRule="auto"/>
-        <w:ind w:left="720"/>
-      </w:pPr>
-      <w:r>
-        <w:rPr>
-          <w:lang w:val="sw_KE" w:bidi="sw_KE"/>
-        </w:rPr>
-      </w:r>
-      <w:r>
-        <w:rPr>
-          <w:lang w:val="sw_KE" w:bidi="sw_KE"/>
-        </w:rPr>
-        <w:t>Baada ya kifo cha Mose, Yoshua aliwaongoza Waisraeli kumiliki nchi ya Kanaani.</w:t>
-      </w:r>
-    </w:p>
-    <w:p>
-      <w:pPr>
-        <w:pStyle w:val="ListBullet"/>
-        <w:spacing w:line="240" w:lineRule="auto"/>
-        <w:ind w:left="720"/>
-      </w:pPr>
-      <w:r>
-        <w:rPr>
-          <w:lang w:val="sw_KE" w:bidi="sw_KE"/>
-        </w:rPr>
-      </w:r>
-      <w:r>
-        <w:rPr>
-          <w:lang w:val="sw_KE" w:bidi="sw_KE"/>
-        </w:rPr>
-        <w:t>Adamu mwingine aliyeitwa Hoshea alikuwa mwana wa Azazia na alikuwa mmoja wa viongozi wa Waefraimu.</w:t>
-      </w:r>
-    </w:p>
-    <w:p>
-      <w:pPr/>
-      <w:r>
-        <w:rPr>
-          <w:lang w:val="sw_KE" w:bidi="sw_KE"/>
-        </w:rPr>
-      </w:r>
-      <w:r>
-        <w:rPr>
-          <w:lang w:val="sw_KE" w:bidi="sw_KE"/>
-        </w:rPr>
-        <w:t>(Mapendekezo ya Tafsiri: Tafsiri ya Majina)</w:t>
-      </w:r>
-    </w:p>
-    <w:p>
-      <w:pPr/>
-      <w:r>
-        <w:rPr>
-          <w:lang w:val="sw_KE" w:bidi="sw_KE"/>
-        </w:rPr>
-      </w:r>
-      <w:r>
-        <w:rPr>
-          <w:lang w:val="sw_KE" w:bidi="sw_KE"/>
-        </w:rPr>
-        <w:t xml:space="preserve">(Tazama pia: </w:t>
-      </w:r>
-      <w:r>
-        <w:rPr>
-          <w:lang w:val="sw_KE" w:bidi="sw_KE"/>
-        </w:rPr>
-        <w:t>Ahazi</w:t>
-      </w:r>
-      <w:r>
-        <w:rPr>
-          <w:lang w:val="sw_KE" w:bidi="sw_KE"/>
-        </w:rPr>
-        <w:t xml:space="preserve">, </w:t>
-      </w:r>
-      <w:r>
-        <w:rPr>
-          <w:lang w:val="sw_KE" w:bidi="sw_KE"/>
-        </w:rPr>
-        <w:t>Kanaani</w:t>
-      </w:r>
-      <w:r>
-        <w:rPr>
-          <w:lang w:val="sw_KE" w:bidi="sw_KE"/>
-        </w:rPr>
-        <w:t xml:space="preserve">, </w:t>
-      </w:r>
-      <w:r>
-        <w:rPr>
-          <w:lang w:val="sw_KE" w:bidi="sw_KE"/>
-        </w:rPr>
-        <w:t>Efraimu</w:t>
-      </w:r>
-      <w:r>
-        <w:rPr>
-          <w:lang w:val="sw_KE" w:bidi="sw_KE"/>
-        </w:rPr>
-        <w:t xml:space="preserve">, </w:t>
-      </w:r>
-      <w:r>
-        <w:rPr>
-          <w:lang w:val="sw_KE" w:bidi="sw_KE"/>
-        </w:rPr>
-        <w:t>Hezekia</w:t>
-      </w:r>
-      <w:r>
-        <w:rPr>
-          <w:lang w:val="sw_KE" w:bidi="sw_KE"/>
-        </w:rPr>
-        <w:t xml:space="preserve">, </w:t>
-      </w:r>
-      <w:r>
-        <w:rPr>
-          <w:lang w:val="sw_KE" w:bidi="sw_KE"/>
-        </w:rPr>
-        <w:t>Yoshua</w:t>
-      </w:r>
-      <w:r>
-        <w:rPr>
-          <w:lang w:val="sw_KE" w:bidi="sw_KE"/>
-        </w:rPr>
-        <w:t xml:space="preserve">, </w:t>
-      </w:r>
-      <w:r>
-        <w:rPr>
-          <w:lang w:val="sw_KE" w:bidi="sw_KE"/>
-        </w:rPr>
-        <w:t>Musa</w:t>
-      </w:r>
-      <w:r>
-        <w:rPr>
-          <w:lang w:val="sw_KE" w:bidi="sw_KE"/>
-        </w:rPr>
-        <w:t>)</w:t>
-      </w:r>
-    </w:p>
-    <w:p>
-      <w:pPr>
-        <w:pStyle w:val="Heading3"/>
-      </w:pPr>
-      <w:r>
-        <w:rPr>
-          <w:lang w:val="sw_KE" w:bidi="sw_KE"/>
-        </w:rPr>
-        <w:t>Marejeleo ya Biblia:</w:t>
-      </w:r>
-    </w:p>
-    <w:p>
-      <w:pPr>
-        <w:pStyle w:val="ListBullet"/>
-        <w:spacing w:line="240" w:lineRule="auto"/>
-        <w:ind w:left="720"/>
-      </w:pPr>
-      <w:r>
-        <w:rPr>
-          <w:lang w:val="sw_KE" w:bidi="sw_KE"/>
-        </w:rPr>
-      </w:r>
-      <w:r>
-        <w:rPr>
-          <w:lang w:val="sw_KE" w:bidi="sw_KE"/>
-        </w:rPr>
-        <w:t>1 Mambo ya Nyakati 27:20</w:t>
-      </w:r>
-    </w:p>
-    <w:p>
-      <w:pPr>
-        <w:pStyle w:val="ListBullet"/>
-        <w:spacing w:line="240" w:lineRule="auto"/>
-        <w:ind w:left="720"/>
-      </w:pPr>
-      <w:r>
-        <w:rPr>
-          <w:lang w:val="sw_KE" w:bidi="sw_KE"/>
-        </w:rPr>
-      </w:r>
-      <w:r>
-        <w:rPr>
-          <w:lang w:val="sw_KE" w:bidi="sw_KE"/>
-        </w:rPr>
-        <w:t>2 Wafalme 15:30</w:t>
-      </w:r>
-    </w:p>
-    <w:p>
-      <w:pPr>
-        <w:pStyle w:val="ListBullet"/>
-        <w:spacing w:line="240" w:lineRule="auto"/>
-        <w:ind w:left="720"/>
-      </w:pPr>
-      <w:r>
-        <w:rPr>
-          <w:lang w:val="sw_KE" w:bidi="sw_KE"/>
-        </w:rPr>
-      </w:r>
-      <w:r>
-        <w:rPr>
-          <w:lang w:val="sw_KE" w:bidi="sw_KE"/>
-        </w:rPr>
-        <w:t>2 Wafalme 17:3</w:t>
-      </w:r>
-    </w:p>
-    <w:p>
-      <w:pPr>
-        <w:pStyle w:val="ListBullet"/>
-        <w:spacing w:line="240" w:lineRule="auto"/>
-        <w:ind w:left="720"/>
-      </w:pPr>
-      <w:r>
-        <w:rPr>
-          <w:lang w:val="sw_KE" w:bidi="sw_KE"/>
-        </w:rPr>
-      </w:r>
-      <w:r>
-        <w:rPr>
-          <w:lang w:val="sw_KE" w:bidi="sw_KE"/>
-        </w:rPr>
-        <w:t>2 Wafalme 18:1</w:t>
-      </w:r>
-    </w:p>
-    <w:p>
-      <w:pPr>
-        <w:pStyle w:val="ListBullet"/>
-        <w:spacing w:line="240" w:lineRule="auto"/>
-        <w:ind w:left="720"/>
-      </w:pPr>
-      <w:r>
-        <w:rPr>
-          <w:lang w:val="sw_KE" w:bidi="sw_KE"/>
-        </w:rPr>
-      </w:r>
-      <w:r>
-        <w:rPr>
-          <w:lang w:val="sw_KE" w:bidi="sw_KE"/>
-        </w:rPr>
-        <w:t>2 Wafalme 18:9</w:t>
-      </w:r>
-    </w:p>
-    <w:p>
-      <w:pPr>
-        <w:pStyle w:val="Heading3"/>
-      </w:pPr>
-      <w:r>
-        <w:rPr>
-          <w:lang w:val="sw_KE" w:bidi="sw_KE"/>
-        </w:rPr>
-        <w:t>Data ya Neno:</w:t>
-      </w:r>
-    </w:p>
-    <w:p>
-      <w:pPr>
-        <w:pStyle w:val="ListBullet"/>
-        <w:spacing w:line="240" w:lineRule="auto"/>
-        <w:ind w:left="720"/>
-      </w:pPr>
-      <w:r>
-        <w:rPr>
-          <w:lang w:val="sw_KE" w:bidi="sw_KE"/>
-        </w:rPr>
-      </w:r>
-      <w:r>
-        <w:rPr>
-          <w:lang w:val="sw_KE" w:bidi="sw_KE"/>
-        </w:rPr>
-        <w:t>Strong's: H1954</w:t>
-      </w:r>
-      <w:r>
-        <w:rPr>
-          <w:lang w:val="sw_KE" w:bidi="sw_KE"/>
-        </w:rPr>
-      </w:r>
-      <w:r>
-        <w:rPr>
-          <w:lang w:val="sw_KE" w:bidi="sw_KE"/>
-        </w:rPr>
-      </w:r>
-    </w:p>
-    <w:p>
-      <w:pPr/>
-      <w:r>
-        <w:rPr>
-          <w:lang w:val="sw_KE" w:bidi="sw_KE"/>
-        </w:rPr>
-      </w:r>
-    </w:p>
-    <w:p>
-      <w:pPr>
-        <w:pStyle w:val="Heading2"/>
-      </w:pPr>
-      <w:r>
-        <w:rPr>
-          <w:lang w:val="sw_KE" w:bidi="sw_KE"/>
-        </w:rPr>
-        <w:t>Hua</w:t>
-      </w:r>
-      <w:r>
-        <w:rPr>
-          <w:lang w:val="sw_KE" w:bidi="sw_KE"/>
-        </w:rPr>
-      </w:r>
-    </w:p>
-    <w:p>
-      <w:pPr>
-        <w:pStyle w:val="Heading3"/>
-      </w:pPr>
-      <w:r>
-        <w:rPr>
-          <w:lang w:val="sw_KE" w:bidi="sw_KE"/>
-        </w:rPr>
-        <w:t>Ufafanuzi:</w:t>
-      </w:r>
-    </w:p>
-    <w:p>
-      <w:pPr/>
-      <w:r>
-        <w:rPr>
-          <w:lang w:val="sw_KE" w:bidi="sw_KE"/>
-        </w:rPr>
-      </w:r>
-      <w:r>
-        <w:rPr>
-          <w:lang w:val="sw_KE" w:bidi="sw_KE"/>
-        </w:rPr>
-        <w:t>Hua na njiwa ni aina mbili za ndege wadogo, wenye rangi ya kijivu-kahawia ambao wanaonekana sawa. Hua mara nyingi hufikiriwa kuwa na rangi nyepesi, karibu nyeupe.</w:t>
-      </w:r>
-    </w:p>
-    <w:p>
-      <w:pPr>
-        <w:pStyle w:val="ListBullet"/>
-        <w:spacing w:line="240" w:lineRule="auto"/>
-        <w:ind w:left="720"/>
-      </w:pPr>
-      <w:r>
-        <w:rPr>
-          <w:lang w:val="sw_KE" w:bidi="sw_KE"/>
-        </w:rPr>
-      </w:r>
-      <w:r>
-        <w:rPr>
-          <w:lang w:val="sw_KE" w:bidi="sw_KE"/>
-        </w:rPr>
-        <w:t>Lugha zingine zina majina mawili tofauti kwa ajili yao, wakati zingine zinatumia jina moja kwa zote.</w:t>
-      </w:r>
-    </w:p>
-    <w:p>
-      <w:pPr>
-        <w:pStyle w:val="ListBullet"/>
-        <w:spacing w:line="240" w:lineRule="auto"/>
-        <w:ind w:left="720"/>
-      </w:pPr>
-      <w:r>
-        <w:rPr>
-          <w:lang w:val="sw_KE" w:bidi="sw_KE"/>
-        </w:rPr>
-      </w:r>
-      <w:r>
-        <w:rPr>
-          <w:lang w:val="sw_KE" w:bidi="sw_KE"/>
-        </w:rPr>
-        <w:t>Hua na njiwa walitumiwa katika dhabihu kwa Mungu, hasa kwa watu ambao hawakuweza kumudu kununua mnyama mkubwa zaidi.</w:t>
-      </w:r>
-    </w:p>
-    <w:p>
-      <w:pPr>
-        <w:pStyle w:val="ListBullet"/>
-        <w:spacing w:line="240" w:lineRule="auto"/>
-        <w:ind w:left="720"/>
-      </w:pPr>
-      <w:r>
-        <w:rPr>
-          <w:lang w:val="sw_KE" w:bidi="sw_KE"/>
-        </w:rPr>
-      </w:r>
-      <w:r>
-        <w:rPr>
-          <w:lang w:val="sw_KE" w:bidi="sw_KE"/>
-        </w:rPr>
-        <w:t>Hua alileta jani la mti wa mzeituni kwa Nohu wakati maji ya gharika yalipokuwa yanapungua.</w:t>
-      </w:r>
-    </w:p>
-    <w:p>
-      <w:pPr>
-        <w:pStyle w:val="ListBullet"/>
-        <w:spacing w:line="240" w:lineRule="auto"/>
-        <w:ind w:left="720"/>
-      </w:pPr>
-      <w:r>
-        <w:rPr>
-          <w:lang w:val="sw_KE" w:bidi="sw_KE"/>
-        </w:rPr>
-      </w:r>
-      <w:r>
-        <w:rPr>
-          <w:lang w:val="sw_KE" w:bidi="sw_KE"/>
-        </w:rPr>
-        <w:t>Hua huashiria usafi, kutokuwa na hatia, au amani.</w:t>
-      </w:r>
-    </w:p>
-    <w:p>
-      <w:pPr>
-        <w:pStyle w:val="ListBullet"/>
-        <w:spacing w:line="240" w:lineRule="auto"/>
-        <w:ind w:left="720"/>
-      </w:pPr>
-      <w:r>
-        <w:rPr>
-          <w:lang w:val="sw_KE" w:bidi="sw_KE"/>
-        </w:rPr>
-      </w:r>
-      <w:r>
-        <w:rPr>
-          <w:lang w:val="sw_KE" w:bidi="sw_KE"/>
-        </w:rPr>
-        <w:t>Ikiwa hua au njiwa hawajulikani katika eneo la lugha ambapo tafsiri inafanywa, neno hili linaweza kutafsiriwa kama "ndege mdogo wa kijivu-kahawia anayeitwa hua" au "ndege mdogo wa kijivu au kahawia, sawa na (jina la ndege wa eneo hilo)".</w:t>
-      </w:r>
-    </w:p>
-    <w:p>
-      <w:pPr>
-        <w:pStyle w:val="ListBullet"/>
-        <w:spacing w:line="240" w:lineRule="auto"/>
-        <w:ind w:left="720"/>
-      </w:pPr>
-      <w:r>
-        <w:rPr>
-          <w:lang w:val="sw_KE" w:bidi="sw_KE"/>
-        </w:rPr>
-      </w:r>
-      <w:r>
-        <w:rPr>
-          <w:lang w:val="sw_KE" w:bidi="sw_KE"/>
-        </w:rPr>
-        <w:t>Ikiwa hua na njiwa wanatajwa katika mstari huo huo, ni bora kutumia maneno mawili tofauti kwa ndege hawa, ikiwezekana.</w:t>
-      </w:r>
-    </w:p>
-    <w:p>
-      <w:pPr>
-        <w:pStyle w:val="ListBullet"/>
-        <w:spacing w:line="240" w:lineRule="auto"/>
-        <w:ind w:left="720"/>
-      </w:pPr>
-      <w:r>
-        <w:rPr>
-          <w:lang w:val="sw_KE" w:bidi="sw_KE"/>
-        </w:rPr>
-      </w:r>
-      <w:r>
-        <w:rPr>
-          <w:lang w:val="sw_KE" w:bidi="sw_KE"/>
-        </w:rPr>
-        <w:t>Hua koge ni aina ya hua iliyotajwa katika Mwanzo 15:9, Wimbo Ulio Bora 2:12, na Mambo ya Walawi 12:6.</w:t>
-      </w:r>
-    </w:p>
-    <w:p>
-      <w:pPr/>
-      <w:r>
-        <w:rPr>
-          <w:lang w:val="sw_KE" w:bidi="sw_KE"/>
-        </w:rPr>
-      </w:r>
-      <w:r>
-        <w:rPr>
-          <w:lang w:val="sw_KE" w:bidi="sw_KE"/>
-        </w:rPr>
-        <w:t>(Tazama pia: Jinsi ya Kutafsiri Visivyojulikana)</w:t>
-      </w:r>
-    </w:p>
-    <w:p>
-      <w:pPr/>
-      <w:r>
-        <w:rPr>
-          <w:lang w:val="sw_KE" w:bidi="sw_KE"/>
-        </w:rPr>
-      </w:r>
-      <w:r>
-        <w:rPr>
-          <w:lang w:val="sw_KE" w:bidi="sw_KE"/>
-        </w:rPr>
-        <w:t xml:space="preserve">(Tazama pia: </w:t>
-      </w:r>
-      <w:r>
-        <w:rPr>
-          <w:lang w:val="sw_KE" w:bidi="sw_KE"/>
-        </w:rPr>
-        <w:t>mzeituni</w:t>
-      </w:r>
-      <w:r>
-        <w:rPr>
-          <w:lang w:val="sw_KE" w:bidi="sw_KE"/>
-        </w:rPr>
-        <w:t xml:space="preserve">, </w:t>
-      </w:r>
-      <w:r>
-        <w:rPr>
-          <w:lang w:val="sw_KE" w:bidi="sw_KE"/>
-        </w:rPr>
         <w:t>bila hatia</w:t>
       </w:r>
       <w:r>
         <w:rPr>
           <w:lang w:val="sw_KE" w:bidi="sw_KE"/>
         </w:rPr>
-        <w:t xml:space="preserve">, </w:t>
-      </w:r>
-      <w:r>
-        <w:rPr>
-          <w:lang w:val="sw_KE" w:bidi="sw_KE"/>
-        </w:rPr>
-        <w:t>safi</w:t>
-      </w:r>
-      <w:r>
-        <w:rPr>
-          <w:lang w:val="sw_KE" w:bidi="sw_KE"/>
-        </w:rPr>
-        <w:t>)</w:t>
+        <w:t>, safi)</w:t>
       </w:r>
     </w:p>
     <w:p>
